--- a/Ahmad Sudais Proposal TA 2025 (Rencana A).docx
+++ b/Ahmad Sudais Proposal TA 2025 (Rencana A).docx
@@ -72,7 +72,15 @@
           <w:sz w:val="24"/>
           <w:szCs w:val="24"/>
         </w:rPr>
-        <w:t>Pengembangan Game Simulasi Penataan Interior Berbasis Evaluasi Kualitas Spasial sebagai Media Edukasi Desain Interior</w:t>
+        <w:t xml:space="preserve">Pengembangan </w:t>
+      </w:r>
+      <w:r>
+        <w:rPr>
+          <w:b/>
+          <w:sz w:val="24"/>
+          <w:szCs w:val="24"/>
+        </w:rPr>
+        <w:t>Game Simulasi Penataan Ruang dengan Algoritma Evaluasi Kualitas Tata Letak Furnitur Berbasis Multi-Kriteria</w:t>
       </w:r>
     </w:p>
     <w:p>
@@ -126,7 +134,7 @@
           <w:sz w:val="24"/>
           <w:szCs w:val="56"/>
         </w:rPr>
-        <w:t>Development of an Interior Layout Simulation Game Based on Spatial Quality Evaluation as an Educational Medium for Interior Design</w:t>
+        <w:t>Development of a Space Layout Simulation Game with a Multi-Criteria Furniture Layout Quality Evaluation Algorithm</w:t>
       </w:r>
     </w:p>
     <w:p>
@@ -526,7 +534,15 @@
           <w:sz w:val="24"/>
           <w:szCs w:val="24"/>
         </w:rPr>
-        <w:t>Pengembangan Game Simulasi Penataan Interior Berbasis Evaluasi Kualitas Spasial sebagai Media Edukasi Desain Interior</w:t>
+        <w:t xml:space="preserve">Pengembangan </w:t>
+      </w:r>
+      <w:r>
+        <w:rPr>
+          <w:b/>
+          <w:sz w:val="24"/>
+          <w:szCs w:val="24"/>
+        </w:rPr>
+        <w:t>Game Simulasi Penataan Ruang dengan Algoritma Evaluasi Kualitas Tata Letak Furnitur Berbasis Multi-Kriteria</w:t>
       </w:r>
     </w:p>
     <w:p>
@@ -580,7 +596,7 @@
           <w:sz w:val="24"/>
           <w:szCs w:val="56"/>
         </w:rPr>
-        <w:t>Development of an Interior Layout Simulation Game Based on Spatial Quality Evaluation as an Educational Medium for Interior Design</w:t>
+        <w:t>Development of a Space Layout Simulation Game with a Multi-Criteria Furniture Layout Quality Evaluation Algorithm</w:t>
       </w:r>
     </w:p>
     <w:p>
@@ -1025,7 +1041,15 @@
           <w:sz w:val="24"/>
           <w:szCs w:val="24"/>
         </w:rPr>
-        <w:t>Pengembangan Game Simulasi Penataan Interior Berbasis Evaluasi Kualitas Spasial sebagai Media Edukasi Desain Interior</w:t>
+        <w:t xml:space="preserve">Pengembangan </w:t>
+      </w:r>
+      <w:r>
+        <w:rPr>
+          <w:b/>
+          <w:sz w:val="24"/>
+          <w:szCs w:val="24"/>
+        </w:rPr>
+        <w:t>Game Simulasi Penataan Ruang dengan Algoritma Evaluasi Kualitas Tata Letak Furnitur Berbasis Multi-Kriteria</w:t>
       </w:r>
     </w:p>
     <w:p>
@@ -4531,216 +4555,6 @@
     </w:p>
     <w:p>
       <w:pPr>
-        <w:spacing w:line="360" w:lineRule="auto"/>
-        <w:ind w:right="-7"/>
-        <w:rPr>
-          <w:sz w:val="24"/>
-          <w:szCs w:val="24"/>
-        </w:rPr>
-      </w:pPr>
-    </w:p>
-    <w:p>
-      <w:pPr>
-        <w:spacing w:line="360" w:lineRule="auto"/>
-        <w:ind w:right="-7"/>
-        <w:rPr>
-          <w:sz w:val="24"/>
-          <w:szCs w:val="24"/>
-        </w:rPr>
-      </w:pPr>
-    </w:p>
-    <w:p>
-      <w:pPr>
-        <w:spacing w:line="360" w:lineRule="auto"/>
-        <w:ind w:right="-7"/>
-        <w:rPr>
-          <w:sz w:val="24"/>
-          <w:szCs w:val="24"/>
-        </w:rPr>
-      </w:pPr>
-    </w:p>
-    <w:p>
-      <w:pPr>
-        <w:spacing w:line="360" w:lineRule="auto"/>
-        <w:ind w:right="-7"/>
-        <w:rPr>
-          <w:sz w:val="24"/>
-          <w:szCs w:val="24"/>
-        </w:rPr>
-      </w:pPr>
-    </w:p>
-    <w:p>
-      <w:pPr>
-        <w:spacing w:line="360" w:lineRule="auto"/>
-        <w:ind w:right="-7"/>
-        <w:rPr>
-          <w:sz w:val="24"/>
-          <w:szCs w:val="24"/>
-        </w:rPr>
-      </w:pPr>
-    </w:p>
-    <w:p>
-      <w:pPr>
-        <w:spacing w:line="360" w:lineRule="auto"/>
-        <w:ind w:right="-7"/>
-        <w:rPr>
-          <w:sz w:val="24"/>
-          <w:szCs w:val="24"/>
-        </w:rPr>
-      </w:pPr>
-    </w:p>
-    <w:p>
-      <w:pPr>
-        <w:spacing w:line="360" w:lineRule="auto"/>
-        <w:ind w:right="-7"/>
-        <w:rPr>
-          <w:sz w:val="24"/>
-          <w:szCs w:val="24"/>
-        </w:rPr>
-      </w:pPr>
-    </w:p>
-    <w:p>
-      <w:pPr>
-        <w:spacing w:line="360" w:lineRule="auto"/>
-        <w:ind w:right="-7"/>
-        <w:rPr>
-          <w:sz w:val="24"/>
-          <w:szCs w:val="24"/>
-        </w:rPr>
-      </w:pPr>
-    </w:p>
-    <w:p>
-      <w:pPr>
-        <w:spacing w:line="360" w:lineRule="auto"/>
-        <w:ind w:right="-7"/>
-        <w:rPr>
-          <w:sz w:val="24"/>
-          <w:szCs w:val="24"/>
-        </w:rPr>
-      </w:pPr>
-    </w:p>
-    <w:p>
-      <w:pPr>
-        <w:spacing w:line="360" w:lineRule="auto"/>
-        <w:ind w:right="-7"/>
-        <w:rPr>
-          <w:sz w:val="24"/>
-          <w:szCs w:val="24"/>
-        </w:rPr>
-      </w:pPr>
-    </w:p>
-    <w:p>
-      <w:pPr>
-        <w:spacing w:line="360" w:lineRule="auto"/>
-        <w:ind w:right="-7"/>
-        <w:rPr>
-          <w:sz w:val="24"/>
-          <w:szCs w:val="24"/>
-        </w:rPr>
-      </w:pPr>
-    </w:p>
-    <w:p>
-      <w:pPr>
-        <w:spacing w:line="360" w:lineRule="auto"/>
-        <w:ind w:right="-7"/>
-        <w:rPr>
-          <w:sz w:val="24"/>
-          <w:szCs w:val="24"/>
-        </w:rPr>
-      </w:pPr>
-    </w:p>
-    <w:p>
-      <w:pPr>
-        <w:spacing w:line="360" w:lineRule="auto"/>
-        <w:ind w:right="-7"/>
-        <w:rPr>
-          <w:sz w:val="24"/>
-          <w:szCs w:val="24"/>
-        </w:rPr>
-      </w:pPr>
-    </w:p>
-    <w:p>
-      <w:pPr>
-        <w:spacing w:line="360" w:lineRule="auto"/>
-        <w:ind w:right="-7"/>
-        <w:rPr>
-          <w:sz w:val="24"/>
-          <w:szCs w:val="24"/>
-        </w:rPr>
-      </w:pPr>
-    </w:p>
-    <w:p>
-      <w:pPr>
-        <w:spacing w:line="360" w:lineRule="auto"/>
-        <w:ind w:right="-7"/>
-        <w:rPr>
-          <w:sz w:val="24"/>
-          <w:szCs w:val="24"/>
-        </w:rPr>
-      </w:pPr>
-    </w:p>
-    <w:p>
-      <w:pPr>
-        <w:spacing w:line="360" w:lineRule="auto"/>
-        <w:ind w:right="-7"/>
-        <w:rPr>
-          <w:sz w:val="24"/>
-          <w:szCs w:val="24"/>
-        </w:rPr>
-      </w:pPr>
-    </w:p>
-    <w:p>
-      <w:pPr>
-        <w:spacing w:line="360" w:lineRule="auto"/>
-        <w:ind w:right="-7"/>
-        <w:rPr>
-          <w:sz w:val="24"/>
-          <w:szCs w:val="24"/>
-        </w:rPr>
-      </w:pPr>
-    </w:p>
-    <w:p>
-      <w:pPr>
-        <w:spacing w:line="360" w:lineRule="auto"/>
-        <w:ind w:right="-7"/>
-        <w:rPr>
-          <w:sz w:val="24"/>
-          <w:szCs w:val="24"/>
-        </w:rPr>
-      </w:pPr>
-    </w:p>
-    <w:p>
-      <w:pPr>
-        <w:spacing w:line="360" w:lineRule="auto"/>
-        <w:ind w:right="-7"/>
-        <w:rPr>
-          <w:sz w:val="24"/>
-          <w:szCs w:val="24"/>
-        </w:rPr>
-      </w:pPr>
-    </w:p>
-    <w:p>
-      <w:pPr>
-        <w:spacing w:line="360" w:lineRule="auto"/>
-        <w:ind w:right="-7"/>
-        <w:rPr>
-          <w:sz w:val="24"/>
-          <w:szCs w:val="24"/>
-        </w:rPr>
-      </w:pPr>
-    </w:p>
-    <w:p>
-      <w:pPr>
-        <w:spacing w:line="360" w:lineRule="auto"/>
-        <w:ind w:right="-7"/>
-        <w:rPr>
-          <w:sz w:val="24"/>
-          <w:szCs w:val="24"/>
-        </w:rPr>
-      </w:pPr>
-    </w:p>
-    <w:p>
-      <w:pPr>
         <w:pStyle w:val="Heading1"/>
         <w:numPr>
           <w:ilvl w:val="0"/>
@@ -4750,6 +4564,7 @@
       </w:pPr>
       <w:bookmarkStart w:id="4" w:name="_Toc239805872"/>
       <w:r>
+        <w:lastRenderedPageBreak/>
         <w:t>INTISARI</w:t>
       </w:r>
       <w:bookmarkEnd w:id="4"/>
@@ -4798,7 +4613,15 @@
           <w:sz w:val="24"/>
           <w:szCs w:val="24"/>
         </w:rPr>
-        <w:t>Pengembangan Game Simulasi Penataan Interior Berbasis Evaluasi Kualitas Spasial sebagai Media Edukasi Desain Interior</w:t>
+        <w:t xml:space="preserve">Pengembangan </w:t>
+      </w:r>
+      <w:r>
+        <w:rPr>
+          <w:b/>
+          <w:sz w:val="24"/>
+          <w:szCs w:val="24"/>
+        </w:rPr>
+        <w:t>Game Simulasi Penataan Ruang dengan Algoritma Evaluasi Kualitas Tata Letak Furnitur Berbasis Multi-Kriteria</w:t>
       </w:r>
     </w:p>
     <w:p>
@@ -5347,6 +5170,7 @@
         <w:rPr>
           <w:i/>
         </w:rPr>
+        <w:lastRenderedPageBreak/>
         <w:t>ABSTRACT</w:t>
       </w:r>
       <w:bookmarkEnd w:id="5"/>
@@ -5401,7 +5225,7 @@
           <w:sz w:val="24"/>
           <w:szCs w:val="56"/>
         </w:rPr>
-        <w:t>Development of an Interior Layout Simulation Game Based on Spatial Quality Evaluation as an Educational Medium for Interior Design</w:t>
+        <w:t>Development of a Space Layout Simulation Game with a Multi-Criteria Furniture Layout Quality Evaluation Algorithm</w:t>
       </w:r>
     </w:p>
     <w:p>
@@ -5825,10 +5649,10 @@
       <w:r>
         <w:tab/>
       </w:r>
-      <w:r>
-        <w:t>Game Simulasi sebagai Media Edukasi Interior</w:t>
-      </w:r>
       <w:bookmarkEnd w:id="15"/>
+      <w:r>
+        <w:t>State of the Art</w:t>
+      </w:r>
     </w:p>
     <w:p>
       <w:pPr>
@@ -5854,10 +5678,10 @@
       <w:r>
         <w:tab/>
       </w:r>
-      <w:r>
-        <w:t>Penelitian Simulasi dan Desain Interior Digital</w:t>
-      </w:r>
       <w:bookmarkEnd w:id="16"/>
+      <w:r>
+        <w:t>Tinjauan Penelitian Terdahulu</w:t>
+      </w:r>
     </w:p>
     <w:p/>
     <w:p>
@@ -5876,22 +5700,77 @@
       <w:r>
         <w:tab/>
       </w:r>
-      <w:r>
-        <w:t>Penelitian Optimasi Tata Ruang (</w:t>
-      </w:r>
-      <w:r>
-        <w:rPr>
-          <w:i/>
-          <w:iCs/>
-        </w:rPr>
-        <w:t>Spatial Optimization</w:t>
-      </w:r>
-      <w:r>
-        <w:t>)</w:t>
-      </w:r>
       <w:bookmarkEnd w:id="17"/>
+      <w:r>
+        <w:t>Posisi dan Kebaruan Penelitian</w:t>
+      </w:r>
+    </w:p>
+    <w:p>
+      <w:pPr>
+        <w:spacing w:line="360" w:lineRule="auto"/>
+        <w:jc w:val="both"/>
+        <w:rPr>
+          <w:sz w:val="24"/>
+          <w:szCs w:val="24"/>
+        </w:rPr>
+      </w:pPr>
     </w:p>
     <w:p/>
+    <w:p>
+      <w:pPr>
+        <w:spacing w:line="360" w:lineRule="auto"/>
+        <w:ind w:right="-7"/>
+      </w:pPr>
+    </w:p>
+    <w:p>
+      <w:pPr>
+        <w:pStyle w:val="Heading1"/>
+        <w:numPr>
+          <w:ilvl w:val="0"/>
+          <w:numId w:val="0"/>
+        </w:numPr>
+        <w:ind w:right="-7"/>
+      </w:pPr>
+      <w:bookmarkStart w:id="18" w:name="_Toc239805887"/>
+      <w:r>
+        <w:t>BAB III</w:t>
+      </w:r>
+      <w:bookmarkEnd w:id="18"/>
+    </w:p>
+    <w:p>
+      <w:pPr>
+        <w:pStyle w:val="Heading1"/>
+        <w:numPr>
+          <w:ilvl w:val="0"/>
+          <w:numId w:val="0"/>
+        </w:numPr>
+        <w:ind w:right="-7"/>
+      </w:pPr>
+      <w:bookmarkStart w:id="19" w:name="_Toc239805888"/>
+      <w:r>
+        <w:t>METODOLOGI PENELITIAN</w:t>
+      </w:r>
+      <w:bookmarkEnd w:id="19"/>
+    </w:p>
+    <w:p>
+      <w:pPr>
+        <w:pBdr>
+          <w:top w:val="nil"/>
+          <w:left w:val="nil"/>
+          <w:bottom w:val="nil"/>
+          <w:right w:val="nil"/>
+          <w:between w:val="nil"/>
+        </w:pBdr>
+        <w:spacing w:line="360" w:lineRule="auto"/>
+        <w:ind w:right="-7"/>
+        <w:jc w:val="both"/>
+        <w:rPr>
+          <w:color w:val="000000"/>
+          <w:sz w:val="24"/>
+          <w:szCs w:val="24"/>
+        </w:rPr>
+      </w:pPr>
+    </w:p>
     <w:p>
       <w:pPr>
         <w:pStyle w:val="Heading2"/>
@@ -5901,19 +5780,28 @@
         </w:numPr>
         <w:ind w:right="-7"/>
       </w:pPr>
-      <w:bookmarkStart w:id="18" w:name="_Toc239805885"/>
-      <w:r>
-        <w:t>2.4.</w:t>
+      <w:bookmarkStart w:id="20" w:name="_Toc239805889"/>
+      <w:r>
+        <w:t>3.1.</w:t>
       </w:r>
       <w:r>
         <w:tab/>
-      </w:r>
-      <w:r>
-        <w:t>Produk dan Game Terkait</w:t>
-      </w:r>
-      <w:bookmarkEnd w:id="18"/>
-    </w:p>
-    <w:p/>
+        <w:t>Deskripsi Umum</w:t>
+      </w:r>
+      <w:r>
+        <w:t xml:space="preserve"> Penelitian</w:t>
+      </w:r>
+      <w:bookmarkEnd w:id="20"/>
+    </w:p>
+    <w:p>
+      <w:pPr>
+        <w:jc w:val="both"/>
+        <w:rPr>
+          <w:sz w:val="24"/>
+          <w:szCs w:val="24"/>
+        </w:rPr>
+      </w:pPr>
+    </w:p>
     <w:p>
       <w:pPr>
         <w:pStyle w:val="Heading2"/>
@@ -5923,141 +5811,23 @@
         </w:numPr>
         <w:ind w:right="-7"/>
       </w:pPr>
-      <w:bookmarkStart w:id="19" w:name="_Toc239805886"/>
-      <w:r>
-        <w:t>2.5.</w:t>
+      <w:bookmarkStart w:id="21" w:name="_Toc239805890"/>
+      <w:r>
+        <w:t>3.2.</w:t>
       </w:r>
       <w:r>
         <w:tab/>
       </w:r>
       <w:r>
-        <w:t>Analisis Research Gap dan Posisi Penelitian</w:t>
-      </w:r>
-      <w:bookmarkEnd w:id="19"/>
-    </w:p>
-    <w:p>
-      <w:pPr>
-        <w:spacing w:line="360" w:lineRule="auto"/>
-        <w:jc w:val="both"/>
-        <w:rPr>
-          <w:sz w:val="24"/>
-          <w:szCs w:val="24"/>
-        </w:rPr>
-      </w:pPr>
-    </w:p>
-    <w:p/>
-    <w:p>
-      <w:pPr>
-        <w:spacing w:line="360" w:lineRule="auto"/>
-        <w:ind w:right="-7"/>
-      </w:pPr>
-    </w:p>
-    <w:p>
-      <w:pPr>
-        <w:pStyle w:val="Heading1"/>
-        <w:numPr>
-          <w:ilvl w:val="0"/>
-          <w:numId w:val="0"/>
-        </w:numPr>
-        <w:ind w:right="-7"/>
-      </w:pPr>
-      <w:bookmarkStart w:id="20" w:name="_Toc239805887"/>
-      <w:r>
-        <w:t>BAB III</w:t>
-      </w:r>
-      <w:bookmarkEnd w:id="20"/>
-    </w:p>
-    <w:p>
-      <w:pPr>
-        <w:pStyle w:val="Heading1"/>
-        <w:numPr>
-          <w:ilvl w:val="0"/>
-          <w:numId w:val="0"/>
-        </w:numPr>
-        <w:ind w:right="-7"/>
-      </w:pPr>
-      <w:bookmarkStart w:id="21" w:name="_Toc239805888"/>
-      <w:r>
-        <w:t>METODOLOGI PENELITIAN</w:t>
+        <w:t>Metod</w:t>
+      </w:r>
+      <w:r>
+        <w:t>ologi</w:t>
+      </w:r>
+      <w:r>
+        <w:t xml:space="preserve"> Penelitian</w:t>
       </w:r>
       <w:bookmarkEnd w:id="21"/>
-    </w:p>
-    <w:p>
-      <w:pPr>
-        <w:pBdr>
-          <w:top w:val="nil"/>
-          <w:left w:val="nil"/>
-          <w:bottom w:val="nil"/>
-          <w:right w:val="nil"/>
-          <w:between w:val="nil"/>
-        </w:pBdr>
-        <w:spacing w:line="360" w:lineRule="auto"/>
-        <w:ind w:right="-7"/>
-        <w:jc w:val="both"/>
-        <w:rPr>
-          <w:color w:val="000000"/>
-          <w:sz w:val="24"/>
-          <w:szCs w:val="24"/>
-        </w:rPr>
-      </w:pPr>
-    </w:p>
-    <w:p>
-      <w:pPr>
-        <w:pStyle w:val="Heading2"/>
-        <w:numPr>
-          <w:ilvl w:val="0"/>
-          <w:numId w:val="0"/>
-        </w:numPr>
-        <w:ind w:right="-7"/>
-      </w:pPr>
-      <w:bookmarkStart w:id="22" w:name="_Toc239805889"/>
-      <w:r>
-        <w:t>3.1.</w:t>
-      </w:r>
-      <w:r>
-        <w:tab/>
-        <w:t>Deskripsi Umum</w:t>
-      </w:r>
-      <w:r>
-        <w:t xml:space="preserve"> Penelitian</w:t>
-      </w:r>
-      <w:bookmarkEnd w:id="22"/>
-    </w:p>
-    <w:p>
-      <w:pPr>
-        <w:jc w:val="both"/>
-        <w:rPr>
-          <w:sz w:val="24"/>
-          <w:szCs w:val="24"/>
-        </w:rPr>
-      </w:pPr>
-    </w:p>
-    <w:p>
-      <w:pPr>
-        <w:pStyle w:val="Heading2"/>
-        <w:numPr>
-          <w:ilvl w:val="0"/>
-          <w:numId w:val="0"/>
-        </w:numPr>
-        <w:ind w:right="-7"/>
-      </w:pPr>
-      <w:bookmarkStart w:id="23" w:name="_Toc239805890"/>
-      <w:r>
-        <w:t>3.2.</w:t>
-      </w:r>
-      <w:r>
-        <w:tab/>
-      </w:r>
-      <w:r>
-        <w:t>Metod</w:t>
-      </w:r>
-      <w:r>
-        <w:t>ologi</w:t>
-      </w:r>
-      <w:r>
-        <w:t xml:space="preserve"> Penelitian</w:t>
-      </w:r>
-      <w:bookmarkEnd w:id="23"/>
       <w:r>
         <w:t xml:space="preserve"> </w:t>
       </w:r>
@@ -6089,8 +5859,8 @@
           <w:titlePg/>
         </w:sectPr>
       </w:pPr>
-      <w:bookmarkStart w:id="24" w:name="_heading=h.lj0ielra2qpa" w:colFirst="0" w:colLast="0"/>
-      <w:bookmarkEnd w:id="24"/>
+      <w:bookmarkStart w:id="22" w:name="_heading=h.lj0ielra2qpa" w:colFirst="0" w:colLast="0"/>
+      <w:bookmarkEnd w:id="22"/>
     </w:p>
     <w:p>
       <w:pPr>
@@ -6101,12 +5871,12 @@
         </w:numPr>
         <w:ind w:right="-7"/>
       </w:pPr>
-      <w:bookmarkStart w:id="25" w:name="_Toc239805891"/>
+      <w:bookmarkStart w:id="23" w:name="_Toc239805891"/>
       <w:r>
         <w:lastRenderedPageBreak/>
         <w:t>BAB IV</w:t>
       </w:r>
-      <w:bookmarkEnd w:id="25"/>
+      <w:bookmarkEnd w:id="23"/>
     </w:p>
     <w:p>
       <w:pPr>
@@ -6117,11 +5887,11 @@
         </w:numPr>
         <w:ind w:right="-7"/>
       </w:pPr>
-      <w:bookmarkStart w:id="26" w:name="_Toc239805892"/>
+      <w:bookmarkStart w:id="24" w:name="_Toc239805892"/>
       <w:r>
         <w:t>Jadwal Peneletian</w:t>
       </w:r>
-      <w:bookmarkEnd w:id="26"/>
+      <w:bookmarkEnd w:id="24"/>
     </w:p>
     <w:p>
       <w:pPr>
@@ -6170,7 +5940,7 @@
         </w:numPr>
         <w:ind w:right="-7"/>
       </w:pPr>
-      <w:bookmarkStart w:id="27" w:name="_Toc239805893"/>
+      <w:bookmarkStart w:id="25" w:name="_Toc239805893"/>
       <w:r>
         <w:t>4.1.</w:t>
       </w:r>
@@ -6180,7 +5950,7 @@
       <w:r>
         <w:t>Jadwal Penelitian</w:t>
       </w:r>
-      <w:bookmarkEnd w:id="27"/>
+      <w:bookmarkEnd w:id="25"/>
     </w:p>
     <w:p>
       <w:pPr>
@@ -6203,578 +5973,13 @@
         </w:numPr>
         <w:ind w:right="-7"/>
       </w:pPr>
-      <w:bookmarkStart w:id="28" w:name="_Toc239805894"/>
+      <w:bookmarkStart w:id="26" w:name="_Toc239805894"/>
       <w:r>
         <w:t>DAFTAR PUSTAKA</w:t>
       </w:r>
-      <w:bookmarkEnd w:id="28"/>
+      <w:bookmarkEnd w:id="26"/>
     </w:p>
     <w:p/>
-    <w:p>
-      <w:pPr>
-        <w:ind w:left="426" w:right="-7" w:hanging="426"/>
-      </w:pPr>
-      <w:r>
-        <w:t xml:space="preserve">Alaswad, Z. and Nadolny, L. (2017) ‘A game-based design studio: An exploration of an interior design studio environment for implementing game-based learning’, </w:t>
-      </w:r>
-      <w:r>
-        <w:rPr>
-          <w:i/>
-          <w:iCs/>
-        </w:rPr>
-        <w:t>International Journal of Arts &amp; Sciences</w:t>
-      </w:r>
-      <w:r>
-        <w:t xml:space="preserve">, 10(1), pp. 457–468. Available at: </w:t>
-      </w:r>
-      <w:hyperlink r:id="rId17" w:tgtFrame="_new" w:history="1">
-        <w:r>
-          <w:rPr>
-            <w:rStyle w:val="Hyperlink"/>
-          </w:rPr>
-          <w:t>https://www.researchgate.net/publication/316332567_A_game-based_design_studio_An_exploration_of_an_interior_design_studio_environment_for_implementing_game-based_learning</w:t>
-        </w:r>
-      </w:hyperlink>
-    </w:p>
-    <w:p>
-      <w:pPr>
-        <w:ind w:left="426" w:right="-7" w:hanging="426"/>
-      </w:pPr>
-      <w:r>
-        <w:t xml:space="preserve">Çelik, T., Sariyildiz, S. and Tuncer, B. (2022) ‘Multi-objective spatial layout optimization for architectural design’, </w:t>
-      </w:r>
-      <w:r>
-        <w:rPr>
-          <w:i/>
-          <w:iCs/>
-        </w:rPr>
-        <w:t>Journal of Building Performance Simulation</w:t>
-      </w:r>
-      <w:r>
-        <w:t xml:space="preserve">, 15(6), pp. 1–17. Available at: </w:t>
-      </w:r>
-      <w:hyperlink r:id="rId18" w:tgtFrame="_new" w:history="1">
-        <w:r>
-          <w:rPr>
-            <w:rStyle w:val="Hyperlink"/>
-          </w:rPr>
-          <w:t>https://journals.sagepub.com/doi/10.1177/14780771221120576</w:t>
-        </w:r>
-      </w:hyperlink>
-    </w:p>
-    <w:p>
-      <w:pPr>
-        <w:ind w:left="426" w:right="-7" w:hanging="426"/>
-      </w:pPr>
-      <w:r>
-        <w:t xml:space="preserve">Çörekci, T.B. (2020) ‘Game-based learning in interior architecture education’, </w:t>
-      </w:r>
-      <w:r>
-        <w:rPr>
-          <w:i/>
-          <w:iCs/>
-        </w:rPr>
-        <w:t>Design and Technology Education: An International Journal</w:t>
-      </w:r>
-      <w:r>
-        <w:t xml:space="preserve">, 25(2), pp. 88–101. Available at: </w:t>
-      </w:r>
-      <w:hyperlink r:id="rId19" w:tgtFrame="_new" w:history="1">
-        <w:r>
-          <w:rPr>
-            <w:rStyle w:val="Hyperlink"/>
-          </w:rPr>
-          <w:t>https://doi.org/10.24377/DTEIJ.article1193</w:t>
-        </w:r>
-      </w:hyperlink>
-    </w:p>
-    <w:p>
-      <w:pPr>
-        <w:ind w:left="426" w:right="-7" w:hanging="426"/>
-      </w:pPr>
-      <w:r>
-        <w:t xml:space="preserve">Fadhilah, N. and Widjaja, S. (2023) ‘Desain interior rumah tinggal mikro dengan pendekatan design thinking’, </w:t>
-      </w:r>
-      <w:r>
-        <w:rPr>
-          <w:i/>
-          <w:iCs/>
-        </w:rPr>
-        <w:t>Texture: Art and Culture Journal</w:t>
-      </w:r>
-      <w:r>
-        <w:t xml:space="preserve">, 6(2), pp. 112–121. Available at: </w:t>
-      </w:r>
-      <w:hyperlink r:id="rId20" w:tgtFrame="_new" w:history="1">
-        <w:r>
-          <w:rPr>
-            <w:rStyle w:val="Hyperlink"/>
-          </w:rPr>
-          <w:t>https://jurnal.isi-ska.ac.id/index.php/TXT/article/download/4225/3179</w:t>
-        </w:r>
-      </w:hyperlink>
-    </w:p>
-    <w:p>
-      <w:pPr>
-        <w:ind w:left="426" w:right="-7" w:hanging="426"/>
-      </w:pPr>
-      <w:r>
-        <w:t xml:space="preserve">Fadhilah, N. and Widjaja, S. (2023) ‘Desain interior rumah tinggal mikro dengan pendekatan design thinking’, </w:t>
-      </w:r>
-      <w:r>
-        <w:rPr>
-          <w:i/>
-          <w:iCs/>
-        </w:rPr>
-        <w:t>Texture: Art and Culture Journal</w:t>
-      </w:r>
-      <w:r>
-        <w:t xml:space="preserve">, 6(2), pp. 112–121. Available at: </w:t>
-      </w:r>
-      <w:hyperlink r:id="rId21" w:tgtFrame="_new" w:history="1">
-        <w:r>
-          <w:rPr>
-            <w:rStyle w:val="Hyperlink"/>
-          </w:rPr>
-          <w:t>https://jurnal.isi-ska.ac.id/index.php/TXT/article/download/4225/3179</w:t>
-        </w:r>
-      </w:hyperlink>
-    </w:p>
-    <w:p>
-      <w:pPr>
-        <w:ind w:left="426" w:right="-7" w:hanging="426"/>
-      </w:pPr>
-      <w:r>
-        <w:t xml:space="preserve">Livingston, C. (2021) ‘Why The Sims 4 build mode remains so popular’, </w:t>
-      </w:r>
-      <w:r>
-        <w:rPr>
-          <w:i/>
-          <w:iCs/>
-        </w:rPr>
-        <w:t>PCGamesN</w:t>
-      </w:r>
-      <w:r>
-        <w:t xml:space="preserve">. Available at: </w:t>
-      </w:r>
-      <w:hyperlink r:id="rId22" w:history="1">
-        <w:r>
-          <w:rPr>
-            <w:rStyle w:val="Hyperlink"/>
-          </w:rPr>
-          <w:t>https://www.pcgamesn.com/the-sims-4/build-mode</w:t>
-        </w:r>
-      </w:hyperlink>
-      <w:r>
-        <w:t xml:space="preserve"> </w:t>
-      </w:r>
-      <w:r>
-        <w:t>(Accessed: 11 May 2026).</w:t>
-      </w:r>
-    </w:p>
-    <w:p>
-      <w:pPr>
-        <w:ind w:left="426" w:right="-7" w:hanging="426"/>
-      </w:pPr>
-      <w:r>
-        <w:t xml:space="preserve">Madden, J. (2022) ‘Best interior design apps and software’, </w:t>
-      </w:r>
-      <w:r>
-        <w:rPr>
-          <w:i/>
-          <w:iCs/>
-        </w:rPr>
-        <w:t>Architectural Digest</w:t>
-      </w:r>
-      <w:r>
-        <w:t xml:space="preserve">. Available at: </w:t>
-      </w:r>
-      <w:hyperlink r:id="rId23" w:history="1">
-        <w:r>
-          <w:rPr>
-            <w:rStyle w:val="Hyperlink"/>
-          </w:rPr>
-          <w:t>https://www.architecturaldigest.com/story/best-interior-design-apps</w:t>
-        </w:r>
-      </w:hyperlink>
-      <w:r>
-        <w:t xml:space="preserve"> </w:t>
-      </w:r>
-      <w:r>
-        <w:t>(Accessed: 11 May 2026).</w:t>
-      </w:r>
-    </w:p>
-    <w:p>
-      <w:pPr>
-        <w:ind w:left="426" w:right="-7" w:hanging="426"/>
-      </w:pPr>
-      <w:r>
-        <w:t xml:space="preserve">Marshall, C. (2023) ‘Planner 5D review’, </w:t>
-      </w:r>
-      <w:r>
-        <w:rPr>
-          <w:i/>
-          <w:iCs/>
-        </w:rPr>
-        <w:t>TechRadar</w:t>
-      </w:r>
-      <w:r>
-        <w:t xml:space="preserve">. Available at: </w:t>
-      </w:r>
-      <w:hyperlink r:id="rId24" w:tgtFrame="_new" w:history="1">
-        <w:r>
-          <w:rPr>
-            <w:rStyle w:val="Hyperlink"/>
-          </w:rPr>
-          <w:t>https://www.techradar.com/reviews/planner-5d</w:t>
-        </w:r>
-      </w:hyperlink>
-      <w:r>
-        <w:t xml:space="preserve"> (Accessed: 11 May 2026).</w:t>
-      </w:r>
-    </w:p>
-    <w:p>
-      <w:pPr>
-        <w:ind w:left="426" w:right="-7" w:hanging="426"/>
-      </w:pPr>
-      <w:r>
-        <w:t xml:space="preserve">Nugraha, A. and Hidayat, R. (2019) ‘Theoretical study in interior design-based online game’, </w:t>
-      </w:r>
-      <w:r>
-        <w:rPr>
-          <w:i/>
-          <w:iCs/>
-        </w:rPr>
-        <w:t>EAI Endorsed Transactions on Creative Technologies</w:t>
-      </w:r>
-      <w:r>
-        <w:t xml:space="preserve">, 6(19), pp. 1–7. Available at: </w:t>
-      </w:r>
-      <w:hyperlink r:id="rId25" w:tgtFrame="_new" w:history="1">
-        <w:r>
-          <w:rPr>
-            <w:rStyle w:val="Hyperlink"/>
-          </w:rPr>
-          <w:t>https://eudl.eu/pdf/10.4108/eai.26-1-2019.2282907</w:t>
-        </w:r>
-      </w:hyperlink>
-    </w:p>
-    <w:p>
-      <w:pPr>
-        <w:ind w:left="426" w:right="-7" w:hanging="426"/>
-      </w:pPr>
-      <w:r>
-        <w:t xml:space="preserve">Nurjanah, S. (2022) </w:t>
-      </w:r>
-      <w:r>
-        <w:rPr>
-          <w:i/>
-          <w:iCs/>
-        </w:rPr>
-        <w:t>Penggunaan The Sims sebagai media pembelajaran APLPIG pada desain interior</w:t>
-      </w:r>
-      <w:r>
-        <w:t xml:space="preserve">. Universitas Pendidikan Indonesia. Available at: </w:t>
-      </w:r>
-      <w:hyperlink r:id="rId26" w:tgtFrame="_new" w:history="1">
-        <w:r>
-          <w:rPr>
-            <w:rStyle w:val="Hyperlink"/>
-          </w:rPr>
-          <w:t>https://repository.upi.edu/80659/</w:t>
-        </w:r>
-      </w:hyperlink>
-    </w:p>
-    <w:p>
-      <w:pPr>
-        <w:ind w:left="426" w:right="-7" w:hanging="426"/>
-      </w:pPr>
-      <w:r>
-        <w:t xml:space="preserve">Paes, D., Arantes, E. and Irizarry, J. (2022) ‘Immersive virtual reality applied to building design and user spatial experience’, </w:t>
-      </w:r>
-      <w:r>
-        <w:rPr>
-          <w:i/>
-          <w:iCs/>
-        </w:rPr>
-        <w:t>Buildings</w:t>
-      </w:r>
-      <w:r>
-        <w:t xml:space="preserve">, 12(1), pp. 1–18. Available at: </w:t>
-      </w:r>
-      <w:hyperlink r:id="rId27" w:tgtFrame="_new" w:history="1">
-        <w:r>
-          <w:rPr>
-            <w:rStyle w:val="Hyperlink"/>
-          </w:rPr>
-          <w:t>https://www.mdpi.com/2075-5309/12/1/12</w:t>
-        </w:r>
-      </w:hyperlink>
-    </w:p>
-    <w:p>
-      <w:pPr>
-        <w:ind w:left="426" w:right="-7" w:hanging="426"/>
-      </w:pPr>
-      <w:r>
-        <w:t xml:space="preserve">Pratama, R., Wijaya, A. and Saputra, D. (2024) ‘Pengenalan desain interior menggunakan </w:t>
-      </w:r>
-      <w:r>
-        <w:lastRenderedPageBreak/>
-        <w:t xml:space="preserve">metode virtual reality’, </w:t>
-      </w:r>
-      <w:r>
-        <w:rPr>
-          <w:i/>
-          <w:iCs/>
-        </w:rPr>
-        <w:t>Jurnal DIKE</w:t>
-      </w:r>
-      <w:r>
-        <w:t xml:space="preserve">, 4(2), pp. 45–53. Available at: </w:t>
-      </w:r>
-      <w:hyperlink r:id="rId28" w:tgtFrame="_new" w:history="1">
-        <w:r>
-          <w:rPr>
-            <w:rStyle w:val="Hyperlink"/>
-          </w:rPr>
-          <w:t>https://ejournal.cvrobema.com/index.php/dike/article/view/65</w:t>
-        </w:r>
-      </w:hyperlink>
-    </w:p>
-    <w:p>
-      <w:pPr>
-        <w:ind w:left="426" w:right="-7" w:hanging="426"/>
-      </w:pPr>
-      <w:r>
-        <w:t xml:space="preserve">Ramadhan, M., Putra, F. and Kurniawan, A. (2025) ‘Design and development of smart home interior animation’, </w:t>
-      </w:r>
-      <w:r>
-        <w:rPr>
-          <w:i/>
-          <w:iCs/>
-        </w:rPr>
-        <w:t>Journal of Artificial Intelligence and Engineering Applications</w:t>
-      </w:r>
-      <w:r>
-        <w:t xml:space="preserve">, 3(1), pp. 12–20. Available at: </w:t>
-      </w:r>
-      <w:hyperlink r:id="rId29" w:tgtFrame="_new" w:history="1">
-        <w:r>
-          <w:rPr>
-            <w:rStyle w:val="Hyperlink"/>
-          </w:rPr>
-          <w:t>https://ioinformatic.org/index.php/JAIEA/article/view/1438</w:t>
-        </w:r>
-      </w:hyperlink>
-    </w:p>
-    <w:p>
-      <w:pPr>
-        <w:ind w:left="426" w:right="-7" w:hanging="426"/>
-      </w:pPr>
-      <w:r>
-        <w:t xml:space="preserve">Stapleton, D. (2014) ‘The Sims 4 review’, </w:t>
-      </w:r>
-      <w:r>
-        <w:rPr>
-          <w:i/>
-          <w:iCs/>
-        </w:rPr>
-        <w:t>IGN</w:t>
-      </w:r>
-      <w:r>
-        <w:t xml:space="preserve">. Available at: </w:t>
-      </w:r>
-      <w:hyperlink r:id="rId30" w:history="1">
-        <w:r>
-          <w:rPr>
-            <w:rStyle w:val="Hyperlink"/>
-          </w:rPr>
-          <w:t>https://www.ign.com/articles/2014/09/02/the-sims-4-review</w:t>
-        </w:r>
-      </w:hyperlink>
-      <w:r>
-        <w:t xml:space="preserve"> </w:t>
-      </w:r>
-      <w:r>
-        <w:t>(Accessed: 11 May 2026).</w:t>
-      </w:r>
-    </w:p>
-    <w:p>
-      <w:pPr>
-        <w:ind w:left="426" w:right="-7" w:hanging="426"/>
-      </w:pPr>
-      <w:r>
-        <w:t xml:space="preserve">Tack, D. (2018) ‘House Flipper review: A definite fixer-upper’, </w:t>
-      </w:r>
-      <w:r>
-        <w:rPr>
-          <w:i/>
-          <w:iCs/>
-        </w:rPr>
-        <w:t>Game Informer</w:t>
-      </w:r>
-      <w:r>
-        <w:t xml:space="preserve">. Available at: </w:t>
-      </w:r>
-      <w:hyperlink r:id="rId31" w:tgtFrame="_new" w:history="1">
-        <w:r>
-          <w:rPr>
-            <w:rStyle w:val="Hyperlink"/>
-          </w:rPr>
-          <w:t>https://gameinformer.com/review/house-flipper/a-definite-fixer-upper</w:t>
-        </w:r>
-      </w:hyperlink>
-      <w:r>
-        <w:t xml:space="preserve"> (Accessed: 11 May 2026).</w:t>
-      </w:r>
-    </w:p>
-    <w:p>
-      <w:pPr>
-        <w:ind w:left="426" w:right="-7" w:hanging="426"/>
-      </w:pPr>
-      <w:r>
-        <w:t xml:space="preserve">Walker, A. (2018) ‘House Flipper review’, </w:t>
-      </w:r>
-      <w:r>
-        <w:rPr>
-          <w:i/>
-          <w:iCs/>
-        </w:rPr>
-        <w:t>PC Gamer</w:t>
-      </w:r>
-      <w:r>
-        <w:t xml:space="preserve">. Available at: </w:t>
-      </w:r>
-      <w:hyperlink r:id="rId32" w:history="1">
-        <w:r>
-          <w:rPr>
-            <w:rStyle w:val="Hyperlink"/>
-          </w:rPr>
-          <w:t>https://www.pcgamer.com/house-flipper-review/</w:t>
-        </w:r>
-      </w:hyperlink>
-      <w:r>
-        <w:t xml:space="preserve"> </w:t>
-      </w:r>
-      <w:r>
-        <w:t>(Accessed: 11 May 2026).</w:t>
-      </w:r>
-    </w:p>
-    <w:p>
-      <w:pPr>
-        <w:ind w:left="426" w:right="-7" w:hanging="426"/>
-      </w:pPr>
-      <w:r>
-        <w:t xml:space="preserve">Wang, Y., Li, X. and Chen, H. (2022) ‘Architectural design game: A serious game approach’, </w:t>
-      </w:r>
-      <w:r>
-        <w:rPr>
-          <w:i/>
-          <w:iCs/>
-        </w:rPr>
-        <w:t>International Journal of Environmental Research and Public Health</w:t>
-      </w:r>
-      <w:r>
-        <w:t xml:space="preserve">, 19(9), pp. 1–18. Available at: </w:t>
-      </w:r>
-      <w:hyperlink r:id="rId33" w:tgtFrame="_new" w:history="1">
-        <w:r>
-          <w:rPr>
-            <w:rStyle w:val="Hyperlink"/>
-          </w:rPr>
-          <w:t>https://pmc.ncbi.nlm.nih.gov/articles/PMC9096335/</w:t>
-        </w:r>
-      </w:hyperlink>
-    </w:p>
-    <w:p>
-      <w:pPr>
-        <w:ind w:left="426" w:right="-7" w:hanging="426"/>
-      </w:pPr>
-      <w:r>
-        <w:t xml:space="preserve">Wijaya, R., Hartono, A. and Prasetyo, D. (2024) ‘Aplikasi konsep multifungsi dalam desain interior studio loft’, </w:t>
-      </w:r>
-      <w:r>
-        <w:rPr>
-          <w:i/>
-          <w:iCs/>
-        </w:rPr>
-        <w:t>Jurnal Sosial dan Humaniora</w:t>
-      </w:r>
-      <w:r>
-        <w:t xml:space="preserve">, 8(1), pp. 77–86. Available at: </w:t>
-      </w:r>
-      <w:hyperlink r:id="rId34" w:tgtFrame="_new" w:history="1">
-        <w:r>
-          <w:rPr>
-            <w:rStyle w:val="Hyperlink"/>
-          </w:rPr>
-          <w:t>https://journal.untar.ac.id/index.php/JSSH/article/view/36803</w:t>
-        </w:r>
-      </w:hyperlink>
-    </w:p>
-    <w:p>
-      <w:pPr>
-        <w:ind w:left="426" w:right="-7" w:hanging="426"/>
-      </w:pPr>
-      <w:r>
-        <w:t xml:space="preserve">Wu, P., Wang, J. and Li, X. (2021) ‘Automated spatial layout planning and optimization in building design’, </w:t>
-      </w:r>
-      <w:r>
-        <w:rPr>
-          <w:i/>
-          <w:iCs/>
-        </w:rPr>
-        <w:t>Automation in Construction</w:t>
-      </w:r>
-      <w:r>
-        <w:t xml:space="preserve">, 127, pp. 1–14. Available at: </w:t>
-      </w:r>
-      <w:hyperlink r:id="rId35" w:tgtFrame="_new" w:history="1">
-        <w:r>
-          <w:rPr>
-            <w:rStyle w:val="Hyperlink"/>
-          </w:rPr>
-          <w:t>https://doi.org/10.1016/j.autcon.2021.103589</w:t>
-        </w:r>
-      </w:hyperlink>
-    </w:p>
-    <w:p>
-      <w:pPr>
-        <w:ind w:left="426" w:right="-7" w:hanging="426"/>
-        <w:rPr>
-          <w:lang w:val="en-ID"/>
-        </w:rPr>
-      </w:pPr>
-      <w:r>
-        <w:rPr>
-          <w:lang w:val="en-ID"/>
-        </w:rPr>
-        <w:t xml:space="preserve">Yu, F., Zhang, Y. and Chen, H. (2023) ‘Interactive differential evolution for interior layout optimization’, </w:t>
-      </w:r>
-      <w:r>
-        <w:rPr>
-          <w:i/>
-          <w:iCs/>
-          <w:lang w:val="en-ID"/>
-        </w:rPr>
-        <w:t>Algorithms</w:t>
-      </w:r>
-      <w:r>
-        <w:rPr>
-          <w:lang w:val="en-ID"/>
-        </w:rPr>
-        <w:t xml:space="preserve">, 16(6), pp. 1–20. Available at: </w:t>
-      </w:r>
-      <w:hyperlink r:id="rId36" w:tgtFrame="_new" w:history="1">
-        <w:r>
-          <w:rPr>
-            <w:rStyle w:val="Hyperlink"/>
-            <w:lang w:val="en-ID"/>
-          </w:rPr>
-          <w:t>https://www.mdpi.com/1999-4893/16/6/275</w:t>
-        </w:r>
-      </w:hyperlink>
-    </w:p>
     <w:p>
       <w:pPr>
         <w:ind w:left="426" w:right="-7" w:hanging="426"/>
@@ -6795,12 +6000,12 @@
         </w:numPr>
         <w:ind w:right="-7"/>
       </w:pPr>
-      <w:bookmarkStart w:id="29" w:name="_Toc239805895"/>
+      <w:bookmarkStart w:id="27" w:name="_Toc239805895"/>
       <w:r>
         <w:lastRenderedPageBreak/>
         <w:t>LAMPIRAN</w:t>
       </w:r>
-      <w:bookmarkEnd w:id="29"/>
+      <w:bookmarkEnd w:id="27"/>
     </w:p>
     <w:p>
       <w:pPr>
@@ -9531,7 +8736,7 @@
   <w:style w:type="paragraph" w:default="1" w:styleId="Normal">
     <w:name w:val="Normal"/>
     <w:qFormat/>
-    <w:rsid w:val="00D654BC"/>
+    <w:rsid w:val="00E37DD2"/>
     <w:pPr>
       <w:autoSpaceDE w:val="0"/>
       <w:autoSpaceDN w:val="0"/>
@@ -10734,28 +9939,28 @@
 </file>
 
 <file path=customXml/item1.xml><?xml version="1.0" encoding="utf-8"?>
+<b:Sources xmlns:b="http://schemas.openxmlformats.org/officeDocument/2006/bibliography" xmlns="http://schemas.openxmlformats.org/officeDocument/2006/bibliography" SelectedStyle="\APASixthEditionOfficeOnline.xsl" StyleName="APA" Version="6"/>
+</file>
+
+<file path=customXml/item2.xml><?xml version="1.0" encoding="utf-8"?>
 <go:gDocsCustomXmlDataStorage xmlns:go="http://customooxmlschemas.google.com/" xmlns:r="http://schemas.openxmlformats.org/officeDocument/2006/relationships" uri="GoogleDocsCustomDataVersion2">
   <go:docsCustomData xmlns:go="http://customooxmlschemas.google.com/" roundtripDataSignature="AMtx7mhWu/Y0pyV7WzQAiyFvMMsSQjboOw==">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</go:docsCustomData>
 </go:gDocsCustomXmlDataStorage>
 </file>
 
-<file path=customXml/item2.xml><?xml version="1.0" encoding="utf-8"?>
-<b:Sources xmlns:b="http://schemas.openxmlformats.org/officeDocument/2006/bibliography" xmlns="http://schemas.openxmlformats.org/officeDocument/2006/bibliography" SelectedStyle="\APASixthEditionOfficeOnline.xsl" StyleName="APA" Version="6"/>
+<file path=customXml/itemProps1.xml><?xml version="1.0" encoding="utf-8"?>
+<ds:datastoreItem xmlns:ds="http://schemas.openxmlformats.org/officeDocument/2006/customXml" ds:itemID="{AB3ED024-F621-4E1A-AE7C-48DBBE74D2C0}">
+  <ds:schemaRefs>
+    <ds:schemaRef ds:uri="http://schemas.openxmlformats.org/officeDocument/2006/bibliography"/>
+  </ds:schemaRefs>
+</ds:datastoreItem>
 </file>
 
-<file path=customXml/itemProps1.xml><?xml version="1.0" encoding="utf-8"?>
+<file path=customXml/itemProps2.xml><?xml version="1.0" encoding="utf-8"?>
 <ds:datastoreItem xmlns:ds="http://schemas.openxmlformats.org/officeDocument/2006/customXml" ds:itemID="{11111111-1234-1234-1234-123412341234}">
   <ds:schemaRefs>
     <ds:schemaRef ds:uri="http://customooxmlschemas.google.com/"/>
     <ds:schemaRef ds:uri="http://schemas.openxmlformats.org/officeDocument/2006/relationships"/>
   </ds:schemaRefs>
 </ds:datastoreItem>
-</file>
-
-<file path=customXml/itemProps2.xml><?xml version="1.0" encoding="utf-8"?>
-<ds:datastoreItem xmlns:ds="http://schemas.openxmlformats.org/officeDocument/2006/customXml" ds:itemID="{AB3ED024-F621-4E1A-AE7C-48DBBE74D2C0}">
-  <ds:schemaRefs>
-    <ds:schemaRef ds:uri="http://schemas.openxmlformats.org/officeDocument/2006/bibliography"/>
-  </ds:schemaRefs>
-</ds:datastoreItem>
 </file>
--- a/Ahmad Sudais Proposal TA 2025 (Rencana A).docx
+++ b/Ahmad Sudais Proposal TA 2025 (Rencana A).docx
@@ -942,7 +942,7 @@
         </w:numPr>
         <w:ind w:right="-7"/>
       </w:pPr>
-      <w:bookmarkStart w:id="1" w:name="_Toc240478588"/>
+      <w:bookmarkStart w:id="1" w:name="_Toc240975874"/>
       <w:r>
         <w:lastRenderedPageBreak/>
         <w:t>HALAMAN</w:t>
@@ -1737,7 +1737,7 @@
         </w:numPr>
         <w:ind w:right="-7"/>
       </w:pPr>
-      <w:bookmarkStart w:id="2" w:name="_Toc240478589"/>
+      <w:bookmarkStart w:id="2" w:name="_Toc240975875"/>
       <w:r>
         <w:lastRenderedPageBreak/>
         <w:t>PERNYATAAN</w:t>
@@ -2237,7 +2237,7 @@
         <w:spacing w:line="240" w:lineRule="auto"/>
         <w:ind w:right="-7"/>
       </w:pPr>
-      <w:bookmarkStart w:id="3" w:name="_Toc240478590"/>
+      <w:bookmarkStart w:id="3" w:name="_Toc240975876"/>
       <w:r>
         <w:lastRenderedPageBreak/>
         <w:t>DAFTAR ISI</w:t>
@@ -2291,7 +2291,7 @@
           <w:r>
             <w:fldChar w:fldCharType="separate"/>
           </w:r>
-          <w:hyperlink w:anchor="_Toc240478588" w:history="1">
+          <w:hyperlink w:anchor="_Toc240975874" w:history="1">
             <w:r>
               <w:rPr>
                 <w:rStyle w:val="Hyperlink"/>
@@ -2318,7 +2318,7 @@
                 <w:noProof/>
                 <w:webHidden/>
               </w:rPr>
-              <w:instrText xml:space="preserve"> PAGEREF _Toc240478588 \h </w:instrText>
+              <w:instrText xml:space="preserve"> PAGEREF _Toc240975874 \h </w:instrText>
             </w:r>
             <w:r>
               <w:rPr>
@@ -2362,7 +2362,7 @@
               <w14:ligatures w14:val="standardContextual"/>
             </w:rPr>
           </w:pPr>
-          <w:hyperlink w:anchor="_Toc240478589" w:history="1">
+          <w:hyperlink w:anchor="_Toc240975875" w:history="1">
             <w:r>
               <w:rPr>
                 <w:rStyle w:val="Hyperlink"/>
@@ -2389,7 +2389,7 @@
                 <w:noProof/>
                 <w:webHidden/>
               </w:rPr>
-              <w:instrText xml:space="preserve"> PAGEREF _Toc240478589 \h </w:instrText>
+              <w:instrText xml:space="preserve"> PAGEREF _Toc240975875 \h </w:instrText>
             </w:r>
             <w:r>
               <w:rPr>
@@ -2433,7 +2433,7 @@
               <w14:ligatures w14:val="standardContextual"/>
             </w:rPr>
           </w:pPr>
-          <w:hyperlink w:anchor="_Toc240478590" w:history="1">
+          <w:hyperlink w:anchor="_Toc240975876" w:history="1">
             <w:r>
               <w:rPr>
                 <w:rStyle w:val="Hyperlink"/>
@@ -2460,7 +2460,7 @@
                 <w:noProof/>
                 <w:webHidden/>
               </w:rPr>
-              <w:instrText xml:space="preserve"> PAGEREF _Toc240478590 \h </w:instrText>
+              <w:instrText xml:space="preserve"> PAGEREF _Toc240975876 \h </w:instrText>
             </w:r>
             <w:r>
               <w:rPr>
@@ -2504,7 +2504,7 @@
               <w14:ligatures w14:val="standardContextual"/>
             </w:rPr>
           </w:pPr>
-          <w:hyperlink w:anchor="_Toc240478591" w:history="1">
+          <w:hyperlink w:anchor="_Toc240975877" w:history="1">
             <w:r>
               <w:rPr>
                 <w:rStyle w:val="Hyperlink"/>
@@ -2531,79 +2531,7 @@
                 <w:noProof/>
                 <w:webHidden/>
               </w:rPr>
-              <w:instrText xml:space="preserve"> PAGEREF _Toc240478591 \h </w:instrText>
-            </w:r>
-            <w:r>
-              <w:rPr>
-                <w:noProof/>
-                <w:webHidden/>
-              </w:rPr>
-            </w:r>
-            <w:r>
-              <w:rPr>
-                <w:noProof/>
-                <w:webHidden/>
-              </w:rPr>
-              <w:fldChar w:fldCharType="separate"/>
-            </w:r>
-            <w:r>
-              <w:rPr>
-                <w:noProof/>
-                <w:webHidden/>
-              </w:rPr>
-              <w:t>4</w:t>
-            </w:r>
-            <w:r>
-              <w:rPr>
-                <w:noProof/>
-                <w:webHidden/>
-              </w:rPr>
-              <w:fldChar w:fldCharType="end"/>
-            </w:r>
-          </w:hyperlink>
-        </w:p>
-        <w:p>
-          <w:pPr>
-            <w:pStyle w:val="TOC1"/>
-            <w:rPr>
-              <w:rFonts w:asciiTheme="minorHAnsi" w:eastAsiaTheme="minorEastAsia" w:hAnsiTheme="minorHAnsi" w:cstheme="minorBidi"/>
-              <w:noProof/>
-              <w:kern w:val="2"/>
-              <w:sz w:val="24"/>
-              <w:szCs w:val="24"/>
-              <w:lang w:val="en-ID" w:eastAsia="en-ID"/>
-              <w14:ligatures w14:val="standardContextual"/>
-            </w:rPr>
-          </w:pPr>
-          <w:hyperlink w:anchor="_Toc240478592" w:history="1">
-            <w:r>
-              <w:rPr>
-                <w:rStyle w:val="Hyperlink"/>
-                <w:i/>
-                <w:noProof/>
-              </w:rPr>
-              <w:t>ABSTRACT</w:t>
-            </w:r>
-            <w:r>
-              <w:rPr>
-                <w:noProof/>
-                <w:webHidden/>
-              </w:rPr>
-              <w:tab/>
-            </w:r>
-            <w:r>
-              <w:rPr>
-                <w:noProof/>
-                <w:webHidden/>
-              </w:rPr>
-              <w:fldChar w:fldCharType="begin"/>
-            </w:r>
-            <w:r>
-              <w:rPr>
-                <w:noProof/>
-                <w:webHidden/>
-              </w:rPr>
-              <w:instrText xml:space="preserve"> PAGEREF _Toc240478592 \h </w:instrText>
+              <w:instrText xml:space="preserve"> PAGEREF _Toc240975877 \h </w:instrText>
             </w:r>
             <w:r>
               <w:rPr>
@@ -2647,7 +2575,79 @@
               <w14:ligatures w14:val="standardContextual"/>
             </w:rPr>
           </w:pPr>
-          <w:hyperlink w:anchor="_Toc240478593" w:history="1">
+          <w:hyperlink w:anchor="_Toc240975878" w:history="1">
+            <w:r>
+              <w:rPr>
+                <w:rStyle w:val="Hyperlink"/>
+                <w:i/>
+                <w:noProof/>
+              </w:rPr>
+              <w:t>ABSTRACT</w:t>
+            </w:r>
+            <w:r>
+              <w:rPr>
+                <w:noProof/>
+                <w:webHidden/>
+              </w:rPr>
+              <w:tab/>
+            </w:r>
+            <w:r>
+              <w:rPr>
+                <w:noProof/>
+                <w:webHidden/>
+              </w:rPr>
+              <w:fldChar w:fldCharType="begin"/>
+            </w:r>
+            <w:r>
+              <w:rPr>
+                <w:noProof/>
+                <w:webHidden/>
+              </w:rPr>
+              <w:instrText xml:space="preserve"> PAGEREF _Toc240975878 \h </w:instrText>
+            </w:r>
+            <w:r>
+              <w:rPr>
+                <w:noProof/>
+                <w:webHidden/>
+              </w:rPr>
+            </w:r>
+            <w:r>
+              <w:rPr>
+                <w:noProof/>
+                <w:webHidden/>
+              </w:rPr>
+              <w:fldChar w:fldCharType="separate"/>
+            </w:r>
+            <w:r>
+              <w:rPr>
+                <w:noProof/>
+                <w:webHidden/>
+              </w:rPr>
+              <w:t>6</w:t>
+            </w:r>
+            <w:r>
+              <w:rPr>
+                <w:noProof/>
+                <w:webHidden/>
+              </w:rPr>
+              <w:fldChar w:fldCharType="end"/>
+            </w:r>
+          </w:hyperlink>
+        </w:p>
+        <w:p>
+          <w:pPr>
+            <w:pStyle w:val="TOC1"/>
+            <w:rPr>
+              <w:rFonts w:asciiTheme="minorHAnsi" w:eastAsiaTheme="minorEastAsia" w:hAnsiTheme="minorHAnsi" w:cstheme="minorBidi"/>
+              <w:noProof/>
+              <w:kern w:val="2"/>
+              <w:sz w:val="24"/>
+              <w:szCs w:val="24"/>
+              <w:lang w:val="en-ID" w:eastAsia="en-ID"/>
+              <w14:ligatures w14:val="standardContextual"/>
+            </w:rPr>
+          </w:pPr>
+          <w:hyperlink w:anchor="_Toc240975879" w:history="1">
             <w:r>
               <w:rPr>
                 <w:rStyle w:val="Hyperlink"/>
@@ -2674,7 +2674,7 @@
                 <w:noProof/>
                 <w:webHidden/>
               </w:rPr>
-              <w:instrText xml:space="preserve"> PAGEREF _Toc240478593 \h </w:instrText>
+              <w:instrText xml:space="preserve"> PAGEREF _Toc240975879 \h </w:instrText>
             </w:r>
             <w:r>
               <w:rPr>
@@ -2718,7 +2718,7 @@
               <w14:ligatures w14:val="standardContextual"/>
             </w:rPr>
           </w:pPr>
-          <w:hyperlink w:anchor="_Toc240478594" w:history="1">
+          <w:hyperlink w:anchor="_Toc240975880" w:history="1">
             <w:r>
               <w:rPr>
                 <w:rStyle w:val="Hyperlink"/>
@@ -2745,7 +2745,7 @@
                 <w:noProof/>
                 <w:webHidden/>
               </w:rPr>
-              <w:instrText xml:space="preserve"> PAGEREF _Toc240478594 \h </w:instrText>
+              <w:instrText xml:space="preserve"> PAGEREF _Toc240975880 \h </w:instrText>
             </w:r>
             <w:r>
               <w:rPr>
@@ -2793,7 +2793,7 @@
               <w14:ligatures w14:val="standardContextual"/>
             </w:rPr>
           </w:pPr>
-          <w:hyperlink w:anchor="_Toc240478595" w:history="1">
+          <w:hyperlink w:anchor="_Toc240975881" w:history="1">
             <w:r>
               <w:rPr>
                 <w:rStyle w:val="Hyperlink"/>
@@ -2839,7 +2839,7 @@
                 <w:noProof/>
                 <w:webHidden/>
               </w:rPr>
-              <w:instrText xml:space="preserve"> PAGEREF _Toc240478595 \h </w:instrText>
+              <w:instrText xml:space="preserve"> PAGEREF _Toc240975881 \h </w:instrText>
             </w:r>
             <w:r>
               <w:rPr>
@@ -2887,7 +2887,7 @@
               <w14:ligatures w14:val="standardContextual"/>
             </w:rPr>
           </w:pPr>
-          <w:hyperlink w:anchor="_Toc240478596" w:history="1">
+          <w:hyperlink w:anchor="_Toc240975882" w:history="1">
             <w:r>
               <w:rPr>
                 <w:rStyle w:val="Hyperlink"/>
@@ -2933,7 +2933,7 @@
                 <w:noProof/>
                 <w:webHidden/>
               </w:rPr>
-              <w:instrText xml:space="preserve"> PAGEREF _Toc240478596 \h </w:instrText>
+              <w:instrText xml:space="preserve"> PAGEREF _Toc240975882 \h </w:instrText>
             </w:r>
             <w:r>
               <w:rPr>
@@ -2981,7 +2981,7 @@
               <w14:ligatures w14:val="standardContextual"/>
             </w:rPr>
           </w:pPr>
-          <w:hyperlink w:anchor="_Toc240478597" w:history="1">
+          <w:hyperlink w:anchor="_Toc240975883" w:history="1">
             <w:r>
               <w:rPr>
                 <w:rStyle w:val="Hyperlink"/>
@@ -3027,7 +3027,101 @@
                 <w:noProof/>
                 <w:webHidden/>
               </w:rPr>
-              <w:instrText xml:space="preserve"> PAGEREF _Toc240478597 \h </w:instrText>
+              <w:instrText xml:space="preserve"> PAGEREF _Toc240975883 \h </w:instrText>
+            </w:r>
+            <w:r>
+              <w:rPr>
+                <w:noProof/>
+                <w:webHidden/>
+              </w:rPr>
+            </w:r>
+            <w:r>
+              <w:rPr>
+                <w:noProof/>
+                <w:webHidden/>
+              </w:rPr>
+              <w:fldChar w:fldCharType="separate"/>
+            </w:r>
+            <w:r>
+              <w:rPr>
+                <w:noProof/>
+                <w:webHidden/>
+              </w:rPr>
+              <w:t>11</w:t>
+            </w:r>
+            <w:r>
+              <w:rPr>
+                <w:noProof/>
+                <w:webHidden/>
+              </w:rPr>
+              <w:fldChar w:fldCharType="end"/>
+            </w:r>
+          </w:hyperlink>
+        </w:p>
+        <w:p>
+          <w:pPr>
+            <w:pStyle w:val="TOC2"/>
+            <w:tabs>
+              <w:tab w:val="left" w:pos="960"/>
+              <w:tab w:val="right" w:leader="dot" w:pos="7921"/>
+            </w:tabs>
+            <w:rPr>
+              <w:rFonts w:asciiTheme="minorHAnsi" w:eastAsiaTheme="minorEastAsia" w:hAnsiTheme="minorHAnsi" w:cstheme="minorBidi"/>
+              <w:noProof/>
+              <w:kern w:val="2"/>
+              <w:sz w:val="24"/>
+              <w:szCs w:val="24"/>
+              <w:lang w:val="en-ID" w:eastAsia="en-ID"/>
+              <w14:ligatures w14:val="standardContextual"/>
+            </w:rPr>
+          </w:pPr>
+          <w:hyperlink w:anchor="_Toc240975884" w:history="1">
+            <w:r>
+              <w:rPr>
+                <w:rStyle w:val="Hyperlink"/>
+                <w:noProof/>
+              </w:rPr>
+              <w:t>1.4.</w:t>
+            </w:r>
+            <w:r>
+              <w:rPr>
+                <w:rFonts w:asciiTheme="minorHAnsi" w:eastAsiaTheme="minorEastAsia" w:hAnsiTheme="minorHAnsi" w:cstheme="minorBidi"/>
+                <w:noProof/>
+                <w:kern w:val="2"/>
+                <w:sz w:val="24"/>
+                <w:szCs w:val="24"/>
+                <w:lang w:val="en-ID" w:eastAsia="en-ID"/>
+                <w14:ligatures w14:val="standardContextual"/>
+              </w:rPr>
+              <w:tab/>
+            </w:r>
+            <w:r>
+              <w:rPr>
+                <w:rStyle w:val="Hyperlink"/>
+                <w:noProof/>
+              </w:rPr>
+              <w:t>Tujuan Penelitian</w:t>
+            </w:r>
+            <w:r>
+              <w:rPr>
+                <w:noProof/>
+                <w:webHidden/>
+              </w:rPr>
+              <w:tab/>
+            </w:r>
+            <w:r>
+              <w:rPr>
+                <w:noProof/>
+                <w:webHidden/>
+              </w:rPr>
+              <w:fldChar w:fldCharType="begin"/>
+            </w:r>
+            <w:r>
+              <w:rPr>
+                <w:noProof/>
+                <w:webHidden/>
+              </w:rPr>
+              <w:instrText xml:space="preserve"> PAGEREF _Toc240975884 \h </w:instrText>
             </w:r>
             <w:r>
               <w:rPr>
@@ -3075,101 +3169,7 @@
               <w14:ligatures w14:val="standardContextual"/>
             </w:rPr>
           </w:pPr>
-          <w:hyperlink w:anchor="_Toc240478598" w:history="1">
-            <w:r>
-              <w:rPr>
-                <w:rStyle w:val="Hyperlink"/>
-                <w:noProof/>
-              </w:rPr>
-              <w:t>1.4.</w:t>
-            </w:r>
-            <w:r>
-              <w:rPr>
-                <w:rFonts w:asciiTheme="minorHAnsi" w:eastAsiaTheme="minorEastAsia" w:hAnsiTheme="minorHAnsi" w:cstheme="minorBidi"/>
-                <w:noProof/>
-                <w:kern w:val="2"/>
-                <w:sz w:val="24"/>
-                <w:szCs w:val="24"/>
-                <w:lang w:val="en-ID" w:eastAsia="en-ID"/>
-                <w14:ligatures w14:val="standardContextual"/>
-              </w:rPr>
-              <w:tab/>
-            </w:r>
-            <w:r>
-              <w:rPr>
-                <w:rStyle w:val="Hyperlink"/>
-                <w:noProof/>
-              </w:rPr>
-              <w:t>Tujuan Penelitian</w:t>
-            </w:r>
-            <w:r>
-              <w:rPr>
-                <w:noProof/>
-                <w:webHidden/>
-              </w:rPr>
-              <w:tab/>
-            </w:r>
-            <w:r>
-              <w:rPr>
-                <w:noProof/>
-                <w:webHidden/>
-              </w:rPr>
-              <w:fldChar w:fldCharType="begin"/>
-            </w:r>
-            <w:r>
-              <w:rPr>
-                <w:noProof/>
-                <w:webHidden/>
-              </w:rPr>
-              <w:instrText xml:space="preserve"> PAGEREF _Toc240478598 \h </w:instrText>
-            </w:r>
-            <w:r>
-              <w:rPr>
-                <w:noProof/>
-                <w:webHidden/>
-              </w:rPr>
-            </w:r>
-            <w:r>
-              <w:rPr>
-                <w:noProof/>
-                <w:webHidden/>
-              </w:rPr>
-              <w:fldChar w:fldCharType="separate"/>
-            </w:r>
-            <w:r>
-              <w:rPr>
-                <w:noProof/>
-                <w:webHidden/>
-              </w:rPr>
-              <w:t>12</w:t>
-            </w:r>
-            <w:r>
-              <w:rPr>
-                <w:noProof/>
-                <w:webHidden/>
-              </w:rPr>
-              <w:fldChar w:fldCharType="end"/>
-            </w:r>
-          </w:hyperlink>
-        </w:p>
-        <w:p>
-          <w:pPr>
-            <w:pStyle w:val="TOC2"/>
-            <w:tabs>
-              <w:tab w:val="left" w:pos="960"/>
-              <w:tab w:val="right" w:leader="dot" w:pos="7921"/>
-            </w:tabs>
-            <w:rPr>
-              <w:rFonts w:asciiTheme="minorHAnsi" w:eastAsiaTheme="minorEastAsia" w:hAnsiTheme="minorHAnsi" w:cstheme="minorBidi"/>
-              <w:noProof/>
-              <w:kern w:val="2"/>
-              <w:sz w:val="24"/>
-              <w:szCs w:val="24"/>
-              <w:lang w:val="en-ID" w:eastAsia="en-ID"/>
-              <w14:ligatures w14:val="standardContextual"/>
-            </w:rPr>
-          </w:pPr>
-          <w:hyperlink w:anchor="_Toc240478599" w:history="1">
+          <w:hyperlink w:anchor="_Toc240975885" w:history="1">
             <w:r>
               <w:rPr>
                 <w:rStyle w:val="Hyperlink"/>
@@ -3215,7 +3215,7 @@
                 <w:noProof/>
                 <w:webHidden/>
               </w:rPr>
-              <w:instrText xml:space="preserve"> PAGEREF _Toc240478599 \h </w:instrText>
+              <w:instrText xml:space="preserve"> PAGEREF _Toc240975885 \h </w:instrText>
             </w:r>
             <w:r>
               <w:rPr>
@@ -3259,7 +3259,7 @@
               <w14:ligatures w14:val="standardContextual"/>
             </w:rPr>
           </w:pPr>
-          <w:hyperlink w:anchor="_Toc240478600" w:history="1">
+          <w:hyperlink w:anchor="_Toc240975886" w:history="1">
             <w:r>
               <w:rPr>
                 <w:rStyle w:val="Hyperlink"/>
@@ -3286,7 +3286,7 @@
                 <w:noProof/>
                 <w:webHidden/>
               </w:rPr>
-              <w:instrText xml:space="preserve"> PAGEREF _Toc240478600 \h </w:instrText>
+              <w:instrText xml:space="preserve"> PAGEREF _Toc240975886 \h </w:instrText>
             </w:r>
             <w:r>
               <w:rPr>
@@ -3330,7 +3330,7 @@
               <w14:ligatures w14:val="standardContextual"/>
             </w:rPr>
           </w:pPr>
-          <w:hyperlink w:anchor="_Toc240478601" w:history="1">
+          <w:hyperlink w:anchor="_Toc240975887" w:history="1">
             <w:r>
               <w:rPr>
                 <w:rStyle w:val="Hyperlink"/>
@@ -3357,7 +3357,7 @@
                 <w:noProof/>
                 <w:webHidden/>
               </w:rPr>
-              <w:instrText xml:space="preserve"> PAGEREF _Toc240478601 \h </w:instrText>
+              <w:instrText xml:space="preserve"> PAGEREF _Toc240975887 \h </w:instrText>
             </w:r>
             <w:r>
               <w:rPr>
@@ -3405,7 +3405,7 @@
               <w14:ligatures w14:val="standardContextual"/>
             </w:rPr>
           </w:pPr>
-          <w:hyperlink w:anchor="_Toc240478602" w:history="1">
+          <w:hyperlink w:anchor="_Toc240975888" w:history="1">
             <w:r>
               <w:rPr>
                 <w:rStyle w:val="Hyperlink"/>
@@ -3430,7 +3430,7 @@
                 <w:rStyle w:val="Hyperlink"/>
                 <w:noProof/>
               </w:rPr>
-              <w:t>State of the Art</w:t>
+              <w:t>State of the Art Teknologi dan Pendekatan Evaluasi Tata Letak Ruang</w:t>
             </w:r>
             <w:r>
               <w:rPr>
@@ -3451,7 +3451,7 @@
                 <w:noProof/>
                 <w:webHidden/>
               </w:rPr>
-              <w:instrText xml:space="preserve"> PAGEREF _Toc240478602 \h </w:instrText>
+              <w:instrText xml:space="preserve"> PAGEREF _Toc240975888 \h </w:instrText>
             </w:r>
             <w:r>
               <w:rPr>
@@ -3499,7 +3499,7 @@
               <w14:ligatures w14:val="standardContextual"/>
             </w:rPr>
           </w:pPr>
-          <w:hyperlink w:anchor="_Toc240478603" w:history="1">
+          <w:hyperlink w:anchor="_Toc240975889" w:history="1">
             <w:r>
               <w:rPr>
                 <w:rStyle w:val="Hyperlink"/>
@@ -3545,7 +3545,7 @@
                 <w:noProof/>
                 <w:webHidden/>
               </w:rPr>
-              <w:instrText xml:space="preserve"> PAGEREF _Toc240478603 \h </w:instrText>
+              <w:instrText xml:space="preserve"> PAGEREF _Toc240975889 \h </w:instrText>
             </w:r>
             <w:r>
               <w:rPr>
@@ -3593,7 +3593,7 @@
               <w14:ligatures w14:val="standardContextual"/>
             </w:rPr>
           </w:pPr>
-          <w:hyperlink w:anchor="_Toc240478604" w:history="1">
+          <w:hyperlink w:anchor="_Toc240975890" w:history="1">
             <w:r>
               <w:rPr>
                 <w:rStyle w:val="Hyperlink"/>
@@ -3639,7 +3639,7 @@
                 <w:noProof/>
                 <w:webHidden/>
               </w:rPr>
-              <w:instrText xml:space="preserve"> PAGEREF _Toc240478604 \h </w:instrText>
+              <w:instrText xml:space="preserve"> PAGEREF _Toc240975890 \h </w:instrText>
             </w:r>
             <w:r>
               <w:rPr>
@@ -3683,7 +3683,7 @@
               <w14:ligatures w14:val="standardContextual"/>
             </w:rPr>
           </w:pPr>
-          <w:hyperlink w:anchor="_Toc240478605" w:history="1">
+          <w:hyperlink w:anchor="_Toc240975891" w:history="1">
             <w:r>
               <w:rPr>
                 <w:rStyle w:val="Hyperlink"/>
@@ -3710,337 +3710,7 @@
                 <w:noProof/>
                 <w:webHidden/>
               </w:rPr>
-              <w:instrText xml:space="preserve"> PAGEREF _Toc240478605 \h </w:instrText>
-            </w:r>
-            <w:r>
-              <w:rPr>
-                <w:noProof/>
-                <w:webHidden/>
-              </w:rPr>
-            </w:r>
-            <w:r>
-              <w:rPr>
-                <w:noProof/>
-                <w:webHidden/>
-              </w:rPr>
-              <w:fldChar w:fldCharType="separate"/>
-            </w:r>
-            <w:r>
-              <w:rPr>
-                <w:noProof/>
-                <w:webHidden/>
-              </w:rPr>
-              <w:t>21</w:t>
-            </w:r>
-            <w:r>
-              <w:rPr>
-                <w:noProof/>
-                <w:webHidden/>
-              </w:rPr>
-              <w:fldChar w:fldCharType="end"/>
-            </w:r>
-          </w:hyperlink>
-        </w:p>
-        <w:p>
-          <w:pPr>
-            <w:pStyle w:val="TOC1"/>
-            <w:rPr>
-              <w:rFonts w:asciiTheme="minorHAnsi" w:eastAsiaTheme="minorEastAsia" w:hAnsiTheme="minorHAnsi" w:cstheme="minorBidi"/>
-              <w:noProof/>
-              <w:kern w:val="2"/>
-              <w:sz w:val="24"/>
-              <w:szCs w:val="24"/>
-              <w:lang w:val="en-ID" w:eastAsia="en-ID"/>
-              <w14:ligatures w14:val="standardContextual"/>
-            </w:rPr>
-          </w:pPr>
-          <w:hyperlink w:anchor="_Toc240478606" w:history="1">
-            <w:r>
-              <w:rPr>
-                <w:rStyle w:val="Hyperlink"/>
-                <w:noProof/>
-              </w:rPr>
-              <w:t>METODOLOGI PENELITIAN</w:t>
-            </w:r>
-            <w:r>
-              <w:rPr>
-                <w:noProof/>
-                <w:webHidden/>
-              </w:rPr>
-              <w:tab/>
-            </w:r>
-            <w:r>
-              <w:rPr>
-                <w:noProof/>
-                <w:webHidden/>
-              </w:rPr>
-              <w:fldChar w:fldCharType="begin"/>
-            </w:r>
-            <w:r>
-              <w:rPr>
-                <w:noProof/>
-                <w:webHidden/>
-              </w:rPr>
-              <w:instrText xml:space="preserve"> PAGEREF _Toc240478606 \h </w:instrText>
-            </w:r>
-            <w:r>
-              <w:rPr>
-                <w:noProof/>
-                <w:webHidden/>
-              </w:rPr>
-            </w:r>
-            <w:r>
-              <w:rPr>
-                <w:noProof/>
-                <w:webHidden/>
-              </w:rPr>
-              <w:fldChar w:fldCharType="separate"/>
-            </w:r>
-            <w:r>
-              <w:rPr>
-                <w:noProof/>
-                <w:webHidden/>
-              </w:rPr>
-              <w:t>21</w:t>
-            </w:r>
-            <w:r>
-              <w:rPr>
-                <w:noProof/>
-                <w:webHidden/>
-              </w:rPr>
-              <w:fldChar w:fldCharType="end"/>
-            </w:r>
-          </w:hyperlink>
-        </w:p>
-        <w:p>
-          <w:pPr>
-            <w:pStyle w:val="TOC2"/>
-            <w:tabs>
-              <w:tab w:val="left" w:pos="960"/>
-              <w:tab w:val="right" w:leader="dot" w:pos="7921"/>
-            </w:tabs>
-            <w:rPr>
-              <w:rFonts w:asciiTheme="minorHAnsi" w:eastAsiaTheme="minorEastAsia" w:hAnsiTheme="minorHAnsi" w:cstheme="minorBidi"/>
-              <w:noProof/>
-              <w:kern w:val="2"/>
-              <w:sz w:val="24"/>
-              <w:szCs w:val="24"/>
-              <w:lang w:val="en-ID" w:eastAsia="en-ID"/>
-              <w14:ligatures w14:val="standardContextual"/>
-            </w:rPr>
-          </w:pPr>
-          <w:hyperlink w:anchor="_Toc240478607" w:history="1">
-            <w:r>
-              <w:rPr>
-                <w:rStyle w:val="Hyperlink"/>
-                <w:noProof/>
-              </w:rPr>
-              <w:t>3.1.</w:t>
-            </w:r>
-            <w:r>
-              <w:rPr>
-                <w:rFonts w:asciiTheme="minorHAnsi" w:eastAsiaTheme="minorEastAsia" w:hAnsiTheme="minorHAnsi" w:cstheme="minorBidi"/>
-                <w:noProof/>
-                <w:kern w:val="2"/>
-                <w:sz w:val="24"/>
-                <w:szCs w:val="24"/>
-                <w:lang w:val="en-ID" w:eastAsia="en-ID"/>
-                <w14:ligatures w14:val="standardContextual"/>
-              </w:rPr>
-              <w:tab/>
-            </w:r>
-            <w:r>
-              <w:rPr>
-                <w:rStyle w:val="Hyperlink"/>
-                <w:noProof/>
-              </w:rPr>
-              <w:t>Deskripsi Umum Penelitian</w:t>
-            </w:r>
-            <w:r>
-              <w:rPr>
-                <w:noProof/>
-                <w:webHidden/>
-              </w:rPr>
-              <w:tab/>
-            </w:r>
-            <w:r>
-              <w:rPr>
-                <w:noProof/>
-                <w:webHidden/>
-              </w:rPr>
-              <w:fldChar w:fldCharType="begin"/>
-            </w:r>
-            <w:r>
-              <w:rPr>
-                <w:noProof/>
-                <w:webHidden/>
-              </w:rPr>
-              <w:instrText xml:space="preserve"> PAGEREF _Toc240478607 \h </w:instrText>
-            </w:r>
-            <w:r>
-              <w:rPr>
-                <w:noProof/>
-                <w:webHidden/>
-              </w:rPr>
-            </w:r>
-            <w:r>
-              <w:rPr>
-                <w:noProof/>
-                <w:webHidden/>
-              </w:rPr>
-              <w:fldChar w:fldCharType="separate"/>
-            </w:r>
-            <w:r>
-              <w:rPr>
-                <w:noProof/>
-                <w:webHidden/>
-              </w:rPr>
-              <w:t>21</w:t>
-            </w:r>
-            <w:r>
-              <w:rPr>
-                <w:noProof/>
-                <w:webHidden/>
-              </w:rPr>
-              <w:fldChar w:fldCharType="end"/>
-            </w:r>
-          </w:hyperlink>
-        </w:p>
-        <w:p>
-          <w:pPr>
-            <w:pStyle w:val="TOC2"/>
-            <w:tabs>
-              <w:tab w:val="left" w:pos="960"/>
-              <w:tab w:val="right" w:leader="dot" w:pos="7921"/>
-            </w:tabs>
-            <w:rPr>
-              <w:rFonts w:asciiTheme="minorHAnsi" w:eastAsiaTheme="minorEastAsia" w:hAnsiTheme="minorHAnsi" w:cstheme="minorBidi"/>
-              <w:noProof/>
-              <w:kern w:val="2"/>
-              <w:sz w:val="24"/>
-              <w:szCs w:val="24"/>
-              <w:lang w:val="en-ID" w:eastAsia="en-ID"/>
-              <w14:ligatures w14:val="standardContextual"/>
-            </w:rPr>
-          </w:pPr>
-          <w:hyperlink w:anchor="_Toc240478608" w:history="1">
-            <w:r>
-              <w:rPr>
-                <w:rStyle w:val="Hyperlink"/>
-                <w:noProof/>
-              </w:rPr>
-              <w:t>3.2.</w:t>
-            </w:r>
-            <w:r>
-              <w:rPr>
-                <w:rFonts w:asciiTheme="minorHAnsi" w:eastAsiaTheme="minorEastAsia" w:hAnsiTheme="minorHAnsi" w:cstheme="minorBidi"/>
-                <w:noProof/>
-                <w:kern w:val="2"/>
-                <w:sz w:val="24"/>
-                <w:szCs w:val="24"/>
-                <w:lang w:val="en-ID" w:eastAsia="en-ID"/>
-                <w14:ligatures w14:val="standardContextual"/>
-              </w:rPr>
-              <w:tab/>
-            </w:r>
-            <w:r>
-              <w:rPr>
-                <w:rStyle w:val="Hyperlink"/>
-                <w:noProof/>
-              </w:rPr>
-              <w:t>Metodologi Penelitian</w:t>
-            </w:r>
-            <w:r>
-              <w:rPr>
-                <w:noProof/>
-                <w:webHidden/>
-              </w:rPr>
-              <w:tab/>
-            </w:r>
-            <w:r>
-              <w:rPr>
-                <w:noProof/>
-                <w:webHidden/>
-              </w:rPr>
-              <w:fldChar w:fldCharType="begin"/>
-            </w:r>
-            <w:r>
-              <w:rPr>
-                <w:noProof/>
-                <w:webHidden/>
-              </w:rPr>
-              <w:instrText xml:space="preserve"> PAGEREF _Toc240478608 \h </w:instrText>
-            </w:r>
-            <w:r>
-              <w:rPr>
-                <w:noProof/>
-                <w:webHidden/>
-              </w:rPr>
-            </w:r>
-            <w:r>
-              <w:rPr>
-                <w:noProof/>
-                <w:webHidden/>
-              </w:rPr>
-              <w:fldChar w:fldCharType="separate"/>
-            </w:r>
-            <w:r>
-              <w:rPr>
-                <w:noProof/>
-                <w:webHidden/>
-              </w:rPr>
-              <w:t>21</w:t>
-            </w:r>
-            <w:r>
-              <w:rPr>
-                <w:noProof/>
-                <w:webHidden/>
-              </w:rPr>
-              <w:fldChar w:fldCharType="end"/>
-            </w:r>
-          </w:hyperlink>
-        </w:p>
-        <w:p>
-          <w:pPr>
-            <w:pStyle w:val="TOC1"/>
-            <w:rPr>
-              <w:rFonts w:asciiTheme="minorHAnsi" w:eastAsiaTheme="minorEastAsia" w:hAnsiTheme="minorHAnsi" w:cstheme="minorBidi"/>
-              <w:noProof/>
-              <w:kern w:val="2"/>
-              <w:sz w:val="24"/>
-              <w:szCs w:val="24"/>
-              <w:lang w:val="en-ID" w:eastAsia="en-ID"/>
-              <w14:ligatures w14:val="standardContextual"/>
-            </w:rPr>
-          </w:pPr>
-          <w:hyperlink w:anchor="_Toc240478609" w:history="1">
-            <w:r>
-              <w:rPr>
-                <w:rStyle w:val="Hyperlink"/>
-                <w:noProof/>
-              </w:rPr>
-              <w:t>BAB IV</w:t>
-            </w:r>
-            <w:r>
-              <w:rPr>
-                <w:noProof/>
-                <w:webHidden/>
-              </w:rPr>
-              <w:tab/>
-            </w:r>
-            <w:r>
-              <w:rPr>
-                <w:noProof/>
-                <w:webHidden/>
-              </w:rPr>
-              <w:fldChar w:fldCharType="begin"/>
-            </w:r>
-            <w:r>
-              <w:rPr>
-                <w:noProof/>
-                <w:webHidden/>
-              </w:rPr>
-              <w:instrText xml:space="preserve"> PAGEREF _Toc240478609 \h </w:instrText>
+              <w:instrText xml:space="preserve"> PAGEREF _Toc240975891 \h </w:instrText>
             </w:r>
             <w:r>
               <w:rPr>
@@ -4084,13 +3754,13 @@
               <w14:ligatures w14:val="standardContextual"/>
             </w:rPr>
           </w:pPr>
-          <w:hyperlink w:anchor="_Toc240478610" w:history="1">
+          <w:hyperlink w:anchor="_Toc240975892" w:history="1">
             <w:r>
               <w:rPr>
                 <w:rStyle w:val="Hyperlink"/>
                 <w:noProof/>
               </w:rPr>
-              <w:t>Jadwal Peneletian</w:t>
+              <w:t>METODOLOGI PENELITIAN</w:t>
             </w:r>
             <w:r>
               <w:rPr>
@@ -4111,7 +3781,7 @@
                 <w:noProof/>
                 <w:webHidden/>
               </w:rPr>
-              <w:instrText xml:space="preserve"> PAGEREF _Toc240478610 \h </w:instrText>
+              <w:instrText xml:space="preserve"> PAGEREF _Toc240975892 \h </w:instrText>
             </w:r>
             <w:r>
               <w:rPr>
@@ -4159,7 +3829,337 @@
               <w14:ligatures w14:val="standardContextual"/>
             </w:rPr>
           </w:pPr>
-          <w:hyperlink w:anchor="_Toc240478611" w:history="1">
+          <w:hyperlink w:anchor="_Toc240975893" w:history="1">
+            <w:r>
+              <w:rPr>
+                <w:rStyle w:val="Hyperlink"/>
+                <w:noProof/>
+              </w:rPr>
+              <w:t>3.1.</w:t>
+            </w:r>
+            <w:r>
+              <w:rPr>
+                <w:rFonts w:asciiTheme="minorHAnsi" w:eastAsiaTheme="minorEastAsia" w:hAnsiTheme="minorHAnsi" w:cstheme="minorBidi"/>
+                <w:noProof/>
+                <w:kern w:val="2"/>
+                <w:sz w:val="24"/>
+                <w:szCs w:val="24"/>
+                <w:lang w:val="en-ID" w:eastAsia="en-ID"/>
+                <w14:ligatures w14:val="standardContextual"/>
+              </w:rPr>
+              <w:tab/>
+            </w:r>
+            <w:r>
+              <w:rPr>
+                <w:rStyle w:val="Hyperlink"/>
+                <w:noProof/>
+              </w:rPr>
+              <w:t>Deskripsi Umum Penelitian</w:t>
+            </w:r>
+            <w:r>
+              <w:rPr>
+                <w:noProof/>
+                <w:webHidden/>
+              </w:rPr>
+              <w:tab/>
+            </w:r>
+            <w:r>
+              <w:rPr>
+                <w:noProof/>
+                <w:webHidden/>
+              </w:rPr>
+              <w:fldChar w:fldCharType="begin"/>
+            </w:r>
+            <w:r>
+              <w:rPr>
+                <w:noProof/>
+                <w:webHidden/>
+              </w:rPr>
+              <w:instrText xml:space="preserve"> PAGEREF _Toc240975893 \h </w:instrText>
+            </w:r>
+            <w:r>
+              <w:rPr>
+                <w:noProof/>
+                <w:webHidden/>
+              </w:rPr>
+            </w:r>
+            <w:r>
+              <w:rPr>
+                <w:noProof/>
+                <w:webHidden/>
+              </w:rPr>
+              <w:fldChar w:fldCharType="separate"/>
+            </w:r>
+            <w:r>
+              <w:rPr>
+                <w:noProof/>
+                <w:webHidden/>
+              </w:rPr>
+              <w:t>22</w:t>
+            </w:r>
+            <w:r>
+              <w:rPr>
+                <w:noProof/>
+                <w:webHidden/>
+              </w:rPr>
+              <w:fldChar w:fldCharType="end"/>
+            </w:r>
+          </w:hyperlink>
+        </w:p>
+        <w:p>
+          <w:pPr>
+            <w:pStyle w:val="TOC2"/>
+            <w:tabs>
+              <w:tab w:val="left" w:pos="960"/>
+              <w:tab w:val="right" w:leader="dot" w:pos="7921"/>
+            </w:tabs>
+            <w:rPr>
+              <w:rFonts w:asciiTheme="minorHAnsi" w:eastAsiaTheme="minorEastAsia" w:hAnsiTheme="minorHAnsi" w:cstheme="minorBidi"/>
+              <w:noProof/>
+              <w:kern w:val="2"/>
+              <w:sz w:val="24"/>
+              <w:szCs w:val="24"/>
+              <w:lang w:val="en-ID" w:eastAsia="en-ID"/>
+              <w14:ligatures w14:val="standardContextual"/>
+            </w:rPr>
+          </w:pPr>
+          <w:hyperlink w:anchor="_Toc240975894" w:history="1">
+            <w:r>
+              <w:rPr>
+                <w:rStyle w:val="Hyperlink"/>
+                <w:noProof/>
+              </w:rPr>
+              <w:t>3.2.</w:t>
+            </w:r>
+            <w:r>
+              <w:rPr>
+                <w:rFonts w:asciiTheme="minorHAnsi" w:eastAsiaTheme="minorEastAsia" w:hAnsiTheme="minorHAnsi" w:cstheme="minorBidi"/>
+                <w:noProof/>
+                <w:kern w:val="2"/>
+                <w:sz w:val="24"/>
+                <w:szCs w:val="24"/>
+                <w:lang w:val="en-ID" w:eastAsia="en-ID"/>
+                <w14:ligatures w14:val="standardContextual"/>
+              </w:rPr>
+              <w:tab/>
+            </w:r>
+            <w:r>
+              <w:rPr>
+                <w:rStyle w:val="Hyperlink"/>
+                <w:noProof/>
+              </w:rPr>
+              <w:t>Metodologi Penelitian</w:t>
+            </w:r>
+            <w:r>
+              <w:rPr>
+                <w:noProof/>
+                <w:webHidden/>
+              </w:rPr>
+              <w:tab/>
+            </w:r>
+            <w:r>
+              <w:rPr>
+                <w:noProof/>
+                <w:webHidden/>
+              </w:rPr>
+              <w:fldChar w:fldCharType="begin"/>
+            </w:r>
+            <w:r>
+              <w:rPr>
+                <w:noProof/>
+                <w:webHidden/>
+              </w:rPr>
+              <w:instrText xml:space="preserve"> PAGEREF _Toc240975894 \h </w:instrText>
+            </w:r>
+            <w:r>
+              <w:rPr>
+                <w:noProof/>
+                <w:webHidden/>
+              </w:rPr>
+            </w:r>
+            <w:r>
+              <w:rPr>
+                <w:noProof/>
+                <w:webHidden/>
+              </w:rPr>
+              <w:fldChar w:fldCharType="separate"/>
+            </w:r>
+            <w:r>
+              <w:rPr>
+                <w:noProof/>
+                <w:webHidden/>
+              </w:rPr>
+              <w:t>22</w:t>
+            </w:r>
+            <w:r>
+              <w:rPr>
+                <w:noProof/>
+                <w:webHidden/>
+              </w:rPr>
+              <w:fldChar w:fldCharType="end"/>
+            </w:r>
+          </w:hyperlink>
+        </w:p>
+        <w:p>
+          <w:pPr>
+            <w:pStyle w:val="TOC1"/>
+            <w:rPr>
+              <w:rFonts w:asciiTheme="minorHAnsi" w:eastAsiaTheme="minorEastAsia" w:hAnsiTheme="minorHAnsi" w:cstheme="minorBidi"/>
+              <w:noProof/>
+              <w:kern w:val="2"/>
+              <w:sz w:val="24"/>
+              <w:szCs w:val="24"/>
+              <w:lang w:val="en-ID" w:eastAsia="en-ID"/>
+              <w14:ligatures w14:val="standardContextual"/>
+            </w:rPr>
+          </w:pPr>
+          <w:hyperlink w:anchor="_Toc240975895" w:history="1">
+            <w:r>
+              <w:rPr>
+                <w:rStyle w:val="Hyperlink"/>
+                <w:noProof/>
+              </w:rPr>
+              <w:t>BAB IV</w:t>
+            </w:r>
+            <w:r>
+              <w:rPr>
+                <w:noProof/>
+                <w:webHidden/>
+              </w:rPr>
+              <w:tab/>
+            </w:r>
+            <w:r>
+              <w:rPr>
+                <w:noProof/>
+                <w:webHidden/>
+              </w:rPr>
+              <w:fldChar w:fldCharType="begin"/>
+            </w:r>
+            <w:r>
+              <w:rPr>
+                <w:noProof/>
+                <w:webHidden/>
+              </w:rPr>
+              <w:instrText xml:space="preserve"> PAGEREF _Toc240975895 \h </w:instrText>
+            </w:r>
+            <w:r>
+              <w:rPr>
+                <w:noProof/>
+                <w:webHidden/>
+              </w:rPr>
+            </w:r>
+            <w:r>
+              <w:rPr>
+                <w:noProof/>
+                <w:webHidden/>
+              </w:rPr>
+              <w:fldChar w:fldCharType="separate"/>
+            </w:r>
+            <w:r>
+              <w:rPr>
+                <w:noProof/>
+                <w:webHidden/>
+              </w:rPr>
+              <w:t>23</w:t>
+            </w:r>
+            <w:r>
+              <w:rPr>
+                <w:noProof/>
+                <w:webHidden/>
+              </w:rPr>
+              <w:fldChar w:fldCharType="end"/>
+            </w:r>
+          </w:hyperlink>
+        </w:p>
+        <w:p>
+          <w:pPr>
+            <w:pStyle w:val="TOC1"/>
+            <w:rPr>
+              <w:rFonts w:asciiTheme="minorHAnsi" w:eastAsiaTheme="minorEastAsia" w:hAnsiTheme="minorHAnsi" w:cstheme="minorBidi"/>
+              <w:noProof/>
+              <w:kern w:val="2"/>
+              <w:sz w:val="24"/>
+              <w:szCs w:val="24"/>
+              <w:lang w:val="en-ID" w:eastAsia="en-ID"/>
+              <w14:ligatures w14:val="standardContextual"/>
+            </w:rPr>
+          </w:pPr>
+          <w:hyperlink w:anchor="_Toc240975896" w:history="1">
+            <w:r>
+              <w:rPr>
+                <w:rStyle w:val="Hyperlink"/>
+                <w:noProof/>
+              </w:rPr>
+              <w:t>Jadwal Peneletian</w:t>
+            </w:r>
+            <w:r>
+              <w:rPr>
+                <w:noProof/>
+                <w:webHidden/>
+              </w:rPr>
+              <w:tab/>
+            </w:r>
+            <w:r>
+              <w:rPr>
+                <w:noProof/>
+                <w:webHidden/>
+              </w:rPr>
+              <w:fldChar w:fldCharType="begin"/>
+            </w:r>
+            <w:r>
+              <w:rPr>
+                <w:noProof/>
+                <w:webHidden/>
+              </w:rPr>
+              <w:instrText xml:space="preserve"> PAGEREF _Toc240975896 \h </w:instrText>
+            </w:r>
+            <w:r>
+              <w:rPr>
+                <w:noProof/>
+                <w:webHidden/>
+              </w:rPr>
+            </w:r>
+            <w:r>
+              <w:rPr>
+                <w:noProof/>
+                <w:webHidden/>
+              </w:rPr>
+              <w:fldChar w:fldCharType="separate"/>
+            </w:r>
+            <w:r>
+              <w:rPr>
+                <w:noProof/>
+                <w:webHidden/>
+              </w:rPr>
+              <w:t>23</w:t>
+            </w:r>
+            <w:r>
+              <w:rPr>
+                <w:noProof/>
+                <w:webHidden/>
+              </w:rPr>
+              <w:fldChar w:fldCharType="end"/>
+            </w:r>
+          </w:hyperlink>
+        </w:p>
+        <w:p>
+          <w:pPr>
+            <w:pStyle w:val="TOC2"/>
+            <w:tabs>
+              <w:tab w:val="left" w:pos="960"/>
+              <w:tab w:val="right" w:leader="dot" w:pos="7921"/>
+            </w:tabs>
+            <w:rPr>
+              <w:rFonts w:asciiTheme="minorHAnsi" w:eastAsiaTheme="minorEastAsia" w:hAnsiTheme="minorHAnsi" w:cstheme="minorBidi"/>
+              <w:noProof/>
+              <w:kern w:val="2"/>
+              <w:sz w:val="24"/>
+              <w:szCs w:val="24"/>
+              <w:lang w:val="en-ID" w:eastAsia="en-ID"/>
+              <w14:ligatures w14:val="standardContextual"/>
+            </w:rPr>
+          </w:pPr>
+          <w:hyperlink w:anchor="_Toc240975897" w:history="1">
             <w:r>
               <w:rPr>
                 <w:rStyle w:val="Hyperlink"/>
@@ -4205,149 +4205,7 @@
                 <w:noProof/>
                 <w:webHidden/>
               </w:rPr>
-              <w:instrText xml:space="preserve"> PAGEREF _Toc240478611 \h </w:instrText>
-            </w:r>
-            <w:r>
-              <w:rPr>
-                <w:noProof/>
-                <w:webHidden/>
-              </w:rPr>
-            </w:r>
-            <w:r>
-              <w:rPr>
-                <w:noProof/>
-                <w:webHidden/>
-              </w:rPr>
-              <w:fldChar w:fldCharType="separate"/>
-            </w:r>
-            <w:r>
-              <w:rPr>
-                <w:noProof/>
-                <w:webHidden/>
-              </w:rPr>
-              <w:t>22</w:t>
-            </w:r>
-            <w:r>
-              <w:rPr>
-                <w:noProof/>
-                <w:webHidden/>
-              </w:rPr>
-              <w:fldChar w:fldCharType="end"/>
-            </w:r>
-          </w:hyperlink>
-        </w:p>
-        <w:p>
-          <w:pPr>
-            <w:pStyle w:val="TOC1"/>
-            <w:rPr>
-              <w:rFonts w:asciiTheme="minorHAnsi" w:eastAsiaTheme="minorEastAsia" w:hAnsiTheme="minorHAnsi" w:cstheme="minorBidi"/>
-              <w:noProof/>
-              <w:kern w:val="2"/>
-              <w:sz w:val="24"/>
-              <w:szCs w:val="24"/>
-              <w:lang w:val="en-ID" w:eastAsia="en-ID"/>
-              <w14:ligatures w14:val="standardContextual"/>
-            </w:rPr>
-          </w:pPr>
-          <w:hyperlink w:anchor="_Toc240478612" w:history="1">
-            <w:r>
-              <w:rPr>
-                <w:rStyle w:val="Hyperlink"/>
-                <w:noProof/>
-              </w:rPr>
-              <w:t>DAFTAR PUSTAKA</w:t>
-            </w:r>
-            <w:r>
-              <w:rPr>
-                <w:noProof/>
-                <w:webHidden/>
-              </w:rPr>
-              <w:tab/>
-            </w:r>
-            <w:r>
-              <w:rPr>
-                <w:noProof/>
-                <w:webHidden/>
-              </w:rPr>
-              <w:fldChar w:fldCharType="begin"/>
-            </w:r>
-            <w:r>
-              <w:rPr>
-                <w:noProof/>
-                <w:webHidden/>
-              </w:rPr>
-              <w:instrText xml:space="preserve"> PAGEREF _Toc240478612 \h </w:instrText>
-            </w:r>
-            <w:r>
-              <w:rPr>
-                <w:noProof/>
-                <w:webHidden/>
-              </w:rPr>
-            </w:r>
-            <w:r>
-              <w:rPr>
-                <w:noProof/>
-                <w:webHidden/>
-              </w:rPr>
-              <w:fldChar w:fldCharType="separate"/>
-            </w:r>
-            <w:r>
-              <w:rPr>
-                <w:noProof/>
-                <w:webHidden/>
-              </w:rPr>
-              <w:t>22</w:t>
-            </w:r>
-            <w:r>
-              <w:rPr>
-                <w:noProof/>
-                <w:webHidden/>
-              </w:rPr>
-              <w:fldChar w:fldCharType="end"/>
-            </w:r>
-          </w:hyperlink>
-        </w:p>
-        <w:p>
-          <w:pPr>
-            <w:pStyle w:val="TOC1"/>
-            <w:rPr>
-              <w:rFonts w:asciiTheme="minorHAnsi" w:eastAsiaTheme="minorEastAsia" w:hAnsiTheme="minorHAnsi" w:cstheme="minorBidi"/>
-              <w:noProof/>
-              <w:kern w:val="2"/>
-              <w:sz w:val="24"/>
-              <w:szCs w:val="24"/>
-              <w:lang w:val="en-ID" w:eastAsia="en-ID"/>
-              <w14:ligatures w14:val="standardContextual"/>
-            </w:rPr>
-          </w:pPr>
-          <w:hyperlink w:anchor="_Toc240478613" w:history="1">
-            <w:r>
-              <w:rPr>
-                <w:rStyle w:val="Hyperlink"/>
-                <w:noProof/>
-              </w:rPr>
-              <w:t>LAMPIRAN</w:t>
-            </w:r>
-            <w:r>
-              <w:rPr>
-                <w:noProof/>
-                <w:webHidden/>
-              </w:rPr>
-              <w:tab/>
-            </w:r>
-            <w:r>
-              <w:rPr>
-                <w:noProof/>
-                <w:webHidden/>
-              </w:rPr>
-              <w:fldChar w:fldCharType="begin"/>
-            </w:r>
-            <w:r>
-              <w:rPr>
-                <w:noProof/>
-                <w:webHidden/>
-              </w:rPr>
-              <w:instrText xml:space="preserve"> PAGEREF _Toc240478613 \h </w:instrText>
+              <w:instrText xml:space="preserve"> PAGEREF _Toc240975897 \h </w:instrText>
             </w:r>
             <w:r>
               <w:rPr>
@@ -4380,6 +4238,148 @@
         </w:p>
         <w:p>
           <w:pPr>
+            <w:pStyle w:val="TOC1"/>
+            <w:rPr>
+              <w:rFonts w:asciiTheme="minorHAnsi" w:eastAsiaTheme="minorEastAsia" w:hAnsiTheme="minorHAnsi" w:cstheme="minorBidi"/>
+              <w:noProof/>
+              <w:kern w:val="2"/>
+              <w:sz w:val="24"/>
+              <w:szCs w:val="24"/>
+              <w:lang w:val="en-ID" w:eastAsia="en-ID"/>
+              <w14:ligatures w14:val="standardContextual"/>
+            </w:rPr>
+          </w:pPr>
+          <w:hyperlink w:anchor="_Toc240975898" w:history="1">
+            <w:r>
+              <w:rPr>
+                <w:rStyle w:val="Hyperlink"/>
+                <w:noProof/>
+              </w:rPr>
+              <w:t>DAFTAR PUSTAKA</w:t>
+            </w:r>
+            <w:r>
+              <w:rPr>
+                <w:noProof/>
+                <w:webHidden/>
+              </w:rPr>
+              <w:tab/>
+            </w:r>
+            <w:r>
+              <w:rPr>
+                <w:noProof/>
+                <w:webHidden/>
+              </w:rPr>
+              <w:fldChar w:fldCharType="begin"/>
+            </w:r>
+            <w:r>
+              <w:rPr>
+                <w:noProof/>
+                <w:webHidden/>
+              </w:rPr>
+              <w:instrText xml:space="preserve"> PAGEREF _Toc240975898 \h </w:instrText>
+            </w:r>
+            <w:r>
+              <w:rPr>
+                <w:noProof/>
+                <w:webHidden/>
+              </w:rPr>
+            </w:r>
+            <w:r>
+              <w:rPr>
+                <w:noProof/>
+                <w:webHidden/>
+              </w:rPr>
+              <w:fldChar w:fldCharType="separate"/>
+            </w:r>
+            <w:r>
+              <w:rPr>
+                <w:noProof/>
+                <w:webHidden/>
+              </w:rPr>
+              <w:t>23</w:t>
+            </w:r>
+            <w:r>
+              <w:rPr>
+                <w:noProof/>
+                <w:webHidden/>
+              </w:rPr>
+              <w:fldChar w:fldCharType="end"/>
+            </w:r>
+          </w:hyperlink>
+        </w:p>
+        <w:p>
+          <w:pPr>
+            <w:pStyle w:val="TOC1"/>
+            <w:rPr>
+              <w:rFonts w:asciiTheme="minorHAnsi" w:eastAsiaTheme="minorEastAsia" w:hAnsiTheme="minorHAnsi" w:cstheme="minorBidi"/>
+              <w:noProof/>
+              <w:kern w:val="2"/>
+              <w:sz w:val="24"/>
+              <w:szCs w:val="24"/>
+              <w:lang w:val="en-ID" w:eastAsia="en-ID"/>
+              <w14:ligatures w14:val="standardContextual"/>
+            </w:rPr>
+          </w:pPr>
+          <w:hyperlink w:anchor="_Toc240975899" w:history="1">
+            <w:r>
+              <w:rPr>
+                <w:rStyle w:val="Hyperlink"/>
+                <w:noProof/>
+              </w:rPr>
+              <w:t>LAMPIRAN</w:t>
+            </w:r>
+            <w:r>
+              <w:rPr>
+                <w:noProof/>
+                <w:webHidden/>
+              </w:rPr>
+              <w:tab/>
+            </w:r>
+            <w:r>
+              <w:rPr>
+                <w:noProof/>
+                <w:webHidden/>
+              </w:rPr>
+              <w:fldChar w:fldCharType="begin"/>
+            </w:r>
+            <w:r>
+              <w:rPr>
+                <w:noProof/>
+                <w:webHidden/>
+              </w:rPr>
+              <w:instrText xml:space="preserve"> PAGEREF _Toc240975899 \h </w:instrText>
+            </w:r>
+            <w:r>
+              <w:rPr>
+                <w:noProof/>
+                <w:webHidden/>
+              </w:rPr>
+            </w:r>
+            <w:r>
+              <w:rPr>
+                <w:noProof/>
+                <w:webHidden/>
+              </w:rPr>
+              <w:fldChar w:fldCharType="separate"/>
+            </w:r>
+            <w:r>
+              <w:rPr>
+                <w:noProof/>
+                <w:webHidden/>
+              </w:rPr>
+              <w:t>24</w:t>
+            </w:r>
+            <w:r>
+              <w:rPr>
+                <w:noProof/>
+                <w:webHidden/>
+              </w:rPr>
+              <w:fldChar w:fldCharType="end"/>
+            </w:r>
+          </w:hyperlink>
+        </w:p>
+        <w:p>
+          <w:pPr>
             <w:ind w:right="-7"/>
           </w:pPr>
           <w:r>
@@ -4445,6 +4445,21 @@
     </w:p>
     <w:p>
       <w:pPr>
+        <w:autoSpaceDE/>
+        <w:autoSpaceDN/>
+        <w:rPr>
+          <w:rFonts w:eastAsiaTheme="majorEastAsia" w:cstheme="majorBidi"/>
+          <w:b/>
+          <w:sz w:val="28"/>
+          <w:szCs w:val="40"/>
+        </w:rPr>
+      </w:pPr>
+      <w:r>
+        <w:br w:type="page"/>
+      </w:r>
+    </w:p>
+    <w:p>
+      <w:pPr>
         <w:pStyle w:val="Heading1"/>
         <w:numPr>
           <w:ilvl w:val="0"/>
@@ -4452,8 +4467,9 @@
         </w:numPr>
         <w:ind w:right="-7"/>
       </w:pPr>
-      <w:bookmarkStart w:id="4" w:name="_Toc240478591"/>
-      <w:r>
+      <w:bookmarkStart w:id="4" w:name="_Toc240975877"/>
+      <w:r>
+        <w:lastRenderedPageBreak/>
         <w:t>INTISARI</w:t>
       </w:r>
       <w:bookmarkEnd w:id="4"/>
@@ -4502,7 +4518,6 @@
           <w:sz w:val="24"/>
           <w:szCs w:val="24"/>
         </w:rPr>
-        <w:lastRenderedPageBreak/>
         <w:t xml:space="preserve">Pengembangan </w:t>
       </w:r>
       <w:r>
@@ -5026,22 +5041,22 @@
     </w:p>
     <w:p>
       <w:pPr>
-        <w:pBdr>
-          <w:top w:val="nil"/>
-          <w:left w:val="nil"/>
-          <w:bottom w:val="nil"/>
-          <w:right w:val="nil"/>
-          <w:between w:val="nil"/>
-        </w:pBdr>
-        <w:spacing w:line="360" w:lineRule="auto"/>
-        <w:ind w:right="-7"/>
-        <w:jc w:val="both"/>
-        <w:rPr>
-          <w:color w:val="000000"/>
-          <w:sz w:val="24"/>
-          <w:szCs w:val="24"/>
+        <w:autoSpaceDE/>
+        <w:autoSpaceDN/>
+        <w:rPr>
+          <w:rFonts w:eastAsiaTheme="majorEastAsia" w:cstheme="majorBidi"/>
+          <w:b/>
+          <w:i/>
+          <w:sz w:val="28"/>
+          <w:szCs w:val="40"/>
         </w:rPr>
       </w:pPr>
+      <w:r>
+        <w:rPr>
+          <w:i/>
+        </w:rPr>
+        <w:br w:type="page"/>
+      </w:r>
     </w:p>
     <w:p>
       <w:pPr>
@@ -5055,11 +5070,12 @@
           <w:i/>
         </w:rPr>
       </w:pPr>
-      <w:bookmarkStart w:id="5" w:name="_Toc240478592"/>
+      <w:bookmarkStart w:id="5" w:name="_Toc240975878"/>
       <w:r>
         <w:rPr>
           <w:i/>
         </w:rPr>
+        <w:lastRenderedPageBreak/>
         <w:t>ABSTRACT</w:t>
       </w:r>
       <w:bookmarkEnd w:id="5"/>
@@ -5114,20 +5130,7 @@
           <w:sz w:val="24"/>
           <w:szCs w:val="56"/>
         </w:rPr>
-        <w:t xml:space="preserve">Development of a Space Layout Simulation Game with a Multi-Criteria Furniture </w:t>
-      </w:r>
-      <w:r>
-        <w:rPr>
-          <w:rFonts w:eastAsiaTheme="majorEastAsia" w:cstheme="majorBidi"/>
-          <w:b/>
-          <w:i/>
-          <w:spacing w:val="-10"/>
-          <w:kern w:val="28"/>
-          <w:sz w:val="24"/>
-          <w:szCs w:val="56"/>
-        </w:rPr>
-        <w:lastRenderedPageBreak/>
-        <w:t>Layout Quality Evaluation Algorithm</w:t>
+        <w:t>Development of a Space Layout Simulation Game with a Multi-Criteria Furniture Layout Quality Evaluation Algorithm</w:t>
       </w:r>
     </w:p>
     <w:p>
@@ -5298,32 +5301,6 @@
         </w:rPr>
         <w:t>:</w:t>
       </w:r>
-    </w:p>
-    <w:p>
-      <w:pPr>
-        <w:pBdr>
-          <w:top w:val="nil"/>
-          <w:left w:val="nil"/>
-          <w:bottom w:val="nil"/>
-          <w:right w:val="nil"/>
-          <w:between w:val="nil"/>
-        </w:pBdr>
-        <w:spacing w:before="160" w:line="360" w:lineRule="auto"/>
-        <w:ind w:right="-7"/>
-        <w:jc w:val="both"/>
-        <w:rPr>
-          <w:color w:val="000000"/>
-          <w:sz w:val="24"/>
-          <w:szCs w:val="24"/>
-        </w:rPr>
-      </w:pPr>
-    </w:p>
-    <w:p>
-      <w:pPr>
-        <w:spacing w:before="160" w:line="360" w:lineRule="auto"/>
-        <w:ind w:right="-7"/>
-        <w:jc w:val="both"/>
-      </w:pPr>
     </w:p>
     <w:p>
       <w:pPr>
@@ -5349,7 +5326,7 @@
         </w:numPr>
         <w:ind w:right="-7"/>
       </w:pPr>
-      <w:bookmarkStart w:id="7" w:name="_Toc240478593"/>
+      <w:bookmarkStart w:id="7" w:name="_Toc240975879"/>
       <w:r>
         <w:lastRenderedPageBreak/>
         <w:t>BAB I</w:t>
@@ -5365,7 +5342,7 @@
         </w:numPr>
         <w:ind w:right="-7"/>
       </w:pPr>
-      <w:bookmarkStart w:id="8" w:name="_Toc240478594"/>
+      <w:bookmarkStart w:id="8" w:name="_Toc240975880"/>
       <w:r>
         <w:t>PENDAHULUAN</w:t>
       </w:r>
@@ -5399,7 +5376,7 @@
         </w:numPr>
         <w:ind w:right="-7"/>
       </w:pPr>
-      <w:bookmarkStart w:id="9" w:name="_Toc240478595"/>
+      <w:bookmarkStart w:id="9" w:name="_Toc240975881"/>
       <w:r>
         <w:t>1.1.</w:t>
       </w:r>
@@ -22018,7 +21995,7 @@
         </w:numPr>
         <w:ind w:right="-7"/>
       </w:pPr>
-      <w:bookmarkStart w:id="10" w:name="_Toc240478596"/>
+      <w:bookmarkStart w:id="10" w:name="_Toc240975882"/>
       <w:r>
         <w:t>1.2.</w:t>
       </w:r>
@@ -22040,7 +22017,7 @@
         <w:jc w:val="both"/>
         <w:rPr>
           <w:sz w:val="24"/>
-          <w:szCs w:val="24"/>
+          <w:szCs w:val="36"/>
         </w:rPr>
       </w:pPr>
       <w:r>
@@ -22048,14 +22025,7 @@
           <w:sz w:val="24"/>
           <w:szCs w:val="24"/>
         </w:rPr>
-        <w:t>Berdasarkan latar belakang penelitian tersebut, maka rumusan produk yang akan dikembangkan dalam penelitian ini adalah sebagai berikut</w:t>
-      </w:r>
-      <w:r>
-        <w:rPr>
-          <w:sz w:val="24"/>
-          <w:szCs w:val="24"/>
-        </w:rPr>
-        <w:t>:</w:t>
+        <w:t>Berdasarkan latar belakang yang telah diuraikan, diperlukan pengembangan sebuah game simulasi yang dapat memberikan pengalaman interaktif dalam melakukan penataan ruang sekaligus memberikan penilaian terhadap hasil tata letak yang dibuat oleh pemain. Pengembangan tersebut mencakup perancangan simulasi penataan ruang, penerapan metode komputasional untuk mengevaluasi kualitas tata letak, serta penyajian hasil evaluasi sebagai bagian dari pengalaman permainan. Oleh karena itu, rumusan masalah dalam penelitian ini adalah sebagai berikut:</w:t>
       </w:r>
     </w:p>
     <w:p>
@@ -22070,14 +22040,260 @@
         <w:rPr>
           <w:sz w:val="24"/>
           <w:szCs w:val="24"/>
+          <w:lang w:val="en-ID"/>
         </w:rPr>
       </w:pPr>
-      <w:r>
-        <w:rPr>
-          <w:sz w:val="24"/>
-          <w:szCs w:val="24"/>
-        </w:rPr>
-        <w:t>Pengembangan game simulasi penataan ruang yang memungkinkan pemain untuk menempatkan dan mengatur furnitur pada ruang yang telah ditentukan berdasarkan kebutuhan dan tujuan penataan.</w:t>
+      <w:proofErr w:type="spellStart"/>
+      <w:r>
+        <w:rPr>
+          <w:sz w:val="24"/>
+          <w:szCs w:val="24"/>
+          <w:lang w:val="en-ID"/>
+        </w:rPr>
+        <w:t>Bagaimana</w:t>
+      </w:r>
+      <w:proofErr w:type="spellEnd"/>
+      <w:r>
+        <w:rPr>
+          <w:sz w:val="24"/>
+          <w:szCs w:val="24"/>
+          <w:lang w:val="en-ID"/>
+        </w:rPr>
+        <w:t xml:space="preserve"> </w:t>
+      </w:r>
+      <w:proofErr w:type="spellStart"/>
+      <w:r>
+        <w:rPr>
+          <w:sz w:val="24"/>
+          <w:szCs w:val="24"/>
+          <w:lang w:val="en-ID"/>
+        </w:rPr>
+        <w:t>mengembangkan</w:t>
+      </w:r>
+      <w:proofErr w:type="spellEnd"/>
+      <w:r>
+        <w:rPr>
+          <w:sz w:val="24"/>
+          <w:szCs w:val="24"/>
+          <w:lang w:val="en-ID"/>
+        </w:rPr>
+        <w:t xml:space="preserve"> game </w:t>
+      </w:r>
+      <w:proofErr w:type="spellStart"/>
+      <w:r>
+        <w:rPr>
+          <w:sz w:val="24"/>
+          <w:szCs w:val="24"/>
+          <w:lang w:val="en-ID"/>
+        </w:rPr>
+        <w:t>simulasi</w:t>
+      </w:r>
+      <w:proofErr w:type="spellEnd"/>
+      <w:r>
+        <w:rPr>
+          <w:sz w:val="24"/>
+          <w:szCs w:val="24"/>
+          <w:lang w:val="en-ID"/>
+        </w:rPr>
+        <w:t xml:space="preserve"> </w:t>
+      </w:r>
+      <w:proofErr w:type="spellStart"/>
+      <w:r>
+        <w:rPr>
+          <w:sz w:val="24"/>
+          <w:szCs w:val="24"/>
+          <w:lang w:val="en-ID"/>
+        </w:rPr>
+        <w:t>penataan</w:t>
+      </w:r>
+      <w:proofErr w:type="spellEnd"/>
+      <w:r>
+        <w:rPr>
+          <w:sz w:val="24"/>
+          <w:szCs w:val="24"/>
+          <w:lang w:val="en-ID"/>
+        </w:rPr>
+        <w:t xml:space="preserve"> </w:t>
+      </w:r>
+      <w:proofErr w:type="spellStart"/>
+      <w:r>
+        <w:rPr>
+          <w:sz w:val="24"/>
+          <w:szCs w:val="24"/>
+          <w:lang w:val="en-ID"/>
+        </w:rPr>
+        <w:t>ruang</w:t>
+      </w:r>
+      <w:proofErr w:type="spellEnd"/>
+      <w:r>
+        <w:rPr>
+          <w:sz w:val="24"/>
+          <w:szCs w:val="24"/>
+          <w:lang w:val="en-ID"/>
+        </w:rPr>
+        <w:t xml:space="preserve"> yang </w:t>
+      </w:r>
+      <w:proofErr w:type="spellStart"/>
+      <w:r>
+        <w:rPr>
+          <w:sz w:val="24"/>
+          <w:szCs w:val="24"/>
+          <w:lang w:val="en-ID"/>
+        </w:rPr>
+        <w:t>memungkinkan</w:t>
+      </w:r>
+      <w:proofErr w:type="spellEnd"/>
+      <w:r>
+        <w:rPr>
+          <w:sz w:val="24"/>
+          <w:szCs w:val="24"/>
+          <w:lang w:val="en-ID"/>
+        </w:rPr>
+        <w:t xml:space="preserve"> </w:t>
+      </w:r>
+      <w:proofErr w:type="spellStart"/>
+      <w:r>
+        <w:rPr>
+          <w:sz w:val="24"/>
+          <w:szCs w:val="24"/>
+          <w:lang w:val="en-ID"/>
+        </w:rPr>
+        <w:t>pemain</w:t>
+      </w:r>
+      <w:proofErr w:type="spellEnd"/>
+      <w:r>
+        <w:rPr>
+          <w:sz w:val="24"/>
+          <w:szCs w:val="24"/>
+          <w:lang w:val="en-ID"/>
+        </w:rPr>
+        <w:t xml:space="preserve"> </w:t>
+      </w:r>
+      <w:proofErr w:type="spellStart"/>
+      <w:r>
+        <w:rPr>
+          <w:sz w:val="24"/>
+          <w:szCs w:val="24"/>
+          <w:lang w:val="en-ID"/>
+        </w:rPr>
+        <w:t>melakukan</w:t>
+      </w:r>
+      <w:proofErr w:type="spellEnd"/>
+      <w:r>
+        <w:rPr>
+          <w:sz w:val="24"/>
+          <w:szCs w:val="24"/>
+          <w:lang w:val="en-ID"/>
+        </w:rPr>
+        <w:t xml:space="preserve"> </w:t>
+      </w:r>
+      <w:proofErr w:type="spellStart"/>
+      <w:r>
+        <w:rPr>
+          <w:sz w:val="24"/>
+          <w:szCs w:val="24"/>
+          <w:lang w:val="en-ID"/>
+        </w:rPr>
+        <w:t>penempatan</w:t>
+      </w:r>
+      <w:proofErr w:type="spellEnd"/>
+      <w:r>
+        <w:rPr>
+          <w:sz w:val="24"/>
+          <w:szCs w:val="24"/>
+          <w:lang w:val="en-ID"/>
+        </w:rPr>
+        <w:t xml:space="preserve"> dan </w:t>
+      </w:r>
+      <w:proofErr w:type="spellStart"/>
+      <w:r>
+        <w:rPr>
+          <w:sz w:val="24"/>
+          <w:szCs w:val="24"/>
+          <w:lang w:val="en-ID"/>
+        </w:rPr>
+        <w:t>pengaturan</w:t>
+      </w:r>
+      <w:proofErr w:type="spellEnd"/>
+      <w:r>
+        <w:rPr>
+          <w:sz w:val="24"/>
+          <w:szCs w:val="24"/>
+          <w:lang w:val="en-ID"/>
+        </w:rPr>
+        <w:t xml:space="preserve"> </w:t>
+      </w:r>
+      <w:proofErr w:type="spellStart"/>
+      <w:r>
+        <w:rPr>
+          <w:sz w:val="24"/>
+          <w:szCs w:val="24"/>
+          <w:lang w:val="en-ID"/>
+        </w:rPr>
+        <w:t>furnitur</w:t>
+      </w:r>
+      <w:proofErr w:type="spellEnd"/>
+      <w:r>
+        <w:rPr>
+          <w:sz w:val="24"/>
+          <w:szCs w:val="24"/>
+          <w:lang w:val="en-ID"/>
+        </w:rPr>
+        <w:t xml:space="preserve"> pada </w:t>
+      </w:r>
+      <w:proofErr w:type="spellStart"/>
+      <w:r>
+        <w:rPr>
+          <w:sz w:val="24"/>
+          <w:szCs w:val="24"/>
+          <w:lang w:val="en-ID"/>
+        </w:rPr>
+        <w:t>ruang</w:t>
+      </w:r>
+      <w:proofErr w:type="spellEnd"/>
+      <w:r>
+        <w:rPr>
+          <w:sz w:val="24"/>
+          <w:szCs w:val="24"/>
+          <w:lang w:val="en-ID"/>
+        </w:rPr>
+        <w:t xml:space="preserve"> yang </w:t>
+      </w:r>
+      <w:proofErr w:type="spellStart"/>
+      <w:r>
+        <w:rPr>
+          <w:sz w:val="24"/>
+          <w:szCs w:val="24"/>
+          <w:lang w:val="en-ID"/>
+        </w:rPr>
+        <w:t>telah</w:t>
+      </w:r>
+      <w:proofErr w:type="spellEnd"/>
+      <w:r>
+        <w:rPr>
+          <w:sz w:val="24"/>
+          <w:szCs w:val="24"/>
+          <w:lang w:val="en-ID"/>
+        </w:rPr>
+        <w:t xml:space="preserve"> </w:t>
+      </w:r>
+      <w:proofErr w:type="spellStart"/>
+      <w:r>
+        <w:rPr>
+          <w:sz w:val="24"/>
+          <w:szCs w:val="24"/>
+          <w:lang w:val="en-ID"/>
+        </w:rPr>
+        <w:t>ditentukan</w:t>
+      </w:r>
+      <w:proofErr w:type="spellEnd"/>
+      <w:r>
+        <w:rPr>
+          <w:sz w:val="24"/>
+          <w:szCs w:val="24"/>
+          <w:lang w:val="en-ID"/>
+        </w:rPr>
+        <w:t>?</w:t>
       </w:r>
     </w:p>
     <w:p>
@@ -22092,14 +22308,260 @@
         <w:rPr>
           <w:sz w:val="24"/>
           <w:szCs w:val="24"/>
+          <w:lang w:val="en-ID"/>
         </w:rPr>
       </w:pPr>
-      <w:r>
-        <w:rPr>
-          <w:sz w:val="24"/>
-          <w:szCs w:val="24"/>
-        </w:rPr>
-        <w:t>Pengembangan sistem interaksi penataan furnitur yang memungkinkan pemain melakukan penempatan, pemindahan, rotasi, dan pengaturan posisi furnitur di dalam ruang simulasi dengan mempertimbangkan batas ruang serta elemen tetap seperti dinding, pintu, dan jendela.</w:t>
+      <w:proofErr w:type="spellStart"/>
+      <w:r>
+        <w:rPr>
+          <w:sz w:val="24"/>
+          <w:szCs w:val="24"/>
+          <w:lang w:val="en-ID"/>
+        </w:rPr>
+        <w:t>Bagaimana</w:t>
+      </w:r>
+      <w:proofErr w:type="spellEnd"/>
+      <w:r>
+        <w:rPr>
+          <w:sz w:val="24"/>
+          <w:szCs w:val="24"/>
+          <w:lang w:val="en-ID"/>
+        </w:rPr>
+        <w:t xml:space="preserve"> </w:t>
+      </w:r>
+      <w:proofErr w:type="spellStart"/>
+      <w:r>
+        <w:rPr>
+          <w:sz w:val="24"/>
+          <w:szCs w:val="24"/>
+          <w:lang w:val="en-ID"/>
+        </w:rPr>
+        <w:t>mengembangkan</w:t>
+      </w:r>
+      <w:proofErr w:type="spellEnd"/>
+      <w:r>
+        <w:rPr>
+          <w:sz w:val="24"/>
+          <w:szCs w:val="24"/>
+          <w:lang w:val="en-ID"/>
+        </w:rPr>
+        <w:t xml:space="preserve"> </w:t>
+      </w:r>
+      <w:proofErr w:type="spellStart"/>
+      <w:r>
+        <w:rPr>
+          <w:sz w:val="24"/>
+          <w:szCs w:val="24"/>
+          <w:lang w:val="en-ID"/>
+        </w:rPr>
+        <w:t>algoritma</w:t>
+      </w:r>
+      <w:proofErr w:type="spellEnd"/>
+      <w:r>
+        <w:rPr>
+          <w:sz w:val="24"/>
+          <w:szCs w:val="24"/>
+          <w:lang w:val="en-ID"/>
+        </w:rPr>
+        <w:t xml:space="preserve"> </w:t>
+      </w:r>
+      <w:proofErr w:type="spellStart"/>
+      <w:r>
+        <w:rPr>
+          <w:sz w:val="24"/>
+          <w:szCs w:val="24"/>
+          <w:lang w:val="en-ID"/>
+        </w:rPr>
+        <w:t>evaluasi</w:t>
+      </w:r>
+      <w:proofErr w:type="spellEnd"/>
+      <w:r>
+        <w:rPr>
+          <w:sz w:val="24"/>
+          <w:szCs w:val="24"/>
+          <w:lang w:val="en-ID"/>
+        </w:rPr>
+        <w:t xml:space="preserve"> </w:t>
+      </w:r>
+      <w:proofErr w:type="spellStart"/>
+      <w:r>
+        <w:rPr>
+          <w:sz w:val="24"/>
+          <w:szCs w:val="24"/>
+          <w:lang w:val="en-ID"/>
+        </w:rPr>
+        <w:t>kualitas</w:t>
+      </w:r>
+      <w:proofErr w:type="spellEnd"/>
+      <w:r>
+        <w:rPr>
+          <w:sz w:val="24"/>
+          <w:szCs w:val="24"/>
+          <w:lang w:val="en-ID"/>
+        </w:rPr>
+        <w:t xml:space="preserve"> tata </w:t>
+      </w:r>
+      <w:proofErr w:type="spellStart"/>
+      <w:r>
+        <w:rPr>
+          <w:sz w:val="24"/>
+          <w:szCs w:val="24"/>
+          <w:lang w:val="en-ID"/>
+        </w:rPr>
+        <w:t>letak</w:t>
+      </w:r>
+      <w:proofErr w:type="spellEnd"/>
+      <w:r>
+        <w:rPr>
+          <w:sz w:val="24"/>
+          <w:szCs w:val="24"/>
+          <w:lang w:val="en-ID"/>
+        </w:rPr>
+        <w:t xml:space="preserve"> </w:t>
+      </w:r>
+      <w:proofErr w:type="spellStart"/>
+      <w:r>
+        <w:rPr>
+          <w:sz w:val="24"/>
+          <w:szCs w:val="24"/>
+          <w:lang w:val="en-ID"/>
+        </w:rPr>
+        <w:t>furnitur</w:t>
+      </w:r>
+      <w:proofErr w:type="spellEnd"/>
+      <w:r>
+        <w:rPr>
+          <w:sz w:val="24"/>
+          <w:szCs w:val="24"/>
+          <w:lang w:val="en-ID"/>
+        </w:rPr>
+        <w:t xml:space="preserve"> </w:t>
+      </w:r>
+      <w:proofErr w:type="spellStart"/>
+      <w:r>
+        <w:rPr>
+          <w:sz w:val="24"/>
+          <w:szCs w:val="24"/>
+          <w:lang w:val="en-ID"/>
+        </w:rPr>
+        <w:t>berbasis</w:t>
+      </w:r>
+      <w:proofErr w:type="spellEnd"/>
+      <w:r>
+        <w:rPr>
+          <w:sz w:val="24"/>
+          <w:szCs w:val="24"/>
+          <w:lang w:val="en-ID"/>
+        </w:rPr>
+        <w:t xml:space="preserve"> multi-</w:t>
+      </w:r>
+      <w:proofErr w:type="spellStart"/>
+      <w:r>
+        <w:rPr>
+          <w:sz w:val="24"/>
+          <w:szCs w:val="24"/>
+          <w:lang w:val="en-ID"/>
+        </w:rPr>
+        <w:t>kriteria</w:t>
+      </w:r>
+      <w:proofErr w:type="spellEnd"/>
+      <w:r>
+        <w:rPr>
+          <w:sz w:val="24"/>
+          <w:szCs w:val="24"/>
+          <w:lang w:val="en-ID"/>
+        </w:rPr>
+        <w:t xml:space="preserve"> </w:t>
+      </w:r>
+      <w:proofErr w:type="spellStart"/>
+      <w:r>
+        <w:rPr>
+          <w:sz w:val="24"/>
+          <w:szCs w:val="24"/>
+          <w:lang w:val="en-ID"/>
+        </w:rPr>
+        <w:t>untuk</w:t>
+      </w:r>
+      <w:proofErr w:type="spellEnd"/>
+      <w:r>
+        <w:rPr>
+          <w:sz w:val="24"/>
+          <w:szCs w:val="24"/>
+          <w:lang w:val="en-ID"/>
+        </w:rPr>
+        <w:t xml:space="preserve"> </w:t>
+      </w:r>
+      <w:proofErr w:type="spellStart"/>
+      <w:r>
+        <w:rPr>
+          <w:sz w:val="24"/>
+          <w:szCs w:val="24"/>
+          <w:lang w:val="en-ID"/>
+        </w:rPr>
+        <w:t>menilai</w:t>
+      </w:r>
+      <w:proofErr w:type="spellEnd"/>
+      <w:r>
+        <w:rPr>
+          <w:sz w:val="24"/>
+          <w:szCs w:val="24"/>
+          <w:lang w:val="en-ID"/>
+        </w:rPr>
+        <w:t xml:space="preserve"> tata </w:t>
+      </w:r>
+      <w:proofErr w:type="spellStart"/>
+      <w:r>
+        <w:rPr>
+          <w:sz w:val="24"/>
+          <w:szCs w:val="24"/>
+          <w:lang w:val="en-ID"/>
+        </w:rPr>
+        <w:t>letak</w:t>
+      </w:r>
+      <w:proofErr w:type="spellEnd"/>
+      <w:r>
+        <w:rPr>
+          <w:sz w:val="24"/>
+          <w:szCs w:val="24"/>
+          <w:lang w:val="en-ID"/>
+        </w:rPr>
+        <w:t xml:space="preserve"> yang </w:t>
+      </w:r>
+      <w:proofErr w:type="spellStart"/>
+      <w:r>
+        <w:rPr>
+          <w:sz w:val="24"/>
+          <w:szCs w:val="24"/>
+          <w:lang w:val="en-ID"/>
+        </w:rPr>
+        <w:t>dibuat</w:t>
+      </w:r>
+      <w:proofErr w:type="spellEnd"/>
+      <w:r>
+        <w:rPr>
+          <w:sz w:val="24"/>
+          <w:szCs w:val="24"/>
+          <w:lang w:val="en-ID"/>
+        </w:rPr>
+        <w:t xml:space="preserve"> oleh </w:t>
+      </w:r>
+      <w:proofErr w:type="spellStart"/>
+      <w:r>
+        <w:rPr>
+          <w:sz w:val="24"/>
+          <w:szCs w:val="24"/>
+          <w:lang w:val="en-ID"/>
+        </w:rPr>
+        <w:t>pemain</w:t>
+      </w:r>
+      <w:proofErr w:type="spellEnd"/>
+      <w:r>
+        <w:rPr>
+          <w:sz w:val="24"/>
+          <w:szCs w:val="24"/>
+          <w:lang w:val="en-ID"/>
+        </w:rPr>
+        <w:t>?</w:t>
       </w:r>
     </w:p>
     <w:p>
@@ -22114,66 +22576,242 @@
         <w:rPr>
           <w:sz w:val="24"/>
           <w:szCs w:val="24"/>
+          <w:lang w:val="en-ID"/>
         </w:rPr>
       </w:pPr>
-      <w:r>
-        <w:rPr>
-          <w:sz w:val="24"/>
-          <w:szCs w:val="24"/>
-        </w:rPr>
-        <w:t>Pengembangan algoritma evaluasi kualitas tata letak furnitur berbasis multi-kriteria untuk menilai hasil penataan pemain berdasarkan beberapa aspek kualitas tata letak dan menggabungkan hasil penilaian tersebut menjadi skor keseluruhan.</w:t>
-      </w:r>
-    </w:p>
-    <w:p>
-      <w:pPr>
-        <w:pStyle w:val="ListParagraph"/>
-        <w:numPr>
-          <w:ilvl w:val="0"/>
-          <w:numId w:val="18"/>
-        </w:numPr>
-        <w:spacing w:line="360" w:lineRule="auto"/>
-        <w:jc w:val="both"/>
-        <w:rPr>
-          <w:sz w:val="24"/>
-          <w:szCs w:val="24"/>
-        </w:rPr>
-      </w:pPr>
-      <w:r>
-        <w:rPr>
-          <w:sz w:val="24"/>
-          <w:szCs w:val="24"/>
-        </w:rPr>
-        <w:t>Pengembangan mekanisme umpan balik dan visualisasi skor yang menyajikan hasil evaluasi tata letak kepada pemain sehingga pemain dapat mengetahui kualitas penataannya serta memahami pengaruh perubahan posisi dan konfigurasi furnitur terhadap skor.</w:t>
-      </w:r>
-    </w:p>
-    <w:p>
-      <w:pPr>
-        <w:pStyle w:val="ListParagraph"/>
-        <w:numPr>
-          <w:ilvl w:val="0"/>
-          <w:numId w:val="18"/>
-        </w:numPr>
-        <w:spacing w:line="360" w:lineRule="auto"/>
-        <w:jc w:val="both"/>
-        <w:rPr>
-          <w:sz w:val="24"/>
-          <w:szCs w:val="24"/>
-        </w:rPr>
-      </w:pPr>
-      <w:r>
-        <w:rPr>
-          <w:sz w:val="24"/>
-          <w:szCs w:val="24"/>
-        </w:rPr>
-        <w:t xml:space="preserve">Pengembangan skenario permainan penataan ruang dengan kebutuhan dan batasan tertentu sebagai konteks bagi pemain untuk melakukan penataan, mengevaluasi hasilnya, dan mencoba alternatif tata letak </w:t>
-      </w:r>
-      <w:r>
-        <w:rPr>
-          <w:sz w:val="24"/>
-          <w:szCs w:val="24"/>
-        </w:rPr>
-        <w:lastRenderedPageBreak/>
-        <w:t>melalui proses simulasi.</w:t>
+      <w:proofErr w:type="spellStart"/>
+      <w:r>
+        <w:rPr>
+          <w:sz w:val="24"/>
+          <w:szCs w:val="24"/>
+          <w:lang w:val="en-ID"/>
+        </w:rPr>
+        <w:t>Bagaimana</w:t>
+      </w:r>
+      <w:proofErr w:type="spellEnd"/>
+      <w:r>
+        <w:rPr>
+          <w:sz w:val="24"/>
+          <w:szCs w:val="24"/>
+          <w:lang w:val="en-ID"/>
+        </w:rPr>
+        <w:t xml:space="preserve"> </w:t>
+      </w:r>
+      <w:proofErr w:type="spellStart"/>
+      <w:r>
+        <w:rPr>
+          <w:sz w:val="24"/>
+          <w:szCs w:val="24"/>
+          <w:lang w:val="en-ID"/>
+        </w:rPr>
+        <w:t>mengintegrasikan</w:t>
+      </w:r>
+      <w:proofErr w:type="spellEnd"/>
+      <w:r>
+        <w:rPr>
+          <w:sz w:val="24"/>
+          <w:szCs w:val="24"/>
+          <w:lang w:val="en-ID"/>
+        </w:rPr>
+        <w:t xml:space="preserve"> </w:t>
+      </w:r>
+      <w:proofErr w:type="spellStart"/>
+      <w:r>
+        <w:rPr>
+          <w:sz w:val="24"/>
+          <w:szCs w:val="24"/>
+          <w:lang w:val="en-ID"/>
+        </w:rPr>
+        <w:t>hasil</w:t>
+      </w:r>
+      <w:proofErr w:type="spellEnd"/>
+      <w:r>
+        <w:rPr>
+          <w:sz w:val="24"/>
+          <w:szCs w:val="24"/>
+          <w:lang w:val="en-ID"/>
+        </w:rPr>
+        <w:t xml:space="preserve"> </w:t>
+      </w:r>
+      <w:proofErr w:type="spellStart"/>
+      <w:r>
+        <w:rPr>
+          <w:sz w:val="24"/>
+          <w:szCs w:val="24"/>
+          <w:lang w:val="en-ID"/>
+        </w:rPr>
+        <w:t>evaluasi</w:t>
+      </w:r>
+      <w:proofErr w:type="spellEnd"/>
+      <w:r>
+        <w:rPr>
+          <w:sz w:val="24"/>
+          <w:szCs w:val="24"/>
+          <w:lang w:val="en-ID"/>
+        </w:rPr>
+        <w:t xml:space="preserve"> tata </w:t>
+      </w:r>
+      <w:proofErr w:type="spellStart"/>
+      <w:r>
+        <w:rPr>
+          <w:sz w:val="24"/>
+          <w:szCs w:val="24"/>
+          <w:lang w:val="en-ID"/>
+        </w:rPr>
+        <w:t>letak</w:t>
+      </w:r>
+      <w:proofErr w:type="spellEnd"/>
+      <w:r>
+        <w:rPr>
+          <w:sz w:val="24"/>
+          <w:szCs w:val="24"/>
+          <w:lang w:val="en-ID"/>
+        </w:rPr>
+        <w:t xml:space="preserve"> </w:t>
+      </w:r>
+      <w:proofErr w:type="spellStart"/>
+      <w:r>
+        <w:rPr>
+          <w:sz w:val="24"/>
+          <w:szCs w:val="24"/>
+          <w:lang w:val="en-ID"/>
+        </w:rPr>
+        <w:t>ke</w:t>
+      </w:r>
+      <w:proofErr w:type="spellEnd"/>
+      <w:r>
+        <w:rPr>
+          <w:sz w:val="24"/>
+          <w:szCs w:val="24"/>
+          <w:lang w:val="en-ID"/>
+        </w:rPr>
+        <w:t xml:space="preserve"> </w:t>
+      </w:r>
+      <w:proofErr w:type="spellStart"/>
+      <w:r>
+        <w:rPr>
+          <w:sz w:val="24"/>
+          <w:szCs w:val="24"/>
+          <w:lang w:val="en-ID"/>
+        </w:rPr>
+        <w:t>dalam</w:t>
+      </w:r>
+      <w:proofErr w:type="spellEnd"/>
+      <w:r>
+        <w:rPr>
+          <w:sz w:val="24"/>
+          <w:szCs w:val="24"/>
+          <w:lang w:val="en-ID"/>
+        </w:rPr>
+        <w:t xml:space="preserve"> game </w:t>
+      </w:r>
+      <w:proofErr w:type="spellStart"/>
+      <w:r>
+        <w:rPr>
+          <w:sz w:val="24"/>
+          <w:szCs w:val="24"/>
+          <w:lang w:val="en-ID"/>
+        </w:rPr>
+        <w:t>sebagai</w:t>
+      </w:r>
+      <w:proofErr w:type="spellEnd"/>
+      <w:r>
+        <w:rPr>
+          <w:sz w:val="24"/>
+          <w:szCs w:val="24"/>
+          <w:lang w:val="en-ID"/>
+        </w:rPr>
+        <w:t xml:space="preserve"> </w:t>
+      </w:r>
+      <w:proofErr w:type="spellStart"/>
+      <w:r>
+        <w:rPr>
+          <w:sz w:val="24"/>
+          <w:szCs w:val="24"/>
+          <w:lang w:val="en-ID"/>
+        </w:rPr>
+        <w:t>skor</w:t>
+      </w:r>
+      <w:proofErr w:type="spellEnd"/>
+      <w:r>
+        <w:rPr>
+          <w:sz w:val="24"/>
+          <w:szCs w:val="24"/>
+          <w:lang w:val="en-ID"/>
+        </w:rPr>
+        <w:t xml:space="preserve"> dan </w:t>
+      </w:r>
+      <w:proofErr w:type="spellStart"/>
+      <w:r>
+        <w:rPr>
+          <w:sz w:val="24"/>
+          <w:szCs w:val="24"/>
+          <w:lang w:val="en-ID"/>
+        </w:rPr>
+        <w:t>umpan</w:t>
+      </w:r>
+      <w:proofErr w:type="spellEnd"/>
+      <w:r>
+        <w:rPr>
+          <w:sz w:val="24"/>
+          <w:szCs w:val="24"/>
+          <w:lang w:val="en-ID"/>
+        </w:rPr>
+        <w:t xml:space="preserve"> </w:t>
+      </w:r>
+      <w:proofErr w:type="spellStart"/>
+      <w:r>
+        <w:rPr>
+          <w:sz w:val="24"/>
+          <w:szCs w:val="24"/>
+          <w:lang w:val="en-ID"/>
+        </w:rPr>
+        <w:t>balik</w:t>
+      </w:r>
+      <w:proofErr w:type="spellEnd"/>
+      <w:r>
+        <w:rPr>
+          <w:sz w:val="24"/>
+          <w:szCs w:val="24"/>
+          <w:lang w:val="en-ID"/>
+        </w:rPr>
+        <w:t xml:space="preserve"> </w:t>
+      </w:r>
+      <w:proofErr w:type="spellStart"/>
+      <w:r>
+        <w:rPr>
+          <w:sz w:val="24"/>
+          <w:szCs w:val="24"/>
+          <w:lang w:val="en-ID"/>
+        </w:rPr>
+        <w:t>bagi</w:t>
+      </w:r>
+      <w:proofErr w:type="spellEnd"/>
+      <w:r>
+        <w:rPr>
+          <w:sz w:val="24"/>
+          <w:szCs w:val="24"/>
+          <w:lang w:val="en-ID"/>
+        </w:rPr>
+        <w:t xml:space="preserve"> </w:t>
+      </w:r>
+      <w:proofErr w:type="spellStart"/>
+      <w:r>
+        <w:rPr>
+          <w:sz w:val="24"/>
+          <w:szCs w:val="24"/>
+          <w:lang w:val="en-ID"/>
+        </w:rPr>
+        <w:t>pemain</w:t>
+      </w:r>
+      <w:proofErr w:type="spellEnd"/>
+      <w:r>
+        <w:rPr>
+          <w:sz w:val="24"/>
+          <w:szCs w:val="24"/>
+          <w:lang w:val="en-ID"/>
+        </w:rPr>
+        <w:t>?</w:t>
       </w:r>
     </w:p>
     <w:p>
@@ -22195,7 +22833,7 @@
         </w:numPr>
         <w:ind w:right="-7"/>
       </w:pPr>
-      <w:bookmarkStart w:id="11" w:name="_Toc240478597"/>
+      <w:bookmarkStart w:id="11" w:name="_Toc240975883"/>
       <w:r>
         <w:t>1.3.</w:t>
       </w:r>
@@ -22210,11 +22848,11 @@
     <w:p>
       <w:pPr>
         <w:spacing w:line="360" w:lineRule="auto"/>
-        <w:ind w:firstLine="720"/>
-        <w:jc w:val="both"/>
-        <w:rPr>
-          <w:sz w:val="24"/>
-          <w:szCs w:val="24"/>
+        <w:ind w:firstLine="360"/>
+        <w:rPr>
+          <w:sz w:val="24"/>
+          <w:szCs w:val="24"/>
+          <w:lang w:val="en-ID"/>
         </w:rPr>
       </w:pPr>
       <w:r>
@@ -22222,117 +22860,1659 @@
           <w:sz w:val="24"/>
           <w:szCs w:val="24"/>
         </w:rPr>
-        <w:t>Untuk memastikan fokus penelitian dan tercapainya tujuan pengembangan game, maka batasan produk dalam penelitian ini ditetapkan sebagai berikut:</w:t>
+        <w:t xml:space="preserve">Untuk menjaga fokus penelitian serta memastikan pengembangan produk tetap sesuai dengan tujuan yang telah ditetapkan, diperlukan batasan terhadap ruang lingkup penelitian. Batasan ini mencakup aspek simulasi ruang, interaksi </w:t>
+      </w:r>
+      <w:r>
+        <w:rPr>
+          <w:sz w:val="24"/>
+          <w:szCs w:val="24"/>
+        </w:rPr>
+        <w:lastRenderedPageBreak/>
+        <w:t>pemain, objek yang digunakan, metode evaluasi, serta aspek kualitas tata letak yang dinilai. Dengan adanya batasan tersebut, penelitian dapat difokuskan pada pengembangan game simulasi penataan ruang dan penerapan algoritma evaluasi kualitas tata letak furnitur tanpa mencakup proses optimasi atau rekomendasi tata letak secara otomatis. Adapun batasan masalah dalam penelitian ini adalah sebagai berikut:</w:t>
       </w:r>
     </w:p>
     <w:p>
       <w:pPr>
-        <w:pStyle w:val="ListParagraph"/>
         <w:numPr>
           <w:ilvl w:val="0"/>
-          <w:numId w:val="19"/>
+          <w:numId w:val="22"/>
         </w:numPr>
         <w:spacing w:line="360" w:lineRule="auto"/>
-        <w:jc w:val="both"/>
-        <w:rPr>
-          <w:sz w:val="24"/>
-          <w:szCs w:val="24"/>
+        <w:rPr>
+          <w:sz w:val="24"/>
+          <w:szCs w:val="24"/>
+          <w:lang w:val="en-ID"/>
         </w:rPr>
       </w:pPr>
-      <w:r>
-        <w:rPr>
-          <w:sz w:val="24"/>
-          <w:szCs w:val="24"/>
-        </w:rPr>
-        <w:t>Lingkup Simulasi Ruang: Game difokuskan pada simulasi penataan interior ruang hunian dengan struktur ruang yang telah ditentukan. Posisi dinding, pintu, dan jendela bersifat tetap dan tidak dapat diubah oleh pemain.</w:t>
+      <w:proofErr w:type="spellStart"/>
+      <w:r>
+        <w:rPr>
+          <w:sz w:val="24"/>
+          <w:szCs w:val="24"/>
+          <w:lang w:val="en-ID"/>
+        </w:rPr>
+        <w:t>Interaksi</w:t>
+      </w:r>
+      <w:proofErr w:type="spellEnd"/>
+      <w:r>
+        <w:rPr>
+          <w:sz w:val="24"/>
+          <w:szCs w:val="24"/>
+          <w:lang w:val="en-ID"/>
+        </w:rPr>
+        <w:t xml:space="preserve"> </w:t>
+      </w:r>
+      <w:proofErr w:type="spellStart"/>
+      <w:r>
+        <w:rPr>
+          <w:sz w:val="24"/>
+          <w:szCs w:val="24"/>
+          <w:lang w:val="en-ID"/>
+        </w:rPr>
+        <w:t>pemain</w:t>
+      </w:r>
+      <w:proofErr w:type="spellEnd"/>
+      <w:r>
+        <w:rPr>
+          <w:sz w:val="24"/>
+          <w:szCs w:val="24"/>
+          <w:lang w:val="en-ID"/>
+        </w:rPr>
+        <w:t xml:space="preserve"> </w:t>
+      </w:r>
+      <w:proofErr w:type="spellStart"/>
+      <w:r>
+        <w:rPr>
+          <w:sz w:val="24"/>
+          <w:szCs w:val="24"/>
+          <w:lang w:val="en-ID"/>
+        </w:rPr>
+        <w:t>dibatasi</w:t>
+      </w:r>
+      <w:proofErr w:type="spellEnd"/>
+      <w:r>
+        <w:rPr>
+          <w:sz w:val="24"/>
+          <w:szCs w:val="24"/>
+          <w:lang w:val="en-ID"/>
+        </w:rPr>
+        <w:t xml:space="preserve"> pada </w:t>
+      </w:r>
+      <w:proofErr w:type="spellStart"/>
+      <w:r>
+        <w:rPr>
+          <w:sz w:val="24"/>
+          <w:szCs w:val="24"/>
+          <w:lang w:val="en-ID"/>
+        </w:rPr>
+        <w:t>penempatan</w:t>
+      </w:r>
+      <w:proofErr w:type="spellEnd"/>
+      <w:r>
+        <w:rPr>
+          <w:sz w:val="24"/>
+          <w:szCs w:val="24"/>
+          <w:lang w:val="en-ID"/>
+        </w:rPr>
+        <w:t xml:space="preserve">, </w:t>
+      </w:r>
+      <w:proofErr w:type="spellStart"/>
+      <w:r>
+        <w:rPr>
+          <w:sz w:val="24"/>
+          <w:szCs w:val="24"/>
+          <w:lang w:val="en-ID"/>
+        </w:rPr>
+        <w:t>pemindahan</w:t>
+      </w:r>
+      <w:proofErr w:type="spellEnd"/>
+      <w:r>
+        <w:rPr>
+          <w:sz w:val="24"/>
+          <w:szCs w:val="24"/>
+          <w:lang w:val="en-ID"/>
+        </w:rPr>
+        <w:t xml:space="preserve">, dan </w:t>
+      </w:r>
+      <w:proofErr w:type="spellStart"/>
+      <w:r>
+        <w:rPr>
+          <w:sz w:val="24"/>
+          <w:szCs w:val="24"/>
+          <w:lang w:val="en-ID"/>
+        </w:rPr>
+        <w:t>rotasi</w:t>
+      </w:r>
+      <w:proofErr w:type="spellEnd"/>
+      <w:r>
+        <w:rPr>
+          <w:sz w:val="24"/>
+          <w:szCs w:val="24"/>
+          <w:lang w:val="en-ID"/>
+        </w:rPr>
+        <w:t xml:space="preserve"> </w:t>
+      </w:r>
+      <w:proofErr w:type="spellStart"/>
+      <w:r>
+        <w:rPr>
+          <w:sz w:val="24"/>
+          <w:szCs w:val="24"/>
+          <w:lang w:val="en-ID"/>
+        </w:rPr>
+        <w:t>furnitur</w:t>
+      </w:r>
+      <w:proofErr w:type="spellEnd"/>
+      <w:r>
+        <w:rPr>
+          <w:sz w:val="24"/>
+          <w:szCs w:val="24"/>
+          <w:lang w:val="en-ID"/>
+        </w:rPr>
+        <w:t xml:space="preserve"> di </w:t>
+      </w:r>
+      <w:proofErr w:type="spellStart"/>
+      <w:r>
+        <w:rPr>
+          <w:sz w:val="24"/>
+          <w:szCs w:val="24"/>
+          <w:lang w:val="en-ID"/>
+        </w:rPr>
+        <w:t>dalam</w:t>
+      </w:r>
+      <w:proofErr w:type="spellEnd"/>
+      <w:r>
+        <w:rPr>
+          <w:sz w:val="24"/>
+          <w:szCs w:val="24"/>
+          <w:lang w:val="en-ID"/>
+        </w:rPr>
+        <w:t xml:space="preserve"> area </w:t>
+      </w:r>
+      <w:proofErr w:type="spellStart"/>
+      <w:r>
+        <w:rPr>
+          <w:sz w:val="24"/>
+          <w:szCs w:val="24"/>
+          <w:lang w:val="en-ID"/>
+        </w:rPr>
+        <w:t>ruang</w:t>
+      </w:r>
+      <w:proofErr w:type="spellEnd"/>
+      <w:r>
+        <w:rPr>
+          <w:sz w:val="24"/>
+          <w:szCs w:val="24"/>
+          <w:lang w:val="en-ID"/>
+        </w:rPr>
+        <w:t xml:space="preserve"> yang </w:t>
+      </w:r>
+      <w:proofErr w:type="spellStart"/>
+      <w:r>
+        <w:rPr>
+          <w:sz w:val="24"/>
+          <w:szCs w:val="24"/>
+          <w:lang w:val="en-ID"/>
+        </w:rPr>
+        <w:t>tersedia</w:t>
+      </w:r>
+      <w:proofErr w:type="spellEnd"/>
+      <w:r>
+        <w:rPr>
+          <w:sz w:val="24"/>
+          <w:szCs w:val="24"/>
+          <w:lang w:val="en-ID"/>
+        </w:rPr>
+        <w:t xml:space="preserve">. </w:t>
+      </w:r>
+      <w:proofErr w:type="spellStart"/>
+      <w:r>
+        <w:rPr>
+          <w:sz w:val="24"/>
+          <w:szCs w:val="24"/>
+          <w:lang w:val="en-ID"/>
+        </w:rPr>
+        <w:t>Penelitian</w:t>
+      </w:r>
+      <w:proofErr w:type="spellEnd"/>
+      <w:r>
+        <w:rPr>
+          <w:sz w:val="24"/>
+          <w:szCs w:val="24"/>
+          <w:lang w:val="en-ID"/>
+        </w:rPr>
+        <w:t xml:space="preserve"> </w:t>
+      </w:r>
+      <w:proofErr w:type="spellStart"/>
+      <w:r>
+        <w:rPr>
+          <w:sz w:val="24"/>
+          <w:szCs w:val="24"/>
+          <w:lang w:val="en-ID"/>
+        </w:rPr>
+        <w:t>tidak</w:t>
+      </w:r>
+      <w:proofErr w:type="spellEnd"/>
+      <w:r>
+        <w:rPr>
+          <w:sz w:val="24"/>
+          <w:szCs w:val="24"/>
+          <w:lang w:val="en-ID"/>
+        </w:rPr>
+        <w:t xml:space="preserve"> </w:t>
+      </w:r>
+      <w:proofErr w:type="spellStart"/>
+      <w:r>
+        <w:rPr>
+          <w:sz w:val="24"/>
+          <w:szCs w:val="24"/>
+          <w:lang w:val="en-ID"/>
+        </w:rPr>
+        <w:t>mencakup</w:t>
+      </w:r>
+      <w:proofErr w:type="spellEnd"/>
+      <w:r>
+        <w:rPr>
+          <w:sz w:val="24"/>
+          <w:szCs w:val="24"/>
+          <w:lang w:val="en-ID"/>
+        </w:rPr>
+        <w:t xml:space="preserve"> </w:t>
+      </w:r>
+      <w:proofErr w:type="spellStart"/>
+      <w:r>
+        <w:rPr>
+          <w:sz w:val="24"/>
+          <w:szCs w:val="24"/>
+          <w:lang w:val="en-ID"/>
+        </w:rPr>
+        <w:t>perubahan</w:t>
+      </w:r>
+      <w:proofErr w:type="spellEnd"/>
+      <w:r>
+        <w:rPr>
+          <w:sz w:val="24"/>
+          <w:szCs w:val="24"/>
+          <w:lang w:val="en-ID"/>
+        </w:rPr>
+        <w:t xml:space="preserve"> </w:t>
+      </w:r>
+      <w:proofErr w:type="spellStart"/>
+      <w:r>
+        <w:rPr>
+          <w:sz w:val="24"/>
+          <w:szCs w:val="24"/>
+          <w:lang w:val="en-ID"/>
+        </w:rPr>
+        <w:t>struktur</w:t>
+      </w:r>
+      <w:proofErr w:type="spellEnd"/>
+      <w:r>
+        <w:rPr>
+          <w:sz w:val="24"/>
+          <w:szCs w:val="24"/>
+          <w:lang w:val="en-ID"/>
+        </w:rPr>
+        <w:t xml:space="preserve"> </w:t>
+      </w:r>
+      <w:proofErr w:type="spellStart"/>
+      <w:r>
+        <w:rPr>
+          <w:sz w:val="24"/>
+          <w:szCs w:val="24"/>
+          <w:lang w:val="en-ID"/>
+        </w:rPr>
+        <w:t>bangunan</w:t>
+      </w:r>
+      <w:proofErr w:type="spellEnd"/>
+      <w:r>
+        <w:rPr>
+          <w:sz w:val="24"/>
+          <w:szCs w:val="24"/>
+          <w:lang w:val="en-ID"/>
+        </w:rPr>
+        <w:t xml:space="preserve"> </w:t>
+      </w:r>
+      <w:proofErr w:type="spellStart"/>
+      <w:r>
+        <w:rPr>
+          <w:sz w:val="24"/>
+          <w:szCs w:val="24"/>
+          <w:lang w:val="en-ID"/>
+        </w:rPr>
+        <w:t>maupun</w:t>
+      </w:r>
+      <w:proofErr w:type="spellEnd"/>
+      <w:r>
+        <w:rPr>
+          <w:sz w:val="24"/>
+          <w:szCs w:val="24"/>
+          <w:lang w:val="en-ID"/>
+        </w:rPr>
+        <w:t xml:space="preserve"> </w:t>
+      </w:r>
+      <w:proofErr w:type="spellStart"/>
+      <w:r>
+        <w:rPr>
+          <w:sz w:val="24"/>
+          <w:szCs w:val="24"/>
+          <w:lang w:val="en-ID"/>
+        </w:rPr>
+        <w:t>modifikasi</w:t>
+      </w:r>
+      <w:proofErr w:type="spellEnd"/>
+      <w:r>
+        <w:rPr>
+          <w:sz w:val="24"/>
+          <w:szCs w:val="24"/>
+          <w:lang w:val="en-ID"/>
+        </w:rPr>
+        <w:t xml:space="preserve"> </w:t>
+      </w:r>
+      <w:proofErr w:type="spellStart"/>
+      <w:r>
+        <w:rPr>
+          <w:sz w:val="24"/>
+          <w:szCs w:val="24"/>
+          <w:lang w:val="en-ID"/>
+        </w:rPr>
+        <w:t>elemen</w:t>
+      </w:r>
+      <w:proofErr w:type="spellEnd"/>
+      <w:r>
+        <w:rPr>
+          <w:sz w:val="24"/>
+          <w:szCs w:val="24"/>
+          <w:lang w:val="en-ID"/>
+        </w:rPr>
+        <w:t xml:space="preserve"> </w:t>
+      </w:r>
+      <w:proofErr w:type="spellStart"/>
+      <w:r>
+        <w:rPr>
+          <w:sz w:val="24"/>
+          <w:szCs w:val="24"/>
+          <w:lang w:val="en-ID"/>
+        </w:rPr>
+        <w:t>tetap</w:t>
+      </w:r>
+      <w:proofErr w:type="spellEnd"/>
+      <w:r>
+        <w:rPr>
+          <w:sz w:val="24"/>
+          <w:szCs w:val="24"/>
+          <w:lang w:val="en-ID"/>
+        </w:rPr>
+        <w:t xml:space="preserve"> pada </w:t>
+      </w:r>
+      <w:proofErr w:type="spellStart"/>
+      <w:r>
+        <w:rPr>
+          <w:sz w:val="24"/>
+          <w:szCs w:val="24"/>
+          <w:lang w:val="en-ID"/>
+        </w:rPr>
+        <w:t>ruang</w:t>
+      </w:r>
+      <w:proofErr w:type="spellEnd"/>
+      <w:r>
+        <w:rPr>
+          <w:sz w:val="24"/>
+          <w:szCs w:val="24"/>
+          <w:lang w:val="en-ID"/>
+        </w:rPr>
+        <w:t>.</w:t>
       </w:r>
     </w:p>
     <w:p>
       <w:pPr>
-        <w:pStyle w:val="ListParagraph"/>
         <w:numPr>
           <w:ilvl w:val="0"/>
-          <w:numId w:val="19"/>
+          <w:numId w:val="22"/>
         </w:numPr>
         <w:spacing w:line="360" w:lineRule="auto"/>
-        <w:jc w:val="both"/>
-        <w:rPr>
-          <w:sz w:val="24"/>
-          <w:szCs w:val="24"/>
+        <w:rPr>
+          <w:sz w:val="24"/>
+          <w:szCs w:val="24"/>
+          <w:lang w:val="en-ID"/>
         </w:rPr>
       </w:pPr>
-      <w:r>
-        <w:rPr>
-          <w:sz w:val="24"/>
-          <w:szCs w:val="24"/>
-        </w:rPr>
-        <w:t>Objek dan Interaksi Furnitur: Jenis dan jumlah furnitur dibatasi sesuai dengan skenario permainan. Pemain dapat menempatkan, memindahkan, dan memutar furnitur pada area yang tersedia.</w:t>
+      <w:proofErr w:type="spellStart"/>
+      <w:r>
+        <w:rPr>
+          <w:sz w:val="24"/>
+          <w:szCs w:val="24"/>
+          <w:lang w:val="en-ID"/>
+        </w:rPr>
+        <w:t>Evaluasi</w:t>
+      </w:r>
+      <w:proofErr w:type="spellEnd"/>
+      <w:r>
+        <w:rPr>
+          <w:sz w:val="24"/>
+          <w:szCs w:val="24"/>
+          <w:lang w:val="en-ID"/>
+        </w:rPr>
+        <w:t xml:space="preserve"> </w:t>
+      </w:r>
+      <w:proofErr w:type="spellStart"/>
+      <w:r>
+        <w:rPr>
+          <w:sz w:val="24"/>
+          <w:szCs w:val="24"/>
+          <w:lang w:val="en-ID"/>
+        </w:rPr>
+        <w:t>kualitas</w:t>
+      </w:r>
+      <w:proofErr w:type="spellEnd"/>
+      <w:r>
+        <w:rPr>
+          <w:sz w:val="24"/>
+          <w:szCs w:val="24"/>
+          <w:lang w:val="en-ID"/>
+        </w:rPr>
+        <w:t xml:space="preserve"> tata </w:t>
+      </w:r>
+      <w:proofErr w:type="spellStart"/>
+      <w:r>
+        <w:rPr>
+          <w:sz w:val="24"/>
+          <w:szCs w:val="24"/>
+          <w:lang w:val="en-ID"/>
+        </w:rPr>
+        <w:t>letak</w:t>
+      </w:r>
+      <w:proofErr w:type="spellEnd"/>
+      <w:r>
+        <w:rPr>
+          <w:sz w:val="24"/>
+          <w:szCs w:val="24"/>
+          <w:lang w:val="en-ID"/>
+        </w:rPr>
+        <w:t xml:space="preserve"> </w:t>
+      </w:r>
+      <w:proofErr w:type="spellStart"/>
+      <w:r>
+        <w:rPr>
+          <w:sz w:val="24"/>
+          <w:szCs w:val="24"/>
+          <w:lang w:val="en-ID"/>
+        </w:rPr>
+        <w:t>menggunakan</w:t>
+      </w:r>
+      <w:proofErr w:type="spellEnd"/>
+      <w:r>
+        <w:rPr>
+          <w:sz w:val="24"/>
+          <w:szCs w:val="24"/>
+          <w:lang w:val="en-ID"/>
+        </w:rPr>
+        <w:t xml:space="preserve"> </w:t>
+      </w:r>
+      <w:proofErr w:type="spellStart"/>
+      <w:r>
+        <w:rPr>
+          <w:sz w:val="24"/>
+          <w:szCs w:val="24"/>
+          <w:lang w:val="en-ID"/>
+        </w:rPr>
+        <w:t>algoritma</w:t>
+      </w:r>
+      <w:proofErr w:type="spellEnd"/>
+      <w:r>
+        <w:rPr>
+          <w:sz w:val="24"/>
+          <w:szCs w:val="24"/>
+          <w:lang w:val="en-ID"/>
+        </w:rPr>
+        <w:t xml:space="preserve"> </w:t>
+      </w:r>
+      <w:proofErr w:type="spellStart"/>
+      <w:r>
+        <w:rPr>
+          <w:sz w:val="24"/>
+          <w:szCs w:val="24"/>
+          <w:lang w:val="en-ID"/>
+        </w:rPr>
+        <w:t>berbasis</w:t>
+      </w:r>
+      <w:proofErr w:type="spellEnd"/>
+      <w:r>
+        <w:rPr>
+          <w:sz w:val="24"/>
+          <w:szCs w:val="24"/>
+          <w:lang w:val="en-ID"/>
+        </w:rPr>
+        <w:t xml:space="preserve"> multi-</w:t>
+      </w:r>
+      <w:proofErr w:type="spellStart"/>
+      <w:r>
+        <w:rPr>
+          <w:sz w:val="24"/>
+          <w:szCs w:val="24"/>
+          <w:lang w:val="en-ID"/>
+        </w:rPr>
+        <w:t>kriteria</w:t>
+      </w:r>
+      <w:proofErr w:type="spellEnd"/>
+      <w:r>
+        <w:rPr>
+          <w:sz w:val="24"/>
+          <w:szCs w:val="24"/>
+          <w:lang w:val="en-ID"/>
+        </w:rPr>
+        <w:t xml:space="preserve"> yang </w:t>
+      </w:r>
+      <w:proofErr w:type="spellStart"/>
+      <w:r>
+        <w:rPr>
+          <w:sz w:val="24"/>
+          <w:szCs w:val="24"/>
+          <w:lang w:val="en-ID"/>
+        </w:rPr>
+        <w:t>menggabungkan</w:t>
+      </w:r>
+      <w:proofErr w:type="spellEnd"/>
+      <w:r>
+        <w:rPr>
+          <w:sz w:val="24"/>
+          <w:szCs w:val="24"/>
+          <w:lang w:val="en-ID"/>
+        </w:rPr>
+        <w:t xml:space="preserve"> </w:t>
+      </w:r>
+      <w:proofErr w:type="spellStart"/>
+      <w:r>
+        <w:rPr>
+          <w:sz w:val="24"/>
+          <w:szCs w:val="24"/>
+          <w:lang w:val="en-ID"/>
+        </w:rPr>
+        <w:t>beberapa</w:t>
+      </w:r>
+      <w:proofErr w:type="spellEnd"/>
+      <w:r>
+        <w:rPr>
+          <w:sz w:val="24"/>
+          <w:szCs w:val="24"/>
+          <w:lang w:val="en-ID"/>
+        </w:rPr>
+        <w:t xml:space="preserve"> parameter yang </w:t>
+      </w:r>
+      <w:proofErr w:type="spellStart"/>
+      <w:r>
+        <w:rPr>
+          <w:sz w:val="24"/>
+          <w:szCs w:val="24"/>
+          <w:lang w:val="en-ID"/>
+        </w:rPr>
+        <w:t>dapat</w:t>
+      </w:r>
+      <w:proofErr w:type="spellEnd"/>
+      <w:r>
+        <w:rPr>
+          <w:sz w:val="24"/>
+          <w:szCs w:val="24"/>
+          <w:lang w:val="en-ID"/>
+        </w:rPr>
+        <w:t xml:space="preserve"> </w:t>
+      </w:r>
+      <w:proofErr w:type="spellStart"/>
+      <w:r>
+        <w:rPr>
+          <w:sz w:val="24"/>
+          <w:szCs w:val="24"/>
+          <w:lang w:val="en-ID"/>
+        </w:rPr>
+        <w:t>direpresentasikan</w:t>
+      </w:r>
+      <w:proofErr w:type="spellEnd"/>
+      <w:r>
+        <w:rPr>
+          <w:sz w:val="24"/>
+          <w:szCs w:val="24"/>
+          <w:lang w:val="en-ID"/>
+        </w:rPr>
+        <w:t xml:space="preserve"> </w:t>
+      </w:r>
+      <w:proofErr w:type="spellStart"/>
+      <w:r>
+        <w:rPr>
+          <w:sz w:val="24"/>
+          <w:szCs w:val="24"/>
+          <w:lang w:val="en-ID"/>
+        </w:rPr>
+        <w:t>secara</w:t>
+      </w:r>
+      <w:proofErr w:type="spellEnd"/>
+      <w:r>
+        <w:rPr>
+          <w:sz w:val="24"/>
+          <w:szCs w:val="24"/>
+          <w:lang w:val="en-ID"/>
+        </w:rPr>
+        <w:t xml:space="preserve"> </w:t>
+      </w:r>
+      <w:proofErr w:type="spellStart"/>
+      <w:r>
+        <w:rPr>
+          <w:sz w:val="24"/>
+          <w:szCs w:val="24"/>
+          <w:lang w:val="en-ID"/>
+        </w:rPr>
+        <w:t>komputasional</w:t>
+      </w:r>
+      <w:proofErr w:type="spellEnd"/>
+      <w:r>
+        <w:rPr>
+          <w:sz w:val="24"/>
+          <w:szCs w:val="24"/>
+          <w:lang w:val="en-ID"/>
+        </w:rPr>
+        <w:t xml:space="preserve"> </w:t>
+      </w:r>
+      <w:proofErr w:type="spellStart"/>
+      <w:r>
+        <w:rPr>
+          <w:sz w:val="24"/>
+          <w:szCs w:val="24"/>
+          <w:lang w:val="en-ID"/>
+        </w:rPr>
+        <w:t>menjadi</w:t>
+      </w:r>
+      <w:proofErr w:type="spellEnd"/>
+      <w:r>
+        <w:rPr>
+          <w:sz w:val="24"/>
+          <w:szCs w:val="24"/>
+          <w:lang w:val="en-ID"/>
+        </w:rPr>
+        <w:t xml:space="preserve"> </w:t>
+      </w:r>
+      <w:proofErr w:type="spellStart"/>
+      <w:r>
+        <w:rPr>
+          <w:sz w:val="24"/>
+          <w:szCs w:val="24"/>
+          <w:lang w:val="en-ID"/>
+        </w:rPr>
+        <w:t>skor</w:t>
+      </w:r>
+      <w:proofErr w:type="spellEnd"/>
+      <w:r>
+        <w:rPr>
+          <w:sz w:val="24"/>
+          <w:szCs w:val="24"/>
+          <w:lang w:val="en-ID"/>
+        </w:rPr>
+        <w:t xml:space="preserve"> </w:t>
+      </w:r>
+      <w:proofErr w:type="spellStart"/>
+      <w:r>
+        <w:rPr>
+          <w:sz w:val="24"/>
+          <w:szCs w:val="24"/>
+          <w:lang w:val="en-ID"/>
+        </w:rPr>
+        <w:t>keseluruhan</w:t>
+      </w:r>
+      <w:proofErr w:type="spellEnd"/>
+      <w:r>
+        <w:rPr>
+          <w:sz w:val="24"/>
+          <w:szCs w:val="24"/>
+          <w:lang w:val="en-ID"/>
+        </w:rPr>
+        <w:t xml:space="preserve">. </w:t>
+      </w:r>
+      <w:proofErr w:type="spellStart"/>
+      <w:r>
+        <w:rPr>
+          <w:sz w:val="24"/>
+          <w:szCs w:val="24"/>
+          <w:lang w:val="en-ID"/>
+        </w:rPr>
+        <w:t>Evaluasi</w:t>
+      </w:r>
+      <w:proofErr w:type="spellEnd"/>
+      <w:r>
+        <w:rPr>
+          <w:sz w:val="24"/>
+          <w:szCs w:val="24"/>
+          <w:lang w:val="en-ID"/>
+        </w:rPr>
+        <w:t xml:space="preserve"> </w:t>
+      </w:r>
+      <w:proofErr w:type="spellStart"/>
+      <w:r>
+        <w:rPr>
+          <w:sz w:val="24"/>
+          <w:szCs w:val="24"/>
+          <w:lang w:val="en-ID"/>
+        </w:rPr>
+        <w:t>difokuskan</w:t>
+      </w:r>
+      <w:proofErr w:type="spellEnd"/>
+      <w:r>
+        <w:rPr>
+          <w:sz w:val="24"/>
+          <w:szCs w:val="24"/>
+          <w:lang w:val="en-ID"/>
+        </w:rPr>
+        <w:t xml:space="preserve"> pada </w:t>
+      </w:r>
+      <w:proofErr w:type="spellStart"/>
+      <w:r>
+        <w:rPr>
+          <w:sz w:val="24"/>
+          <w:szCs w:val="24"/>
+          <w:lang w:val="en-ID"/>
+        </w:rPr>
+        <w:t>aspek</w:t>
+      </w:r>
+      <w:proofErr w:type="spellEnd"/>
+      <w:r>
+        <w:rPr>
+          <w:sz w:val="24"/>
+          <w:szCs w:val="24"/>
+          <w:lang w:val="en-ID"/>
+        </w:rPr>
+        <w:t xml:space="preserve"> </w:t>
+      </w:r>
+      <w:proofErr w:type="spellStart"/>
+      <w:r>
+        <w:rPr>
+          <w:sz w:val="24"/>
+          <w:szCs w:val="24"/>
+          <w:lang w:val="en-ID"/>
+        </w:rPr>
+        <w:t>seperti</w:t>
+      </w:r>
+      <w:proofErr w:type="spellEnd"/>
+      <w:r>
+        <w:rPr>
+          <w:sz w:val="24"/>
+          <w:szCs w:val="24"/>
+          <w:lang w:val="en-ID"/>
+        </w:rPr>
+        <w:t xml:space="preserve"> </w:t>
+      </w:r>
+      <w:proofErr w:type="spellStart"/>
+      <w:r>
+        <w:rPr>
+          <w:sz w:val="24"/>
+          <w:szCs w:val="24"/>
+          <w:lang w:val="en-ID"/>
+        </w:rPr>
+        <w:t>efisiensi</w:t>
+      </w:r>
+      <w:proofErr w:type="spellEnd"/>
+      <w:r>
+        <w:rPr>
+          <w:sz w:val="24"/>
+          <w:szCs w:val="24"/>
+          <w:lang w:val="en-ID"/>
+        </w:rPr>
+        <w:t xml:space="preserve"> </w:t>
+      </w:r>
+      <w:proofErr w:type="spellStart"/>
+      <w:r>
+        <w:rPr>
+          <w:sz w:val="24"/>
+          <w:szCs w:val="24"/>
+          <w:lang w:val="en-ID"/>
+        </w:rPr>
+        <w:t>penggunaan</w:t>
+      </w:r>
+      <w:proofErr w:type="spellEnd"/>
+      <w:r>
+        <w:rPr>
+          <w:sz w:val="24"/>
+          <w:szCs w:val="24"/>
+          <w:lang w:val="en-ID"/>
+        </w:rPr>
+        <w:t xml:space="preserve"> </w:t>
+      </w:r>
+      <w:proofErr w:type="spellStart"/>
+      <w:r>
+        <w:rPr>
+          <w:sz w:val="24"/>
+          <w:szCs w:val="24"/>
+          <w:lang w:val="en-ID"/>
+        </w:rPr>
+        <w:t>ruang</w:t>
+      </w:r>
+      <w:proofErr w:type="spellEnd"/>
+      <w:r>
+        <w:rPr>
+          <w:sz w:val="24"/>
+          <w:szCs w:val="24"/>
+          <w:lang w:val="en-ID"/>
+        </w:rPr>
+        <w:t xml:space="preserve">, </w:t>
+      </w:r>
+      <w:proofErr w:type="spellStart"/>
+      <w:r>
+        <w:rPr>
+          <w:sz w:val="24"/>
+          <w:szCs w:val="24"/>
+          <w:lang w:val="en-ID"/>
+        </w:rPr>
+        <w:t>sirkulasi</w:t>
+      </w:r>
+      <w:proofErr w:type="spellEnd"/>
+      <w:r>
+        <w:rPr>
+          <w:sz w:val="24"/>
+          <w:szCs w:val="24"/>
+          <w:lang w:val="en-ID"/>
+        </w:rPr>
+        <w:t xml:space="preserve">, </w:t>
+      </w:r>
+      <w:proofErr w:type="spellStart"/>
+      <w:r>
+        <w:rPr>
+          <w:sz w:val="24"/>
+          <w:szCs w:val="24"/>
+          <w:lang w:val="en-ID"/>
+        </w:rPr>
+        <w:t>aksesibilitas</w:t>
+      </w:r>
+      <w:proofErr w:type="spellEnd"/>
+      <w:r>
+        <w:rPr>
+          <w:sz w:val="24"/>
+          <w:szCs w:val="24"/>
+          <w:lang w:val="en-ID"/>
+        </w:rPr>
+        <w:t xml:space="preserve">, dan </w:t>
+      </w:r>
+      <w:proofErr w:type="spellStart"/>
+      <w:r>
+        <w:rPr>
+          <w:sz w:val="24"/>
+          <w:szCs w:val="24"/>
+          <w:lang w:val="en-ID"/>
+        </w:rPr>
+        <w:t>kesesuaian</w:t>
+      </w:r>
+      <w:proofErr w:type="spellEnd"/>
+      <w:r>
+        <w:rPr>
+          <w:sz w:val="24"/>
+          <w:szCs w:val="24"/>
+          <w:lang w:val="en-ID"/>
+        </w:rPr>
+        <w:t xml:space="preserve"> </w:t>
+      </w:r>
+      <w:proofErr w:type="spellStart"/>
+      <w:r>
+        <w:rPr>
+          <w:sz w:val="24"/>
+          <w:szCs w:val="24"/>
+          <w:lang w:val="en-ID"/>
+        </w:rPr>
+        <w:t>fungsi</w:t>
+      </w:r>
+      <w:proofErr w:type="spellEnd"/>
+      <w:r>
+        <w:rPr>
+          <w:sz w:val="24"/>
+          <w:szCs w:val="24"/>
+          <w:lang w:val="en-ID"/>
+        </w:rPr>
+        <w:t xml:space="preserve"> </w:t>
+      </w:r>
+      <w:proofErr w:type="spellStart"/>
+      <w:r>
+        <w:rPr>
+          <w:sz w:val="24"/>
+          <w:szCs w:val="24"/>
+          <w:lang w:val="en-ID"/>
+        </w:rPr>
+        <w:t>ruang</w:t>
+      </w:r>
+      <w:proofErr w:type="spellEnd"/>
+      <w:r>
+        <w:rPr>
+          <w:sz w:val="24"/>
+          <w:szCs w:val="24"/>
+          <w:lang w:val="en-ID"/>
+        </w:rPr>
+        <w:t xml:space="preserve">, </w:t>
+      </w:r>
+      <w:proofErr w:type="spellStart"/>
+      <w:r>
+        <w:rPr>
+          <w:sz w:val="24"/>
+          <w:szCs w:val="24"/>
+          <w:lang w:val="en-ID"/>
+        </w:rPr>
+        <w:t>sedangkan</w:t>
+      </w:r>
+      <w:proofErr w:type="spellEnd"/>
+      <w:r>
+        <w:rPr>
+          <w:sz w:val="24"/>
+          <w:szCs w:val="24"/>
+          <w:lang w:val="en-ID"/>
+        </w:rPr>
+        <w:t xml:space="preserve"> </w:t>
+      </w:r>
+      <w:proofErr w:type="spellStart"/>
+      <w:r>
+        <w:rPr>
+          <w:sz w:val="24"/>
+          <w:szCs w:val="24"/>
+          <w:lang w:val="en-ID"/>
+        </w:rPr>
+        <w:t>aspek</w:t>
+      </w:r>
+      <w:proofErr w:type="spellEnd"/>
+      <w:r>
+        <w:rPr>
+          <w:sz w:val="24"/>
+          <w:szCs w:val="24"/>
+          <w:lang w:val="en-ID"/>
+        </w:rPr>
+        <w:t xml:space="preserve"> </w:t>
+      </w:r>
+      <w:proofErr w:type="spellStart"/>
+      <w:r>
+        <w:rPr>
+          <w:sz w:val="24"/>
+          <w:szCs w:val="24"/>
+          <w:lang w:val="en-ID"/>
+        </w:rPr>
+        <w:t>subjektif</w:t>
+      </w:r>
+      <w:proofErr w:type="spellEnd"/>
+      <w:r>
+        <w:rPr>
+          <w:sz w:val="24"/>
+          <w:szCs w:val="24"/>
+          <w:lang w:val="en-ID"/>
+        </w:rPr>
+        <w:t xml:space="preserve"> </w:t>
+      </w:r>
+      <w:proofErr w:type="spellStart"/>
+      <w:r>
+        <w:rPr>
+          <w:sz w:val="24"/>
+          <w:szCs w:val="24"/>
+          <w:lang w:val="en-ID"/>
+        </w:rPr>
+        <w:t>seperti</w:t>
+      </w:r>
+      <w:proofErr w:type="spellEnd"/>
+      <w:r>
+        <w:rPr>
+          <w:sz w:val="24"/>
+          <w:szCs w:val="24"/>
+          <w:lang w:val="en-ID"/>
+        </w:rPr>
+        <w:t xml:space="preserve"> </w:t>
+      </w:r>
+      <w:proofErr w:type="spellStart"/>
+      <w:r>
+        <w:rPr>
+          <w:sz w:val="24"/>
+          <w:szCs w:val="24"/>
+          <w:lang w:val="en-ID"/>
+        </w:rPr>
+        <w:t>selera</w:t>
+      </w:r>
+      <w:proofErr w:type="spellEnd"/>
+      <w:r>
+        <w:rPr>
+          <w:sz w:val="24"/>
+          <w:szCs w:val="24"/>
+          <w:lang w:val="en-ID"/>
+        </w:rPr>
+        <w:t xml:space="preserve"> </w:t>
+      </w:r>
+      <w:proofErr w:type="spellStart"/>
+      <w:r>
+        <w:rPr>
+          <w:sz w:val="24"/>
+          <w:szCs w:val="24"/>
+          <w:lang w:val="en-ID"/>
+        </w:rPr>
+        <w:t>estetika</w:t>
+      </w:r>
+      <w:proofErr w:type="spellEnd"/>
+      <w:r>
+        <w:rPr>
+          <w:sz w:val="24"/>
+          <w:szCs w:val="24"/>
+          <w:lang w:val="en-ID"/>
+        </w:rPr>
+        <w:t xml:space="preserve"> dan </w:t>
+      </w:r>
+      <w:proofErr w:type="spellStart"/>
+      <w:r>
+        <w:rPr>
+          <w:sz w:val="24"/>
+          <w:szCs w:val="24"/>
+          <w:lang w:val="en-ID"/>
+        </w:rPr>
+        <w:t>preferensi</w:t>
+      </w:r>
+      <w:proofErr w:type="spellEnd"/>
+      <w:r>
+        <w:rPr>
+          <w:sz w:val="24"/>
+          <w:szCs w:val="24"/>
+          <w:lang w:val="en-ID"/>
+        </w:rPr>
+        <w:t xml:space="preserve"> </w:t>
+      </w:r>
+      <w:proofErr w:type="spellStart"/>
+      <w:r>
+        <w:rPr>
+          <w:sz w:val="24"/>
+          <w:szCs w:val="24"/>
+          <w:lang w:val="en-ID"/>
+        </w:rPr>
+        <w:t>pribadi</w:t>
+      </w:r>
+      <w:proofErr w:type="spellEnd"/>
+      <w:r>
+        <w:rPr>
+          <w:sz w:val="24"/>
+          <w:szCs w:val="24"/>
+          <w:lang w:val="en-ID"/>
+        </w:rPr>
+        <w:t xml:space="preserve"> </w:t>
+      </w:r>
+      <w:proofErr w:type="spellStart"/>
+      <w:r>
+        <w:rPr>
+          <w:sz w:val="24"/>
+          <w:szCs w:val="24"/>
+          <w:lang w:val="en-ID"/>
+        </w:rPr>
+        <w:t>tidak</w:t>
+      </w:r>
+      <w:proofErr w:type="spellEnd"/>
+      <w:r>
+        <w:rPr>
+          <w:sz w:val="24"/>
+          <w:szCs w:val="24"/>
+          <w:lang w:val="en-ID"/>
+        </w:rPr>
+        <w:t xml:space="preserve"> </w:t>
+      </w:r>
+      <w:proofErr w:type="spellStart"/>
+      <w:r>
+        <w:rPr>
+          <w:sz w:val="24"/>
+          <w:szCs w:val="24"/>
+          <w:lang w:val="en-ID"/>
+        </w:rPr>
+        <w:t>termasuk</w:t>
+      </w:r>
+      <w:proofErr w:type="spellEnd"/>
+      <w:r>
+        <w:rPr>
+          <w:sz w:val="24"/>
+          <w:szCs w:val="24"/>
+          <w:lang w:val="en-ID"/>
+        </w:rPr>
+        <w:t xml:space="preserve"> </w:t>
+      </w:r>
+      <w:proofErr w:type="spellStart"/>
+      <w:r>
+        <w:rPr>
+          <w:sz w:val="24"/>
+          <w:szCs w:val="24"/>
+          <w:lang w:val="en-ID"/>
+        </w:rPr>
+        <w:t>dalam</w:t>
+      </w:r>
+      <w:proofErr w:type="spellEnd"/>
+      <w:r>
+        <w:rPr>
+          <w:sz w:val="24"/>
+          <w:szCs w:val="24"/>
+          <w:lang w:val="en-ID"/>
+        </w:rPr>
+        <w:t xml:space="preserve"> </w:t>
+      </w:r>
+      <w:proofErr w:type="spellStart"/>
+      <w:r>
+        <w:rPr>
+          <w:sz w:val="24"/>
+          <w:szCs w:val="24"/>
+          <w:lang w:val="en-ID"/>
+        </w:rPr>
+        <w:t>perhitungan</w:t>
+      </w:r>
+      <w:proofErr w:type="spellEnd"/>
+      <w:r>
+        <w:rPr>
+          <w:sz w:val="24"/>
+          <w:szCs w:val="24"/>
+          <w:lang w:val="en-ID"/>
+        </w:rPr>
+        <w:t>.</w:t>
       </w:r>
     </w:p>
     <w:p>
       <w:pPr>
-        <w:pStyle w:val="ListParagraph"/>
         <w:numPr>
           <w:ilvl w:val="0"/>
-          <w:numId w:val="19"/>
+          <w:numId w:val="22"/>
         </w:numPr>
         <w:spacing w:line="360" w:lineRule="auto"/>
-        <w:jc w:val="both"/>
-        <w:rPr>
-          <w:sz w:val="24"/>
-          <w:szCs w:val="24"/>
+        <w:rPr>
+          <w:sz w:val="24"/>
+          <w:szCs w:val="24"/>
+          <w:lang w:val="en-ID"/>
         </w:rPr>
       </w:pPr>
-      <w:r>
-        <w:rPr>
-          <w:sz w:val="24"/>
-          <w:szCs w:val="24"/>
-        </w:rPr>
-        <w:t>Algoritma Evaluasi: Evaluasi tata letak menggunakan algoritma berbasis multi-kriteria yang menggabungkan beberapa parameter kualitas tata letak menjadi satu nilai skor.</w:t>
-      </w:r>
-    </w:p>
-    <w:p>
-      <w:pPr>
-        <w:pStyle w:val="ListParagraph"/>
-        <w:numPr>
-          <w:ilvl w:val="0"/>
-          <w:numId w:val="19"/>
-        </w:numPr>
-        <w:spacing w:line="360" w:lineRule="auto"/>
-        <w:jc w:val="both"/>
-        <w:rPr>
-          <w:sz w:val="24"/>
-          <w:szCs w:val="24"/>
-        </w:rPr>
-      </w:pPr>
-      <w:r>
-        <w:rPr>
-          <w:sz w:val="24"/>
-          <w:szCs w:val="24"/>
-        </w:rPr>
-        <w:t>Mekanisme Evaluasi: Sistem hanya mengevaluasi tata letak yang dibuat pemain dan memberikan skor serta umpan balik. Sistem tidak melakukan optimasi atau menghasilkan rekomendasi tata letak secara otomatis.</w:t>
-      </w:r>
-    </w:p>
-    <w:p>
-      <w:pPr>
-        <w:pStyle w:val="ListParagraph"/>
-        <w:numPr>
-          <w:ilvl w:val="0"/>
-          <w:numId w:val="19"/>
-        </w:numPr>
-        <w:spacing w:line="360" w:lineRule="auto"/>
-        <w:jc w:val="both"/>
-        <w:rPr>
-          <w:sz w:val="24"/>
-          <w:szCs w:val="24"/>
-        </w:rPr>
-      </w:pPr>
-      <w:r>
-        <w:rPr>
-          <w:sz w:val="24"/>
-          <w:szCs w:val="24"/>
-        </w:rPr>
-        <w:t>Aspek Penilaian: Evaluasi dibatasi pada aspek tata letak yang dapat direpresentasikan secara komputasional, seperti efisiensi penggunaan ruang, sirkulasi, aksesibilitas, dan kesesuaian fungsi ruang. Aspek subjektif seperti selera estetika dan preferensi pribadi tidak termasuk dalam perhitungan skor.</w:t>
+      <w:proofErr w:type="spellStart"/>
+      <w:r>
+        <w:rPr>
+          <w:sz w:val="24"/>
+          <w:szCs w:val="24"/>
+          <w:lang w:val="en-ID"/>
+        </w:rPr>
+        <w:t>Sistem</w:t>
+      </w:r>
+      <w:proofErr w:type="spellEnd"/>
+      <w:r>
+        <w:rPr>
+          <w:sz w:val="24"/>
+          <w:szCs w:val="24"/>
+          <w:lang w:val="en-ID"/>
+        </w:rPr>
+        <w:t xml:space="preserve"> </w:t>
+      </w:r>
+      <w:proofErr w:type="spellStart"/>
+      <w:r>
+        <w:rPr>
+          <w:sz w:val="24"/>
+          <w:szCs w:val="24"/>
+          <w:lang w:val="en-ID"/>
+        </w:rPr>
+        <w:t>hanya</w:t>
+      </w:r>
+      <w:proofErr w:type="spellEnd"/>
+      <w:r>
+        <w:rPr>
+          <w:sz w:val="24"/>
+          <w:szCs w:val="24"/>
+          <w:lang w:val="en-ID"/>
+        </w:rPr>
+        <w:t xml:space="preserve"> </w:t>
+      </w:r>
+      <w:proofErr w:type="spellStart"/>
+      <w:r>
+        <w:rPr>
+          <w:sz w:val="24"/>
+          <w:szCs w:val="24"/>
+          <w:lang w:val="en-ID"/>
+        </w:rPr>
+        <w:t>melakukan</w:t>
+      </w:r>
+      <w:proofErr w:type="spellEnd"/>
+      <w:r>
+        <w:rPr>
+          <w:sz w:val="24"/>
+          <w:szCs w:val="24"/>
+          <w:lang w:val="en-ID"/>
+        </w:rPr>
+        <w:t xml:space="preserve"> </w:t>
+      </w:r>
+      <w:proofErr w:type="spellStart"/>
+      <w:r>
+        <w:rPr>
+          <w:sz w:val="24"/>
+          <w:szCs w:val="24"/>
+          <w:lang w:val="en-ID"/>
+        </w:rPr>
+        <w:t>evaluasi</w:t>
+      </w:r>
+      <w:proofErr w:type="spellEnd"/>
+      <w:r>
+        <w:rPr>
+          <w:sz w:val="24"/>
+          <w:szCs w:val="24"/>
+          <w:lang w:val="en-ID"/>
+        </w:rPr>
+        <w:t xml:space="preserve"> </w:t>
+      </w:r>
+      <w:proofErr w:type="spellStart"/>
+      <w:r>
+        <w:rPr>
+          <w:sz w:val="24"/>
+          <w:szCs w:val="24"/>
+          <w:lang w:val="en-ID"/>
+        </w:rPr>
+        <w:t>terhadap</w:t>
+      </w:r>
+      <w:proofErr w:type="spellEnd"/>
+      <w:r>
+        <w:rPr>
+          <w:sz w:val="24"/>
+          <w:szCs w:val="24"/>
+          <w:lang w:val="en-ID"/>
+        </w:rPr>
+        <w:t xml:space="preserve"> tata </w:t>
+      </w:r>
+      <w:proofErr w:type="spellStart"/>
+      <w:r>
+        <w:rPr>
+          <w:sz w:val="24"/>
+          <w:szCs w:val="24"/>
+          <w:lang w:val="en-ID"/>
+        </w:rPr>
+        <w:t>letak</w:t>
+      </w:r>
+      <w:proofErr w:type="spellEnd"/>
+      <w:r>
+        <w:rPr>
+          <w:sz w:val="24"/>
+          <w:szCs w:val="24"/>
+          <w:lang w:val="en-ID"/>
+        </w:rPr>
+        <w:t xml:space="preserve"> yang </w:t>
+      </w:r>
+      <w:proofErr w:type="spellStart"/>
+      <w:r>
+        <w:rPr>
+          <w:sz w:val="24"/>
+          <w:szCs w:val="24"/>
+          <w:lang w:val="en-ID"/>
+        </w:rPr>
+        <w:t>dibuat</w:t>
+      </w:r>
+      <w:proofErr w:type="spellEnd"/>
+      <w:r>
+        <w:rPr>
+          <w:sz w:val="24"/>
+          <w:szCs w:val="24"/>
+          <w:lang w:val="en-ID"/>
+        </w:rPr>
+        <w:t xml:space="preserve"> oleh </w:t>
+      </w:r>
+      <w:proofErr w:type="spellStart"/>
+      <w:r>
+        <w:rPr>
+          <w:sz w:val="24"/>
+          <w:szCs w:val="24"/>
+          <w:lang w:val="en-ID"/>
+        </w:rPr>
+        <w:t>pemain</w:t>
+      </w:r>
+      <w:proofErr w:type="spellEnd"/>
+      <w:r>
+        <w:rPr>
+          <w:sz w:val="24"/>
+          <w:szCs w:val="24"/>
+          <w:lang w:val="en-ID"/>
+        </w:rPr>
+        <w:t xml:space="preserve"> dan </w:t>
+      </w:r>
+      <w:proofErr w:type="spellStart"/>
+      <w:r>
+        <w:rPr>
+          <w:sz w:val="24"/>
+          <w:szCs w:val="24"/>
+          <w:lang w:val="en-ID"/>
+        </w:rPr>
+        <w:t>menyajikan</w:t>
+      </w:r>
+      <w:proofErr w:type="spellEnd"/>
+      <w:r>
+        <w:rPr>
+          <w:sz w:val="24"/>
+          <w:szCs w:val="24"/>
+          <w:lang w:val="en-ID"/>
+        </w:rPr>
+        <w:t xml:space="preserve"> </w:t>
+      </w:r>
+      <w:proofErr w:type="spellStart"/>
+      <w:r>
+        <w:rPr>
+          <w:sz w:val="24"/>
+          <w:szCs w:val="24"/>
+          <w:lang w:val="en-ID"/>
+        </w:rPr>
+        <w:t>hasilnya</w:t>
+      </w:r>
+      <w:proofErr w:type="spellEnd"/>
+      <w:r>
+        <w:rPr>
+          <w:sz w:val="24"/>
+          <w:szCs w:val="24"/>
+          <w:lang w:val="en-ID"/>
+        </w:rPr>
+        <w:t xml:space="preserve"> </w:t>
+      </w:r>
+      <w:proofErr w:type="spellStart"/>
+      <w:r>
+        <w:rPr>
+          <w:sz w:val="24"/>
+          <w:szCs w:val="24"/>
+          <w:lang w:val="en-ID"/>
+        </w:rPr>
+        <w:t>dalam</w:t>
+      </w:r>
+      <w:proofErr w:type="spellEnd"/>
+      <w:r>
+        <w:rPr>
+          <w:sz w:val="24"/>
+          <w:szCs w:val="24"/>
+          <w:lang w:val="en-ID"/>
+        </w:rPr>
+        <w:t xml:space="preserve"> </w:t>
+      </w:r>
+      <w:proofErr w:type="spellStart"/>
+      <w:r>
+        <w:rPr>
+          <w:sz w:val="24"/>
+          <w:szCs w:val="24"/>
+          <w:lang w:val="en-ID"/>
+        </w:rPr>
+        <w:t>bentuk</w:t>
+      </w:r>
+      <w:proofErr w:type="spellEnd"/>
+      <w:r>
+        <w:rPr>
+          <w:sz w:val="24"/>
+          <w:szCs w:val="24"/>
+          <w:lang w:val="en-ID"/>
+        </w:rPr>
+        <w:t xml:space="preserve"> </w:t>
+      </w:r>
+      <w:proofErr w:type="spellStart"/>
+      <w:r>
+        <w:rPr>
+          <w:sz w:val="24"/>
+          <w:szCs w:val="24"/>
+          <w:lang w:val="en-ID"/>
+        </w:rPr>
+        <w:t>skor</w:t>
+      </w:r>
+      <w:proofErr w:type="spellEnd"/>
+      <w:r>
+        <w:rPr>
+          <w:sz w:val="24"/>
+          <w:szCs w:val="24"/>
+          <w:lang w:val="en-ID"/>
+        </w:rPr>
+        <w:t xml:space="preserve"> </w:t>
+      </w:r>
+      <w:proofErr w:type="spellStart"/>
+      <w:r>
+        <w:rPr>
+          <w:sz w:val="24"/>
+          <w:szCs w:val="24"/>
+          <w:lang w:val="en-ID"/>
+        </w:rPr>
+        <w:t>serta</w:t>
+      </w:r>
+      <w:proofErr w:type="spellEnd"/>
+      <w:r>
+        <w:rPr>
+          <w:sz w:val="24"/>
+          <w:szCs w:val="24"/>
+          <w:lang w:val="en-ID"/>
+        </w:rPr>
+        <w:t xml:space="preserve"> </w:t>
+      </w:r>
+      <w:proofErr w:type="spellStart"/>
+      <w:r>
+        <w:rPr>
+          <w:sz w:val="24"/>
+          <w:szCs w:val="24"/>
+          <w:lang w:val="en-ID"/>
+        </w:rPr>
+        <w:t>umpan</w:t>
+      </w:r>
+      <w:proofErr w:type="spellEnd"/>
+      <w:r>
+        <w:rPr>
+          <w:sz w:val="24"/>
+          <w:szCs w:val="24"/>
+          <w:lang w:val="en-ID"/>
+        </w:rPr>
+        <w:t xml:space="preserve"> </w:t>
+      </w:r>
+      <w:proofErr w:type="spellStart"/>
+      <w:r>
+        <w:rPr>
+          <w:sz w:val="24"/>
+          <w:szCs w:val="24"/>
+          <w:lang w:val="en-ID"/>
+        </w:rPr>
+        <w:t>balik</w:t>
+      </w:r>
+      <w:proofErr w:type="spellEnd"/>
+      <w:r>
+        <w:rPr>
+          <w:sz w:val="24"/>
+          <w:szCs w:val="24"/>
+          <w:lang w:val="en-ID"/>
+        </w:rPr>
+        <w:t xml:space="preserve">. </w:t>
+      </w:r>
+      <w:proofErr w:type="spellStart"/>
+      <w:r>
+        <w:rPr>
+          <w:sz w:val="24"/>
+          <w:szCs w:val="24"/>
+          <w:lang w:val="en-ID"/>
+        </w:rPr>
+        <w:t>Penelitian</w:t>
+      </w:r>
+      <w:proofErr w:type="spellEnd"/>
+      <w:r>
+        <w:rPr>
+          <w:sz w:val="24"/>
+          <w:szCs w:val="24"/>
+          <w:lang w:val="en-ID"/>
+        </w:rPr>
+        <w:t xml:space="preserve"> </w:t>
+      </w:r>
+      <w:proofErr w:type="spellStart"/>
+      <w:r>
+        <w:rPr>
+          <w:sz w:val="24"/>
+          <w:szCs w:val="24"/>
+          <w:lang w:val="en-ID"/>
+        </w:rPr>
+        <w:t>tidak</w:t>
+      </w:r>
+      <w:proofErr w:type="spellEnd"/>
+      <w:r>
+        <w:rPr>
+          <w:sz w:val="24"/>
+          <w:szCs w:val="24"/>
+          <w:lang w:val="en-ID"/>
+        </w:rPr>
+        <w:t xml:space="preserve"> </w:t>
+      </w:r>
+      <w:proofErr w:type="spellStart"/>
+      <w:r>
+        <w:rPr>
+          <w:sz w:val="24"/>
+          <w:szCs w:val="24"/>
+          <w:lang w:val="en-ID"/>
+        </w:rPr>
+        <w:t>mencakup</w:t>
+      </w:r>
+      <w:proofErr w:type="spellEnd"/>
+      <w:r>
+        <w:rPr>
+          <w:sz w:val="24"/>
+          <w:szCs w:val="24"/>
+          <w:lang w:val="en-ID"/>
+        </w:rPr>
+        <w:t xml:space="preserve"> proses </w:t>
+      </w:r>
+      <w:proofErr w:type="spellStart"/>
+      <w:r>
+        <w:rPr>
+          <w:sz w:val="24"/>
+          <w:szCs w:val="24"/>
+          <w:lang w:val="en-ID"/>
+        </w:rPr>
+        <w:t>optimasi</w:t>
+      </w:r>
+      <w:proofErr w:type="spellEnd"/>
+      <w:r>
+        <w:rPr>
+          <w:sz w:val="24"/>
+          <w:szCs w:val="24"/>
+          <w:lang w:val="en-ID"/>
+        </w:rPr>
+        <w:t xml:space="preserve">, </w:t>
+      </w:r>
+      <w:proofErr w:type="spellStart"/>
+      <w:r>
+        <w:rPr>
+          <w:sz w:val="24"/>
+          <w:szCs w:val="24"/>
+          <w:lang w:val="en-ID"/>
+        </w:rPr>
+        <w:t>pembangkitan</w:t>
+      </w:r>
+      <w:proofErr w:type="spellEnd"/>
+      <w:r>
+        <w:rPr>
+          <w:sz w:val="24"/>
+          <w:szCs w:val="24"/>
+          <w:lang w:val="en-ID"/>
+        </w:rPr>
+        <w:t xml:space="preserve">, </w:t>
+      </w:r>
+      <w:proofErr w:type="spellStart"/>
+      <w:r>
+        <w:rPr>
+          <w:sz w:val="24"/>
+          <w:szCs w:val="24"/>
+          <w:lang w:val="en-ID"/>
+        </w:rPr>
+        <w:t>maupun</w:t>
+      </w:r>
+      <w:proofErr w:type="spellEnd"/>
+      <w:r>
+        <w:rPr>
+          <w:sz w:val="24"/>
+          <w:szCs w:val="24"/>
+          <w:lang w:val="en-ID"/>
+        </w:rPr>
+        <w:t xml:space="preserve"> </w:t>
+      </w:r>
+      <w:proofErr w:type="spellStart"/>
+      <w:r>
+        <w:rPr>
+          <w:sz w:val="24"/>
+          <w:szCs w:val="24"/>
+          <w:lang w:val="en-ID"/>
+        </w:rPr>
+        <w:t>pemberian</w:t>
+      </w:r>
+      <w:proofErr w:type="spellEnd"/>
+      <w:r>
+        <w:rPr>
+          <w:sz w:val="24"/>
+          <w:szCs w:val="24"/>
+          <w:lang w:val="en-ID"/>
+        </w:rPr>
+        <w:t xml:space="preserve"> </w:t>
+      </w:r>
+      <w:proofErr w:type="spellStart"/>
+      <w:r>
+        <w:rPr>
+          <w:sz w:val="24"/>
+          <w:szCs w:val="24"/>
+          <w:lang w:val="en-ID"/>
+        </w:rPr>
+        <w:t>rekomendasi</w:t>
+      </w:r>
+      <w:proofErr w:type="spellEnd"/>
+      <w:r>
+        <w:rPr>
+          <w:sz w:val="24"/>
+          <w:szCs w:val="24"/>
+          <w:lang w:val="en-ID"/>
+        </w:rPr>
+        <w:t xml:space="preserve"> tata </w:t>
+      </w:r>
+      <w:proofErr w:type="spellStart"/>
+      <w:r>
+        <w:rPr>
+          <w:sz w:val="24"/>
+          <w:szCs w:val="24"/>
+          <w:lang w:val="en-ID"/>
+        </w:rPr>
+        <w:t>letak</w:t>
+      </w:r>
+      <w:proofErr w:type="spellEnd"/>
+      <w:r>
+        <w:rPr>
+          <w:sz w:val="24"/>
+          <w:szCs w:val="24"/>
+          <w:lang w:val="en-ID"/>
+        </w:rPr>
+        <w:t xml:space="preserve"> </w:t>
+      </w:r>
+      <w:proofErr w:type="spellStart"/>
+      <w:r>
+        <w:rPr>
+          <w:sz w:val="24"/>
+          <w:szCs w:val="24"/>
+          <w:lang w:val="en-ID"/>
+        </w:rPr>
+        <w:t>furnitur</w:t>
+      </w:r>
+      <w:proofErr w:type="spellEnd"/>
+      <w:r>
+        <w:rPr>
+          <w:sz w:val="24"/>
+          <w:szCs w:val="24"/>
+          <w:lang w:val="en-ID"/>
+        </w:rPr>
+        <w:t xml:space="preserve"> </w:t>
+      </w:r>
+      <w:proofErr w:type="spellStart"/>
+      <w:r>
+        <w:rPr>
+          <w:sz w:val="24"/>
+          <w:szCs w:val="24"/>
+          <w:lang w:val="en-ID"/>
+        </w:rPr>
+        <w:t>secara</w:t>
+      </w:r>
+      <w:proofErr w:type="spellEnd"/>
+      <w:r>
+        <w:rPr>
+          <w:sz w:val="24"/>
+          <w:szCs w:val="24"/>
+          <w:lang w:val="en-ID"/>
+        </w:rPr>
+        <w:t xml:space="preserve"> </w:t>
+      </w:r>
+      <w:proofErr w:type="spellStart"/>
+      <w:r>
+        <w:rPr>
+          <w:sz w:val="24"/>
+          <w:szCs w:val="24"/>
+          <w:lang w:val="en-ID"/>
+        </w:rPr>
+        <w:t>otomatis</w:t>
+      </w:r>
+      <w:proofErr w:type="spellEnd"/>
+      <w:r>
+        <w:rPr>
+          <w:sz w:val="24"/>
+          <w:szCs w:val="24"/>
+          <w:lang w:val="en-ID"/>
+        </w:rPr>
+        <w:t>.</w:t>
       </w:r>
     </w:p>
     <w:p>
@@ -22353,7 +24533,7 @@
         </w:numPr>
         <w:ind w:right="-7"/>
       </w:pPr>
-      <w:bookmarkStart w:id="12" w:name="_Toc240478598"/>
+      <w:bookmarkStart w:id="12" w:name="_Toc240975884"/>
       <w:r>
         <w:t>1.4.</w:t>
       </w:r>
@@ -22383,7 +24563,7 @@
           <w:sz w:val="24"/>
           <w:szCs w:val="24"/>
         </w:rPr>
-        <w:t xml:space="preserve">Tujuan utama dari penelitian ini adalah mengembangkan sebuah game simulasi penataan ruang yang memungkinkan pemain untuk melakukan penataan furnitur pada ruang hunian secara interaktif. Penelitian ini bertujuan untuk merancang dan mengimplementasikan algoritma evaluasi kualitas tata letak furnitur berbasis multi-kriteria yang dapat menilai tata letak berdasarkan beberapa aspek </w:t>
+        <w:t xml:space="preserve">Tujuan utama dari penelitian ini adalah mengembangkan sebuah game simulasi penataan ruang yang memungkinkan pemain untuk melakukan penataan furnitur pada ruang hunian secara interaktif. Penelitian ini bertujuan untuk merancang dan mengimplementasikan algoritma evaluasi kualitas tata letak furnitur berbasis multi-kriteria yang dapat menilai tata letak berdasarkan beberapa aspek yang telah ditentukan dan menghasilkan skor kualitas secara terukur. Selain itu, penelitian ini diarahkan untuk mengintegrasikan hasil evaluasi ke dalam mekanisme permainan sebagai umpan balik kepada pemain, sehingga pemain dapat mengetahui kualitas tata letak yang dibuat dan memahami pengaruh keputusan penempatan furnitur terhadap kondisi ruang. Secara keseluruhan, pengembangan </w:t>
       </w:r>
       <w:r>
         <w:rPr>
@@ -22391,7 +24571,7 @@
           <w:szCs w:val="24"/>
         </w:rPr>
         <w:lastRenderedPageBreak/>
-        <w:t>yang telah ditentukan dan menghasilkan skor kualitas secara terukur. Selain itu, penelitian ini diarahkan untuk mengintegrasikan hasil evaluasi ke dalam mekanisme permainan sebagai umpan balik kepada pemain, sehingga pemain dapat mengetahui kualitas tata letak yang dibuat dan memahami pengaruh keputusan penempatan furnitur terhadap kondisi ruang. Secara keseluruhan, pengembangan produk ini bertujuan untuk menghasilkan media simulasi interaktif yang dapat mendukung pembelajaran dasar penataan ruang melalui praktik dan evaluasi secara langsung.</w:t>
+        <w:t>produk ini bertujuan untuk menghasilkan media simulasi interaktif yang dapat mendukung pembelajaran dasar penataan ruang melalui praktik dan evaluasi secara langsung.</w:t>
       </w:r>
     </w:p>
     <w:p>
@@ -22411,7 +24591,7 @@
         </w:numPr>
         <w:ind w:right="-7"/>
       </w:pPr>
-      <w:bookmarkStart w:id="13" w:name="_Toc240478599"/>
+      <w:bookmarkStart w:id="13" w:name="_Toc240975885"/>
       <w:r>
         <w:t>1.5.</w:t>
       </w:r>
@@ -22537,11 +24717,28 @@
     </w:p>
     <w:p>
       <w:pPr>
+        <w:autoSpaceDE/>
+        <w:autoSpaceDN/>
         <w:rPr>
           <w:sz w:val="24"/>
           <w:szCs w:val="24"/>
         </w:rPr>
       </w:pPr>
+    </w:p>
+    <w:p>
+      <w:pPr>
+        <w:autoSpaceDE/>
+        <w:autoSpaceDN/>
+        <w:rPr>
+          <w:rFonts w:eastAsiaTheme="majorEastAsia" w:cstheme="majorBidi"/>
+          <w:b/>
+          <w:sz w:val="28"/>
+          <w:szCs w:val="40"/>
+        </w:rPr>
+      </w:pPr>
+      <w:r>
+        <w:br w:type="page"/>
+      </w:r>
     </w:p>
     <w:p>
       <w:pPr>
@@ -22552,7 +24749,7 @@
         </w:numPr>
         <w:ind w:right="-7"/>
       </w:pPr>
-      <w:bookmarkStart w:id="14" w:name="_Toc240478600"/>
+      <w:bookmarkStart w:id="14" w:name="_Toc240975886"/>
       <w:r>
         <w:lastRenderedPageBreak/>
         <w:t>BAB II</w:t>
@@ -22568,7 +24765,7 @@
         </w:numPr>
         <w:ind w:right="-7"/>
       </w:pPr>
-      <w:bookmarkStart w:id="15" w:name="_Toc240478601"/>
+      <w:bookmarkStart w:id="15" w:name="_Toc240975887"/>
       <w:r>
         <w:t>Penelitian Terkait</w:t>
       </w:r>
@@ -22589,7 +24786,7 @@
         </w:numPr>
         <w:ind w:right="-7"/>
       </w:pPr>
-      <w:bookmarkStart w:id="16" w:name="_Toc240478602"/>
+      <w:bookmarkStart w:id="16" w:name="_Toc240975888"/>
       <w:r>
         <w:t xml:space="preserve">2.1. </w:t>
       </w:r>
@@ -22599,13 +24796,13 @@
       <w:r>
         <w:t>State of the Art</w:t>
       </w:r>
+      <w:r>
+        <w:t xml:space="preserve"> </w:t>
+      </w:r>
+      <w:r>
+        <w:t>Teknologi dan Pendekatan Evaluasi Tata Letak Ruang</w:t>
+      </w:r>
       <w:bookmarkEnd w:id="16"/>
-      <w:r>
-        <w:t xml:space="preserve"> </w:t>
-      </w:r>
-      <w:r>
-        <w:t>Teknologi dan Pendekatan Evaluasi Tata Letak Ruang</w:t>
-      </w:r>
     </w:p>
     <w:p>
       <w:pPr>
@@ -30304,7 +32501,7 @@
         </w:numPr>
         <w:ind w:right="-7"/>
       </w:pPr>
-      <w:bookmarkStart w:id="17" w:name="_Toc240478603"/>
+      <w:bookmarkStart w:id="17" w:name="_Toc240975889"/>
       <w:r>
         <w:t>2.2.</w:t>
       </w:r>
@@ -37654,6 +39851,15 @@
                 <w:szCs w:val="24"/>
               </w:rPr>
               <w:t>Peneliti</w:t>
+            </w:r>
+            <w:r>
+              <w:rPr>
+                <w:b/>
+                <w:bCs/>
+                <w:sz w:val="24"/>
+                <w:szCs w:val="24"/>
+              </w:rPr>
+              <w:t xml:space="preserve">an </w:t>
             </w:r>
           </w:p>
         </w:tc>
@@ -37744,7 +39950,43 @@
                 <w:sz w:val="24"/>
                 <w:szCs w:val="24"/>
               </w:rPr>
-              <w:t>Dipertimbangkan</w:t>
+              <w:t>Dipertim</w:t>
+            </w:r>
+            <w:r>
+              <w:rPr>
+                <w:b/>
+                <w:bCs/>
+                <w:sz w:val="24"/>
+                <w:szCs w:val="24"/>
+              </w:rPr>
+              <w:t>-</w:t>
+            </w:r>
+            <w:r>
+              <w:rPr>
+                <w:b/>
+                <w:bCs/>
+                <w:sz w:val="24"/>
+                <w:szCs w:val="24"/>
+              </w:rPr>
+              <w:t>ba</w:t>
+            </w:r>
+            <w:r>
+              <w:rPr>
+                <w:b/>
+                <w:bCs/>
+                <w:sz w:val="24"/>
+                <w:szCs w:val="24"/>
+              </w:rPr>
+              <w:t>n</w:t>
+            </w:r>
+            <w:r>
+              <w:rPr>
+                <w:b/>
+                <w:bCs/>
+                <w:sz w:val="24"/>
+                <w:szCs w:val="24"/>
+              </w:rPr>
+              <w:t>gkan</w:t>
             </w:r>
           </w:p>
         </w:tc>
@@ -37768,7 +40010,43 @@
                 <w:sz w:val="24"/>
                 <w:szCs w:val="24"/>
               </w:rPr>
-              <w:t>Batasan/Relevansi terhadap Penelitian</w:t>
+              <w:t>Batasan/Re</w:t>
+            </w:r>
+            <w:r>
+              <w:rPr>
+                <w:b/>
+                <w:bCs/>
+                <w:sz w:val="24"/>
+                <w:szCs w:val="24"/>
+              </w:rPr>
+              <w:t>-</w:t>
+            </w:r>
+            <w:r>
+              <w:rPr>
+                <w:b/>
+                <w:bCs/>
+                <w:sz w:val="24"/>
+                <w:szCs w:val="24"/>
+              </w:rPr>
+              <w:t>l</w:t>
+            </w:r>
+            <w:r>
+              <w:rPr>
+                <w:b/>
+                <w:bCs/>
+                <w:sz w:val="24"/>
+                <w:szCs w:val="24"/>
+              </w:rPr>
+              <w:t>e</w:t>
+            </w:r>
+            <w:r>
+              <w:rPr>
+                <w:b/>
+                <w:bCs/>
+                <w:sz w:val="24"/>
+                <w:szCs w:val="24"/>
+              </w:rPr>
+              <w:t>vansi terhadap Penelitian</w:t>
             </w:r>
           </w:p>
         </w:tc>
@@ -37795,6 +40073,29 @@
                 <w:szCs w:val="24"/>
               </w:rPr>
               <w:t>Merrell dkk. (2011)</w:t>
+            </w:r>
+            <w:r>
+              <w:rPr>
+                <w:sz w:val="24"/>
+                <w:szCs w:val="24"/>
+              </w:rPr>
+              <w:t xml:space="preserve"> </w:t>
+            </w:r>
+            <w:r>
+              <w:rPr>
+                <w:sz w:val="24"/>
+                <w:szCs w:val="24"/>
+              </w:rPr>
+              <w:t xml:space="preserve">— </w:t>
+            </w:r>
+            <w:r>
+              <w:rPr>
+                <w:i/>
+                <w:iCs/>
+                <w:sz w:val="24"/>
+                <w:szCs w:val="24"/>
+              </w:rPr>
+              <w:t>Interactive Furniture Layout Using Interior Design Guidelines</w:t>
             </w:r>
           </w:p>
         </w:tc>
@@ -37905,6 +40206,29 @@
                 <w:szCs w:val="24"/>
               </w:rPr>
               <w:t>Yu dkk. (2011)</w:t>
+            </w:r>
+            <w:r>
+              <w:rPr>
+                <w:sz w:val="24"/>
+                <w:szCs w:val="24"/>
+              </w:rPr>
+              <w:t xml:space="preserve"> </w:t>
+            </w:r>
+            <w:r>
+              <w:rPr>
+                <w:sz w:val="24"/>
+                <w:szCs w:val="24"/>
+              </w:rPr>
+              <w:t xml:space="preserve">— </w:t>
+            </w:r>
+            <w:r>
+              <w:rPr>
+                <w:i/>
+                <w:iCs/>
+                <w:sz w:val="24"/>
+                <w:szCs w:val="24"/>
+              </w:rPr>
+              <w:t>Make It Home: Automatic Optimization of Furniture Arrangement</w:t>
             </w:r>
           </w:p>
         </w:tc>
@@ -38030,6 +40354,47 @@
               </w:rPr>
               <w:t>Indraprastha dan Shinozaki (2012)</w:t>
             </w:r>
+            <w:r>
+              <w:rPr>
+                <w:sz w:val="24"/>
+                <w:szCs w:val="24"/>
+              </w:rPr>
+              <w:t xml:space="preserve"> </w:t>
+            </w:r>
+            <w:r>
+              <w:rPr>
+                <w:sz w:val="24"/>
+                <w:szCs w:val="24"/>
+              </w:rPr>
+              <w:t xml:space="preserve">— </w:t>
+            </w:r>
+            <w:r>
+              <w:rPr>
+                <w:i/>
+                <w:iCs/>
+                <w:sz w:val="24"/>
+                <w:szCs w:val="24"/>
+              </w:rPr>
+              <w:t>Computatio</w:t>
+            </w:r>
+            <w:r>
+              <w:rPr>
+                <w:i/>
+                <w:iCs/>
+                <w:sz w:val="24"/>
+                <w:szCs w:val="24"/>
+              </w:rPr>
+              <w:t>-</w:t>
+            </w:r>
+            <w:r>
+              <w:rPr>
+                <w:i/>
+                <w:iCs/>
+                <w:sz w:val="24"/>
+                <w:szCs w:val="24"/>
+              </w:rPr>
+              <w:t>nal Models for Measuring Spatial Quality of Interior Design in Virtual Environment</w:t>
+            </w:r>
           </w:p>
         </w:tc>
         <w:tc>
@@ -38072,7 +40437,25 @@
                 <w:sz w:val="24"/>
                 <w:szCs w:val="24"/>
               </w:rPr>
-              <w:t>Computational spatial mapping</w:t>
+              <w:t>Computatio</w:t>
+            </w:r>
+            <w:r>
+              <w:rPr>
+                <w:i/>
+                <w:iCs/>
+                <w:sz w:val="24"/>
+                <w:szCs w:val="24"/>
+              </w:rPr>
+              <w:t>-</w:t>
+            </w:r>
+            <w:r>
+              <w:rPr>
+                <w:i/>
+                <w:iCs/>
+                <w:sz w:val="24"/>
+                <w:szCs w:val="24"/>
+              </w:rPr>
+              <w:t>nal spatial mapping</w:t>
             </w:r>
           </w:p>
         </w:tc>
@@ -38140,6 +40523,29 @@
               </w:rPr>
               <w:lastRenderedPageBreak/>
               <w:t>Abdelmohsen dkk. (2017)</w:t>
+            </w:r>
+            <w:r>
+              <w:rPr>
+                <w:sz w:val="24"/>
+                <w:szCs w:val="24"/>
+              </w:rPr>
+              <w:t xml:space="preserve"> </w:t>
+            </w:r>
+            <w:r>
+              <w:rPr>
+                <w:sz w:val="24"/>
+                <w:szCs w:val="24"/>
+              </w:rPr>
+              <w:t xml:space="preserve">— </w:t>
+            </w:r>
+            <w:r>
+              <w:rPr>
+                <w:i/>
+                <w:iCs/>
+                <w:sz w:val="24"/>
+                <w:szCs w:val="24"/>
+              </w:rPr>
+              <w:t>A Heuristic Approach for the Automated Generation of Furniture Layout Schemes in Residential Spaces</w:t>
             </w:r>
           </w:p>
         </w:tc>
@@ -38246,6 +40652,29 @@
                 <w:szCs w:val="24"/>
               </w:rPr>
               <w:t>Wang dkk. (2024)</w:t>
+            </w:r>
+            <w:r>
+              <w:rPr>
+                <w:sz w:val="24"/>
+                <w:szCs w:val="24"/>
+              </w:rPr>
+              <w:t xml:space="preserve"> </w:t>
+            </w:r>
+            <w:r>
+              <w:rPr>
+                <w:sz w:val="24"/>
+                <w:szCs w:val="24"/>
+              </w:rPr>
+              <w:t xml:space="preserve">— </w:t>
+            </w:r>
+            <w:r>
+              <w:rPr>
+                <w:i/>
+                <w:iCs/>
+                <w:sz w:val="24"/>
+                <w:szCs w:val="24"/>
+              </w:rPr>
+              <w:t>Chat2Layout: Interactive 3D Furniture Layout with a Multimodal LLM</w:t>
             </w:r>
           </w:p>
         </w:tc>
@@ -38411,7 +40840,21 @@
                 <w:sz w:val="24"/>
                 <w:szCs w:val="24"/>
               </w:rPr>
-              <w:t>Beberapa aspek kualitas tata letak yang dapat direpresentasikan secara komputasional</w:t>
+              <w:t>Beberapa aspek kualitas tata letak yang dapat direpresentasikan secara komputasio</w:t>
+            </w:r>
+            <w:r>
+              <w:rPr>
+                <w:sz w:val="24"/>
+                <w:szCs w:val="24"/>
+              </w:rPr>
+              <w:t>-</w:t>
+            </w:r>
+            <w:r>
+              <w:rPr>
+                <w:sz w:val="24"/>
+                <w:szCs w:val="24"/>
+              </w:rPr>
+              <w:t>nal</w:t>
             </w:r>
           </w:p>
         </w:tc>
@@ -39355,6 +41798,7 @@
           <w:szCs w:val="24"/>
           <w:lang w:val="en-ID"/>
         </w:rPr>
+        <w:lastRenderedPageBreak/>
         <w:t>dasar</w:t>
       </w:r>
       <w:proofErr w:type="spellEnd"/>
@@ -39547,7 +41991,6 @@
           <w:szCs w:val="24"/>
           <w:lang w:val="en-ID"/>
         </w:rPr>
-        <w:lastRenderedPageBreak/>
         <w:t>Meskipun</w:t>
       </w:r>
       <w:proofErr w:type="spellEnd"/>
@@ -40531,7 +42974,7 @@
         </w:numPr>
         <w:ind w:right="-7"/>
       </w:pPr>
-      <w:bookmarkStart w:id="18" w:name="_Toc240478604"/>
+      <w:bookmarkStart w:id="18" w:name="_Toc240975890"/>
       <w:r>
         <w:t>2.3.</w:t>
       </w:r>
@@ -42813,6 +45256,7 @@
           <w:szCs w:val="24"/>
           <w:lang w:val="en-ID"/>
         </w:rPr>
+        <w:lastRenderedPageBreak/>
         <w:t>masih</w:t>
       </w:r>
       <w:proofErr w:type="spellEnd"/>
@@ -43005,7 +45449,6 @@
           <w:szCs w:val="24"/>
           <w:lang w:val="en-ID"/>
         </w:rPr>
-        <w:lastRenderedPageBreak/>
         <w:t>Posisi</w:t>
       </w:r>
       <w:proofErr w:type="spellEnd"/>
@@ -46281,6 +48724,51 @@
           <w:szCs w:val="24"/>
         </w:rPr>
       </w:pPr>
+    </w:p>
+    <w:p>
+      <w:pPr>
+        <w:spacing w:line="360" w:lineRule="auto"/>
+        <w:ind w:right="-7"/>
+        <w:rPr>
+          <w:sz w:val="24"/>
+          <w:szCs w:val="24"/>
+        </w:rPr>
+      </w:pPr>
+    </w:p>
+    <w:p>
+      <w:pPr>
+        <w:spacing w:line="360" w:lineRule="auto"/>
+        <w:ind w:right="-7"/>
+        <w:rPr>
+          <w:sz w:val="24"/>
+          <w:szCs w:val="24"/>
+        </w:rPr>
+      </w:pPr>
+    </w:p>
+    <w:p>
+      <w:pPr>
+        <w:spacing w:line="360" w:lineRule="auto"/>
+        <w:ind w:right="-7"/>
+        <w:rPr>
+          <w:sz w:val="24"/>
+          <w:szCs w:val="24"/>
+        </w:rPr>
+      </w:pPr>
+    </w:p>
+    <w:p>
+      <w:pPr>
+        <w:autoSpaceDE/>
+        <w:autoSpaceDN/>
+        <w:rPr>
+          <w:rFonts w:eastAsiaTheme="majorEastAsia" w:cstheme="majorBidi"/>
+          <w:b/>
+          <w:sz w:val="28"/>
+          <w:szCs w:val="40"/>
+        </w:rPr>
+      </w:pPr>
+      <w:r>
+        <w:br w:type="page"/>
+      </w:r>
     </w:p>
     <w:p>
       <w:pPr>
@@ -46291,8 +48779,9 @@
         </w:numPr>
         <w:ind w:right="-7"/>
       </w:pPr>
-      <w:bookmarkStart w:id="19" w:name="_Toc240478605"/>
-      <w:r>
+      <w:bookmarkStart w:id="19" w:name="_Toc240975891"/>
+      <w:r>
+        <w:lastRenderedPageBreak/>
         <w:t>BAB III</w:t>
       </w:r>
       <w:bookmarkEnd w:id="19"/>
@@ -46306,7 +48795,7 @@
         </w:numPr>
         <w:ind w:right="-7"/>
       </w:pPr>
-      <w:bookmarkStart w:id="20" w:name="_Toc240478606"/>
+      <w:bookmarkStart w:id="20" w:name="_Toc240975892"/>
       <w:r>
         <w:t>METODOLOGI PENELITIAN</w:t>
       </w:r>
@@ -46340,7 +48829,7 @@
         </w:numPr>
         <w:ind w:right="-7"/>
       </w:pPr>
-      <w:bookmarkStart w:id="21" w:name="_Toc240478607"/>
+      <w:bookmarkStart w:id="21" w:name="_Toc240975893"/>
       <w:r>
         <w:t>3.1.</w:t>
       </w:r>
@@ -46371,9 +48860,8 @@
         </w:numPr>
         <w:ind w:right="-7"/>
       </w:pPr>
-      <w:bookmarkStart w:id="22" w:name="_Toc240478608"/>
-      <w:r>
-        <w:lastRenderedPageBreak/>
+      <w:bookmarkStart w:id="22" w:name="_Toc240975894"/>
+      <w:r>
         <w:t>3.2.</w:t>
       </w:r>
       <w:r>
@@ -46432,7 +48920,7 @@
         </w:numPr>
         <w:ind w:right="-7"/>
       </w:pPr>
-      <w:bookmarkStart w:id="24" w:name="_Toc240478609"/>
+      <w:bookmarkStart w:id="24" w:name="_Toc240975895"/>
       <w:r>
         <w:lastRenderedPageBreak/>
         <w:t>BAB IV</w:t>
@@ -46448,7 +48936,7 @@
         </w:numPr>
         <w:ind w:right="-7"/>
       </w:pPr>
-      <w:bookmarkStart w:id="25" w:name="_Toc240478610"/>
+      <w:bookmarkStart w:id="25" w:name="_Toc240975896"/>
       <w:r>
         <w:t>Jadwal Peneletian</w:t>
       </w:r>
@@ -46501,7 +48989,7 @@
         </w:numPr>
         <w:ind w:right="-7"/>
       </w:pPr>
-      <w:bookmarkStart w:id="26" w:name="_Toc240478611"/>
+      <w:bookmarkStart w:id="26" w:name="_Toc240975897"/>
       <w:r>
         <w:t>4.1.</w:t>
       </w:r>
@@ -46534,7 +49022,7 @@
         </w:numPr>
         <w:ind w:right="-7"/>
       </w:pPr>
-      <w:bookmarkStart w:id="27" w:name="_Toc240478612"/>
+      <w:bookmarkStart w:id="27" w:name="_Toc240975898"/>
       <w:r>
         <w:t>DAFTAR PUSTAKA</w:t>
       </w:r>
@@ -46950,7 +49438,7 @@
         </w:numPr>
         <w:ind w:right="-7"/>
       </w:pPr>
-      <w:bookmarkStart w:id="28" w:name="_Toc240478613"/>
+      <w:bookmarkStart w:id="28" w:name="_Toc240975899"/>
       <w:r>
         <w:lastRenderedPageBreak/>
         <w:t>LAMPIRAN</w:t>
@@ -47651,6 +50139,119 @@
     </w:lvl>
   </w:abstractNum>
   <w:abstractNum w:abstractNumId="2" w15:restartNumberingAfterBreak="0">
+    <w:nsid w:val="078D61CD"/>
+    <w:multiLevelType w:val="multilevel"/>
+    <w:tmpl w:val="912E2FD8"/>
+    <w:lvl w:ilvl="0">
+      <w:start w:val="1"/>
+      <w:numFmt w:val="decimal"/>
+      <w:lvlText w:val="%1."/>
+      <w:lvlJc w:val="left"/>
+      <w:pPr>
+        <w:tabs>
+          <w:tab w:val="num" w:pos="720"/>
+        </w:tabs>
+        <w:ind w:left="720" w:hanging="360"/>
+      </w:pPr>
+    </w:lvl>
+    <w:lvl w:ilvl="1" w:tentative="1">
+      <w:start w:val="1"/>
+      <w:numFmt w:val="decimal"/>
+      <w:lvlText w:val="%2."/>
+      <w:lvlJc w:val="left"/>
+      <w:pPr>
+        <w:tabs>
+          <w:tab w:val="num" w:pos="1440"/>
+        </w:tabs>
+        <w:ind w:left="1440" w:hanging="360"/>
+      </w:pPr>
+    </w:lvl>
+    <w:lvl w:ilvl="2" w:tentative="1">
+      <w:start w:val="1"/>
+      <w:numFmt w:val="decimal"/>
+      <w:lvlText w:val="%3."/>
+      <w:lvlJc w:val="left"/>
+      <w:pPr>
+        <w:tabs>
+          <w:tab w:val="num" w:pos="2160"/>
+        </w:tabs>
+        <w:ind w:left="2160" w:hanging="360"/>
+      </w:pPr>
+    </w:lvl>
+    <w:lvl w:ilvl="3" w:tentative="1">
+      <w:start w:val="1"/>
+      <w:numFmt w:val="decimal"/>
+      <w:lvlText w:val="%4."/>
+      <w:lvlJc w:val="left"/>
+      <w:pPr>
+        <w:tabs>
+          <w:tab w:val="num" w:pos="2880"/>
+        </w:tabs>
+        <w:ind w:left="2880" w:hanging="360"/>
+      </w:pPr>
+    </w:lvl>
+    <w:lvl w:ilvl="4" w:tentative="1">
+      <w:start w:val="1"/>
+      <w:numFmt w:val="decimal"/>
+      <w:lvlText w:val="%5."/>
+      <w:lvlJc w:val="left"/>
+      <w:pPr>
+        <w:tabs>
+          <w:tab w:val="num" w:pos="3600"/>
+        </w:tabs>
+        <w:ind w:left="3600" w:hanging="360"/>
+      </w:pPr>
+    </w:lvl>
+    <w:lvl w:ilvl="5" w:tentative="1">
+      <w:start w:val="1"/>
+      <w:numFmt w:val="decimal"/>
+      <w:lvlText w:val="%6."/>
+      <w:lvlJc w:val="left"/>
+      <w:pPr>
+        <w:tabs>
+          <w:tab w:val="num" w:pos="4320"/>
+        </w:tabs>
+        <w:ind w:left="4320" w:hanging="360"/>
+      </w:pPr>
+    </w:lvl>
+    <w:lvl w:ilvl="6" w:tentative="1">
+      <w:start w:val="1"/>
+      <w:numFmt w:val="decimal"/>
+      <w:lvlText w:val="%7."/>
+      <w:lvlJc w:val="left"/>
+      <w:pPr>
+        <w:tabs>
+          <w:tab w:val="num" w:pos="5040"/>
+        </w:tabs>
+        <w:ind w:left="5040" w:hanging="360"/>
+      </w:pPr>
+    </w:lvl>
+    <w:lvl w:ilvl="7" w:tentative="1">
+      <w:start w:val="1"/>
+      <w:numFmt w:val="decimal"/>
+      <w:lvlText w:val="%8."/>
+      <w:lvlJc w:val="left"/>
+      <w:pPr>
+        <w:tabs>
+          <w:tab w:val="num" w:pos="5760"/>
+        </w:tabs>
+        <w:ind w:left="5760" w:hanging="360"/>
+      </w:pPr>
+    </w:lvl>
+    <w:lvl w:ilvl="8" w:tentative="1">
+      <w:start w:val="1"/>
+      <w:numFmt w:val="decimal"/>
+      <w:lvlText w:val="%9."/>
+      <w:lvlJc w:val="left"/>
+      <w:pPr>
+        <w:tabs>
+          <w:tab w:val="num" w:pos="6480"/>
+        </w:tabs>
+        <w:ind w:left="6480" w:hanging="360"/>
+      </w:pPr>
+    </w:lvl>
+  </w:abstractNum>
+  <w:abstractNum w:abstractNumId="3" w15:restartNumberingAfterBreak="0">
     <w:nsid w:val="0C1D61DD"/>
     <w:multiLevelType w:val="multilevel"/>
     <w:tmpl w:val="AD2E3374"/>
@@ -47739,7 +50340,7 @@
       </w:pPr>
     </w:lvl>
   </w:abstractNum>
-  <w:abstractNum w:abstractNumId="3" w15:restartNumberingAfterBreak="0">
+  <w:abstractNum w:abstractNumId="4" w15:restartNumberingAfterBreak="0">
     <w:nsid w:val="0DFD4DA9"/>
     <w:multiLevelType w:val="hybridMultilevel"/>
     <w:tmpl w:val="7A50B0D2"/>
@@ -47828,7 +50429,120 @@
       </w:pPr>
     </w:lvl>
   </w:abstractNum>
-  <w:abstractNum w:abstractNumId="4" w15:restartNumberingAfterBreak="0">
+  <w:abstractNum w:abstractNumId="5" w15:restartNumberingAfterBreak="0">
+    <w:nsid w:val="13072C7F"/>
+    <w:multiLevelType w:val="multilevel"/>
+    <w:tmpl w:val="5CB02D22"/>
+    <w:lvl w:ilvl="0">
+      <w:start w:val="1"/>
+      <w:numFmt w:val="decimal"/>
+      <w:lvlText w:val="%1."/>
+      <w:lvlJc w:val="left"/>
+      <w:pPr>
+        <w:tabs>
+          <w:tab w:val="num" w:pos="720"/>
+        </w:tabs>
+        <w:ind w:left="720" w:hanging="360"/>
+      </w:pPr>
+    </w:lvl>
+    <w:lvl w:ilvl="1" w:tentative="1">
+      <w:start w:val="1"/>
+      <w:numFmt w:val="decimal"/>
+      <w:lvlText w:val="%2."/>
+      <w:lvlJc w:val="left"/>
+      <w:pPr>
+        <w:tabs>
+          <w:tab w:val="num" w:pos="1440"/>
+        </w:tabs>
+        <w:ind w:left="1440" w:hanging="360"/>
+      </w:pPr>
+    </w:lvl>
+    <w:lvl w:ilvl="2" w:tentative="1">
+      <w:start w:val="1"/>
+      <w:numFmt w:val="decimal"/>
+      <w:lvlText w:val="%3."/>
+      <w:lvlJc w:val="left"/>
+      <w:pPr>
+        <w:tabs>
+          <w:tab w:val="num" w:pos="2160"/>
+        </w:tabs>
+        <w:ind w:left="2160" w:hanging="360"/>
+      </w:pPr>
+    </w:lvl>
+    <w:lvl w:ilvl="3" w:tentative="1">
+      <w:start w:val="1"/>
+      <w:numFmt w:val="decimal"/>
+      <w:lvlText w:val="%4."/>
+      <w:lvlJc w:val="left"/>
+      <w:pPr>
+        <w:tabs>
+          <w:tab w:val="num" w:pos="2880"/>
+        </w:tabs>
+        <w:ind w:left="2880" w:hanging="360"/>
+      </w:pPr>
+    </w:lvl>
+    <w:lvl w:ilvl="4" w:tentative="1">
+      <w:start w:val="1"/>
+      <w:numFmt w:val="decimal"/>
+      <w:lvlText w:val="%5."/>
+      <w:lvlJc w:val="left"/>
+      <w:pPr>
+        <w:tabs>
+          <w:tab w:val="num" w:pos="3600"/>
+        </w:tabs>
+        <w:ind w:left="3600" w:hanging="360"/>
+      </w:pPr>
+    </w:lvl>
+    <w:lvl w:ilvl="5" w:tentative="1">
+      <w:start w:val="1"/>
+      <w:numFmt w:val="decimal"/>
+      <w:lvlText w:val="%6."/>
+      <w:lvlJc w:val="left"/>
+      <w:pPr>
+        <w:tabs>
+          <w:tab w:val="num" w:pos="4320"/>
+        </w:tabs>
+        <w:ind w:left="4320" w:hanging="360"/>
+      </w:pPr>
+    </w:lvl>
+    <w:lvl w:ilvl="6" w:tentative="1">
+      <w:start w:val="1"/>
+      <w:numFmt w:val="decimal"/>
+      <w:lvlText w:val="%7."/>
+      <w:lvlJc w:val="left"/>
+      <w:pPr>
+        <w:tabs>
+          <w:tab w:val="num" w:pos="5040"/>
+        </w:tabs>
+        <w:ind w:left="5040" w:hanging="360"/>
+      </w:pPr>
+    </w:lvl>
+    <w:lvl w:ilvl="7" w:tentative="1">
+      <w:start w:val="1"/>
+      <w:numFmt w:val="decimal"/>
+      <w:lvlText w:val="%8."/>
+      <w:lvlJc w:val="left"/>
+      <w:pPr>
+        <w:tabs>
+          <w:tab w:val="num" w:pos="5760"/>
+        </w:tabs>
+        <w:ind w:left="5760" w:hanging="360"/>
+      </w:pPr>
+    </w:lvl>
+    <w:lvl w:ilvl="8" w:tentative="1">
+      <w:start w:val="1"/>
+      <w:numFmt w:val="decimal"/>
+      <w:lvlText w:val="%9."/>
+      <w:lvlJc w:val="left"/>
+      <w:pPr>
+        <w:tabs>
+          <w:tab w:val="num" w:pos="6480"/>
+        </w:tabs>
+        <w:ind w:left="6480" w:hanging="360"/>
+      </w:pPr>
+    </w:lvl>
+  </w:abstractNum>
+  <w:abstractNum w:abstractNumId="6" w15:restartNumberingAfterBreak="0">
     <w:nsid w:val="17F96083"/>
     <w:multiLevelType w:val="multilevel"/>
     <w:tmpl w:val="8854653C"/>
@@ -47941,7 +50655,7 @@
       </w:pPr>
     </w:lvl>
   </w:abstractNum>
-  <w:abstractNum w:abstractNumId="5" w15:restartNumberingAfterBreak="0">
+  <w:abstractNum w:abstractNumId="7" w15:restartNumberingAfterBreak="0">
     <w:nsid w:val="1AA565BC"/>
     <w:multiLevelType w:val="multilevel"/>
     <w:tmpl w:val="41FCB940"/>
@@ -48054,7 +50768,7 @@
       </w:rPr>
     </w:lvl>
   </w:abstractNum>
-  <w:abstractNum w:abstractNumId="6" w15:restartNumberingAfterBreak="0">
+  <w:abstractNum w:abstractNumId="8" w15:restartNumberingAfterBreak="0">
     <w:nsid w:val="1E2E716C"/>
     <w:multiLevelType w:val="hybridMultilevel"/>
     <w:tmpl w:val="C1685FBC"/>
@@ -48143,7 +50857,7 @@
       </w:pPr>
     </w:lvl>
   </w:abstractNum>
-  <w:abstractNum w:abstractNumId="7" w15:restartNumberingAfterBreak="0">
+  <w:abstractNum w:abstractNumId="9" w15:restartNumberingAfterBreak="0">
     <w:nsid w:val="28A03528"/>
     <w:multiLevelType w:val="hybridMultilevel"/>
     <w:tmpl w:val="EE443012"/>
@@ -48232,7 +50946,7 @@
       </w:pPr>
     </w:lvl>
   </w:abstractNum>
-  <w:abstractNum w:abstractNumId="8" w15:restartNumberingAfterBreak="0">
+  <w:abstractNum w:abstractNumId="10" w15:restartNumberingAfterBreak="0">
     <w:nsid w:val="2F3B216C"/>
     <w:multiLevelType w:val="multilevel"/>
     <w:tmpl w:val="CBB0B856"/>
@@ -48345,7 +51059,7 @@
       </w:pPr>
     </w:lvl>
   </w:abstractNum>
-  <w:abstractNum w:abstractNumId="9" w15:restartNumberingAfterBreak="0">
+  <w:abstractNum w:abstractNumId="11" w15:restartNumberingAfterBreak="0">
     <w:nsid w:val="31567DA1"/>
     <w:multiLevelType w:val="multilevel"/>
     <w:tmpl w:val="B4F8FE80"/>
@@ -48458,7 +51172,7 @@
       </w:pPr>
     </w:lvl>
   </w:abstractNum>
-  <w:abstractNum w:abstractNumId="10" w15:restartNumberingAfterBreak="0">
+  <w:abstractNum w:abstractNumId="12" w15:restartNumberingAfterBreak="0">
     <w:nsid w:val="4528616C"/>
     <w:multiLevelType w:val="multilevel"/>
     <w:tmpl w:val="94D2B32E"/>
@@ -48571,7 +51285,7 @@
       </w:rPr>
     </w:lvl>
   </w:abstractNum>
-  <w:abstractNum w:abstractNumId="11" w15:restartNumberingAfterBreak="0">
+  <w:abstractNum w:abstractNumId="13" w15:restartNumberingAfterBreak="0">
     <w:nsid w:val="523B5FB4"/>
     <w:multiLevelType w:val="hybridMultilevel"/>
     <w:tmpl w:val="8F5066BA"/>
@@ -48660,7 +51374,7 @@
       </w:pPr>
     </w:lvl>
   </w:abstractNum>
-  <w:abstractNum w:abstractNumId="12" w15:restartNumberingAfterBreak="0">
+  <w:abstractNum w:abstractNumId="14" w15:restartNumberingAfterBreak="0">
     <w:nsid w:val="599E447D"/>
     <w:multiLevelType w:val="multilevel"/>
     <w:tmpl w:val="44A26610"/>
@@ -48773,7 +51487,7 @@
       </w:rPr>
     </w:lvl>
   </w:abstractNum>
-  <w:abstractNum w:abstractNumId="13" w15:restartNumberingAfterBreak="0">
+  <w:abstractNum w:abstractNumId="15" w15:restartNumberingAfterBreak="0">
     <w:nsid w:val="5BBB4C8F"/>
     <w:multiLevelType w:val="hybridMultilevel"/>
     <w:tmpl w:val="F3E0600A"/>
@@ -48862,7 +51576,120 @@
       </w:pPr>
     </w:lvl>
   </w:abstractNum>
-  <w:abstractNum w:abstractNumId="14" w15:restartNumberingAfterBreak="0">
+  <w:abstractNum w:abstractNumId="16" w15:restartNumberingAfterBreak="0">
+    <w:nsid w:val="5FC84793"/>
+    <w:multiLevelType w:val="multilevel"/>
+    <w:tmpl w:val="0DEED424"/>
+    <w:lvl w:ilvl="0">
+      <w:start w:val="1"/>
+      <w:numFmt w:val="decimal"/>
+      <w:lvlText w:val="%1."/>
+      <w:lvlJc w:val="left"/>
+      <w:pPr>
+        <w:tabs>
+          <w:tab w:val="num" w:pos="720"/>
+        </w:tabs>
+        <w:ind w:left="720" w:hanging="360"/>
+      </w:pPr>
+    </w:lvl>
+    <w:lvl w:ilvl="1" w:tentative="1">
+      <w:start w:val="1"/>
+      <w:numFmt w:val="decimal"/>
+      <w:lvlText w:val="%2."/>
+      <w:lvlJc w:val="left"/>
+      <w:pPr>
+        <w:tabs>
+          <w:tab w:val="num" w:pos="1440"/>
+        </w:tabs>
+        <w:ind w:left="1440" w:hanging="360"/>
+      </w:pPr>
+    </w:lvl>
+    <w:lvl w:ilvl="2" w:tentative="1">
+      <w:start w:val="1"/>
+      <w:numFmt w:val="decimal"/>
+      <w:lvlText w:val="%3."/>
+      <w:lvlJc w:val="left"/>
+      <w:pPr>
+        <w:tabs>
+          <w:tab w:val="num" w:pos="2160"/>
+        </w:tabs>
+        <w:ind w:left="2160" w:hanging="360"/>
+      </w:pPr>
+    </w:lvl>
+    <w:lvl w:ilvl="3" w:tentative="1">
+      <w:start w:val="1"/>
+      <w:numFmt w:val="decimal"/>
+      <w:lvlText w:val="%4."/>
+      <w:lvlJc w:val="left"/>
+      <w:pPr>
+        <w:tabs>
+          <w:tab w:val="num" w:pos="2880"/>
+        </w:tabs>
+        <w:ind w:left="2880" w:hanging="360"/>
+      </w:pPr>
+    </w:lvl>
+    <w:lvl w:ilvl="4" w:tentative="1">
+      <w:start w:val="1"/>
+      <w:numFmt w:val="decimal"/>
+      <w:lvlText w:val="%5."/>
+      <w:lvlJc w:val="left"/>
+      <w:pPr>
+        <w:tabs>
+          <w:tab w:val="num" w:pos="3600"/>
+        </w:tabs>
+        <w:ind w:left="3600" w:hanging="360"/>
+      </w:pPr>
+    </w:lvl>
+    <w:lvl w:ilvl="5" w:tentative="1">
+      <w:start w:val="1"/>
+      <w:numFmt w:val="decimal"/>
+      <w:lvlText w:val="%6."/>
+      <w:lvlJc w:val="left"/>
+      <w:pPr>
+        <w:tabs>
+          <w:tab w:val="num" w:pos="4320"/>
+        </w:tabs>
+        <w:ind w:left="4320" w:hanging="360"/>
+      </w:pPr>
+    </w:lvl>
+    <w:lvl w:ilvl="6" w:tentative="1">
+      <w:start w:val="1"/>
+      <w:numFmt w:val="decimal"/>
+      <w:lvlText w:val="%7."/>
+      <w:lvlJc w:val="left"/>
+      <w:pPr>
+        <w:tabs>
+          <w:tab w:val="num" w:pos="5040"/>
+        </w:tabs>
+        <w:ind w:left="5040" w:hanging="360"/>
+      </w:pPr>
+    </w:lvl>
+    <w:lvl w:ilvl="7" w:tentative="1">
+      <w:start w:val="1"/>
+      <w:numFmt w:val="decimal"/>
+      <w:lvlText w:val="%8."/>
+      <w:lvlJc w:val="left"/>
+      <w:pPr>
+        <w:tabs>
+          <w:tab w:val="num" w:pos="5760"/>
+        </w:tabs>
+        <w:ind w:left="5760" w:hanging="360"/>
+      </w:pPr>
+    </w:lvl>
+    <w:lvl w:ilvl="8" w:tentative="1">
+      <w:start w:val="1"/>
+      <w:numFmt w:val="decimal"/>
+      <w:lvlText w:val="%9."/>
+      <w:lvlJc w:val="left"/>
+      <w:pPr>
+        <w:tabs>
+          <w:tab w:val="num" w:pos="6480"/>
+        </w:tabs>
+        <w:ind w:left="6480" w:hanging="360"/>
+      </w:pPr>
+    </w:lvl>
+  </w:abstractNum>
+  <w:abstractNum w:abstractNumId="17" w15:restartNumberingAfterBreak="0">
     <w:nsid w:val="609212C6"/>
     <w:multiLevelType w:val="multilevel"/>
     <w:tmpl w:val="EE84D856"/>
@@ -48975,7 +51802,7 @@
       </w:rPr>
     </w:lvl>
   </w:abstractNum>
-  <w:abstractNum w:abstractNumId="15" w15:restartNumberingAfterBreak="0">
+  <w:abstractNum w:abstractNumId="18" w15:restartNumberingAfterBreak="0">
     <w:nsid w:val="63003920"/>
     <w:multiLevelType w:val="multilevel"/>
     <w:tmpl w:val="A5A4F442"/>
@@ -49097,7 +51924,7 @@
       </w:pPr>
     </w:lvl>
   </w:abstractNum>
-  <w:abstractNum w:abstractNumId="16" w15:restartNumberingAfterBreak="0">
+  <w:abstractNum w:abstractNumId="19" w15:restartNumberingAfterBreak="0">
     <w:nsid w:val="6FA32285"/>
     <w:multiLevelType w:val="multilevel"/>
     <w:tmpl w:val="12165BAE"/>
@@ -49210,7 +52037,7 @@
       </w:pPr>
     </w:lvl>
   </w:abstractNum>
-  <w:abstractNum w:abstractNumId="17" w15:restartNumberingAfterBreak="0">
+  <w:abstractNum w:abstractNumId="20" w15:restartNumberingAfterBreak="0">
     <w:nsid w:val="7382196F"/>
     <w:multiLevelType w:val="hybridMultilevel"/>
     <w:tmpl w:val="74AEC792"/>
@@ -49299,7 +52126,7 @@
       </w:pPr>
     </w:lvl>
   </w:abstractNum>
-  <w:abstractNum w:abstractNumId="18" w15:restartNumberingAfterBreak="0">
+  <w:abstractNum w:abstractNumId="21" w15:restartNumberingAfterBreak="0">
     <w:nsid w:val="73C342A1"/>
     <w:multiLevelType w:val="multilevel"/>
     <w:tmpl w:val="9EA46B54"/>
@@ -49413,61 +52240,70 @@
     </w:lvl>
   </w:abstractNum>
   <w:num w:numId="1" w16cid:durableId="1143616179">
-    <w:abstractNumId w:val="2"/>
+    <w:abstractNumId w:val="3"/>
   </w:num>
   <w:num w:numId="2" w16cid:durableId="616134477">
+    <w:abstractNumId w:val="18"/>
+  </w:num>
+  <w:num w:numId="3" w16cid:durableId="5981257">
     <w:abstractNumId w:val="15"/>
   </w:num>
-  <w:num w:numId="3" w16cid:durableId="5981257">
-    <w:abstractNumId w:val="13"/>
-  </w:num>
   <w:num w:numId="4" w16cid:durableId="783575751">
-    <w:abstractNumId w:val="10"/>
+    <w:abstractNumId w:val="12"/>
   </w:num>
   <w:num w:numId="5" w16cid:durableId="1913464763">
+    <w:abstractNumId w:val="17"/>
+  </w:num>
+  <w:num w:numId="6" w16cid:durableId="11272542">
     <w:abstractNumId w:val="14"/>
   </w:num>
-  <w:num w:numId="6" w16cid:durableId="11272542">
-    <w:abstractNumId w:val="12"/>
-  </w:num>
   <w:num w:numId="7" w16cid:durableId="1891334489">
-    <w:abstractNumId w:val="18"/>
+    <w:abstractNumId w:val="21"/>
   </w:num>
   <w:num w:numId="8" w16cid:durableId="488330051">
-    <w:abstractNumId w:val="5"/>
+    <w:abstractNumId w:val="7"/>
   </w:num>
   <w:num w:numId="9" w16cid:durableId="2136176280">
     <w:abstractNumId w:val="0"/>
   </w:num>
   <w:num w:numId="10" w16cid:durableId="1945846520">
-    <w:abstractNumId w:val="7"/>
+    <w:abstractNumId w:val="9"/>
   </w:num>
   <w:num w:numId="11" w16cid:durableId="1134525930">
-    <w:abstractNumId w:val="11"/>
+    <w:abstractNumId w:val="13"/>
   </w:num>
   <w:num w:numId="12" w16cid:durableId="789398257">
-    <w:abstractNumId w:val="8"/>
+    <w:abstractNumId w:val="10"/>
   </w:num>
   <w:num w:numId="13" w16cid:durableId="1604192016">
     <w:abstractNumId w:val="1"/>
   </w:num>
   <w:num w:numId="14" w16cid:durableId="1564218994">
-    <w:abstractNumId w:val="17"/>
+    <w:abstractNumId w:val="20"/>
   </w:num>
   <w:num w:numId="15" w16cid:durableId="365302406">
-    <w:abstractNumId w:val="9"/>
+    <w:abstractNumId w:val="11"/>
   </w:num>
   <w:num w:numId="16" w16cid:durableId="1447192664">
+    <w:abstractNumId w:val="19"/>
+  </w:num>
+  <w:num w:numId="17" w16cid:durableId="592207306">
+    <w:abstractNumId w:val="6"/>
+  </w:num>
+  <w:num w:numId="18" w16cid:durableId="276568916">
+    <w:abstractNumId w:val="4"/>
+  </w:num>
+  <w:num w:numId="19" w16cid:durableId="1303774076">
+    <w:abstractNumId w:val="8"/>
+  </w:num>
+  <w:num w:numId="20" w16cid:durableId="1943149647">
     <w:abstractNumId w:val="16"/>
   </w:num>
-  <w:num w:numId="17" w16cid:durableId="592207306">
-    <w:abstractNumId w:val="4"/>
+  <w:num w:numId="21" w16cid:durableId="2068525609">
+    <w:abstractNumId w:val="5"/>
   </w:num>
-  <w:num w:numId="18" w16cid:durableId="276568916">
-    <w:abstractNumId w:val="3"/>
-  </w:num>
-  <w:num w:numId="19" w16cid:durableId="1303774076">
-    <w:abstractNumId w:val="6"/>
+  <w:num w:numId="22" w16cid:durableId="21979247">
+    <w:abstractNumId w:val="2"/>
   </w:num>
 </w:numbering>
 </file>
